--- a/problems_template.docx
+++ b/problems_template.docx
@@ -19,14 +19,23 @@
           <w:bCs/>
           <w:lang w:val="en-US"/>
         </w:rPr>
-        <w:t>Phố ẩm thực</w:t>
+        <w:t>Hái</w:t>
+      </w:r>
+      <w:r>
+        <w:rPr>
+          <w:rFonts w:cstheme="minorHAnsi"/>
+          <w:b/>
+          <w:bCs/>
+          <w:lang w:val="en-US"/>
+        </w:rPr>
+        <w:t xml:space="preserve"> táo</w:t>
       </w:r>
     </w:p>
     <w:p>
       <w:pPr>
         <w:rPr>
-          <w:rFonts w:cstheme="minorHAnsi"/>
-          <w:lang w:val="en"/>
+          <w:rFonts w:eastAsiaTheme="minorEastAsia" w:cstheme="minorHAnsi"/>
+          <w:lang w:val="en-US"/>
         </w:rPr>
       </w:pPr>
       <w:r>
@@ -34,133 +43,825 @@
           <w:rFonts w:cstheme="minorHAnsi"/>
           <w:lang w:val="en"/>
         </w:rPr>
-        <w:t xml:space="preserve">An là một người ham ăn, vậy nên một hôm cậu ta đã quyết định đến thăm một phố ẩm thực gần nhà cậu ấy và cậu ấy đi qua </w:t>
+        <w:t>Sau kì thi vào 10 đầy căng thẳng và áp lực</w:t>
+      </w:r>
+      <w:r>
+        <w:rPr>
+          <w:rFonts w:cstheme="minorHAnsi"/>
+          <w:lang w:val="en"/>
+        </w:rPr>
+        <w:t xml:space="preserve">, giáo sư Z dẫn học sinh của mình vào vườn cây táo kì diệu của mình. Vườn của giáo sư Z chứa </w:t>
       </w:r>
       <m:oMath>
         <m:r>
           <w:rPr>
-            <w:rFonts w:ascii="Cambria Math" w:hAnsi="Cambria Math" w:cstheme="minorHAnsi"/>
-            <w:lang w:val="en"/>
+            <w:rFonts w:ascii="Cambria Math" w:hAnsi="Cambria Math"/>
           </w:rPr>
           <m:t>N</m:t>
         </m:r>
       </m:oMath>
       <w:r>
         <w:rPr>
-          <w:rFonts w:cstheme="minorHAnsi"/>
-          <w:lang w:val="en"/>
+          <w:rFonts w:eastAsiaTheme="minorEastAsia" w:cstheme="minorHAnsi"/>
+          <w:lang w:val="en-US"/>
         </w:rPr>
-        <w:t xml:space="preserve"> gian hàng, mỗi gian hàng có </w:t>
+        <w:t xml:space="preserve"> cây táo, điểm đặc biệt ở những cây này là thân cây của chúng được phủ lên những màu sắc khác nhau. </w:t>
       </w:r>
       <w:r>
         <w:rPr>
-          <w:rFonts w:cstheme="minorHAnsi"/>
-          <w:i/>
-          <w:iCs/>
-          <w:lang w:val="en"/>
+          <w:rFonts w:eastAsiaTheme="minorEastAsia" w:cstheme="minorHAnsi"/>
+          <w:lang w:val="en-US"/>
         </w:rPr>
-        <w:t>“độ ngon”</w:t>
+        <w:t>Cây</w:t>
       </w:r>
       <w:r>
         <w:rPr>
-          <w:rFonts w:cstheme="minorHAnsi"/>
-          <w:lang w:val="en"/>
+          <w:rFonts w:eastAsiaTheme="minorEastAsia" w:cstheme="minorHAnsi"/>
+          <w:lang w:val="en-US"/>
         </w:rPr>
-        <w:t xml:space="preserve"> được xác định bởi N số nguyên dương tương ứng. Tức là gian hàng thứ </w:t>
+        <w:t xml:space="preserve"> táo thứ </w:t>
       </w:r>
       <m:oMath>
         <m:r>
           <w:rPr>
-            <w:rFonts w:ascii="Cambria Math" w:hAnsi="Cambria Math" w:cstheme="minorHAnsi"/>
-            <w:lang w:val="en"/>
+            <w:rFonts w:ascii="Cambria Math" w:eastAsiaTheme="minorEastAsia" w:hAnsi="Cambria Math" w:cstheme="minorHAnsi"/>
+            <w:lang w:val="en-US"/>
           </w:rPr>
           <m:t>i</m:t>
         </m:r>
       </m:oMath>
       <w:r>
         <w:rPr>
-          <w:rFonts w:cstheme="minorHAnsi"/>
-          <w:lang w:val="en"/>
+          <w:rFonts w:eastAsiaTheme="minorEastAsia" w:cstheme="minorHAnsi"/>
+          <w:lang w:val="en-US"/>
         </w:rPr>
-        <w:t xml:space="preserve"> có </w:t>
+        <w:t xml:space="preserve"> có mã màu thân cây là </w:t>
+      </w:r>
+      <m:oMath>
+        <m:sSub>
+          <m:sSubPr>
+            <m:ctrlPr>
+              <w:rPr>
+                <w:rFonts w:ascii="Cambria Math" w:eastAsiaTheme="minorEastAsia" w:hAnsi="Cambria Math" w:cstheme="minorHAnsi"/>
+                <w:i/>
+                <w:lang w:val="en-US"/>
+              </w:rPr>
+            </m:ctrlPr>
+          </m:sSubPr>
+          <m:e>
+            <m:r>
+              <w:rPr>
+                <w:rFonts w:ascii="Cambria Math" w:eastAsiaTheme="minorEastAsia" w:hAnsi="Cambria Math" w:cstheme="minorHAnsi"/>
+                <w:lang w:val="en-US"/>
+              </w:rPr>
+              <m:t>c</m:t>
+            </m:r>
+          </m:e>
+          <m:sub>
+            <m:r>
+              <w:rPr>
+                <w:rFonts w:ascii="Cambria Math" w:eastAsiaTheme="minorEastAsia" w:hAnsi="Cambria Math" w:cstheme="minorHAnsi"/>
+                <w:lang w:val="en-US"/>
+              </w:rPr>
+              <m:t>i</m:t>
+            </m:r>
+          </m:sub>
+        </m:sSub>
+      </m:oMath>
+      <w:r>
+        <w:rPr>
+          <w:rFonts w:eastAsiaTheme="minorEastAsia" w:cstheme="minorHAnsi"/>
+          <w:lang w:val="en-US"/>
+        </w:rPr>
+        <w:t xml:space="preserve">, số lượng táo là </w:t>
+      </w:r>
+      <m:oMath>
+        <m:sSub>
+          <m:sSubPr>
+            <m:ctrlPr>
+              <w:rPr>
+                <w:rFonts w:ascii="Cambria Math" w:eastAsiaTheme="minorEastAsia" w:hAnsi="Cambria Math" w:cstheme="minorHAnsi"/>
+                <w:i/>
+                <w:lang w:val="en-US"/>
+              </w:rPr>
+            </m:ctrlPr>
+          </m:sSubPr>
+          <m:e>
+            <m:r>
+              <w:rPr>
+                <w:rFonts w:ascii="Cambria Math" w:eastAsiaTheme="minorEastAsia" w:hAnsi="Cambria Math" w:cstheme="minorHAnsi"/>
+                <w:lang w:val="en-US"/>
+              </w:rPr>
+              <m:t>s</m:t>
+            </m:r>
+          </m:e>
+          <m:sub>
+            <m:r>
+              <w:rPr>
+                <w:rFonts w:ascii="Cambria Math" w:eastAsiaTheme="minorEastAsia" w:hAnsi="Cambria Math" w:cstheme="minorHAnsi"/>
+                <w:lang w:val="en-US"/>
+              </w:rPr>
+              <m:t>i</m:t>
+            </m:r>
+          </m:sub>
+        </m:sSub>
+      </m:oMath>
+      <w:r>
+        <w:rPr>
+          <w:rFonts w:eastAsiaTheme="minorEastAsia" w:cstheme="minorHAnsi"/>
+          <w:lang w:val="en-US"/>
+        </w:rPr>
+        <w:t xml:space="preserve">. </w:t>
       </w:r>
       <w:r>
         <w:rPr>
-          <w:rFonts w:cstheme="minorHAnsi"/>
-          <w:i/>
-          <w:iCs/>
-          <w:lang w:val="en"/>
+          <w:rFonts w:eastAsiaTheme="minorEastAsia" w:cstheme="minorHAnsi"/>
+          <w:lang w:val="en-US"/>
         </w:rPr>
-        <w:t>“độ ngon”</w:t>
+        <w:t>Giáo sư Z muốn chọn ra những cây táo để hái và đem cho học sinh của mình. Vì muốn thưởng học sinh của mình sau kì thi vào 10 căng thẳng, giáo sư Z muốn hái nhiều táo nhất có thể. Tuy nhiên,</w:t>
       </w:r>
       <w:r>
         <w:rPr>
+          <w:rFonts w:eastAsiaTheme="minorEastAsia" w:cstheme="minorHAnsi"/>
+          <w:lang w:val="en-US"/>
+        </w:rPr>
+        <w:t xml:space="preserve"> giáo sư Z là một người bị mắc hội chứng OCD, nên giáo sư Z </w:t>
+      </w:r>
+      <w:r>
+        <w:rPr>
+          <w:rFonts w:eastAsiaTheme="minorEastAsia" w:cstheme="minorHAnsi"/>
+          <w:lang w:val="en-US"/>
+        </w:rPr>
+        <w:t xml:space="preserve">muốn những cây táo mình chọn khi viết lại màu trên giấy mà không thay đổi thứ tự ban đầu thì hình thành một dãy màu Palindrome. Cụ thể, cần chọn một tập hợp </w:t>
+      </w:r>
+      <m:oMath>
+        <m:r>
+          <w:rPr>
+            <w:rFonts w:ascii="Cambria Math" w:eastAsiaTheme="minorEastAsia" w:hAnsi="Cambria Math" w:cstheme="minorHAnsi"/>
+            <w:lang w:val="en-US"/>
+          </w:rPr>
+          <m:t>k</m:t>
+        </m:r>
+      </m:oMath>
+      <w:r>
+        <w:rPr>
+          <w:rFonts w:eastAsiaTheme="minorEastAsia" w:cstheme="minorHAnsi"/>
+          <w:lang w:val="en-US"/>
+        </w:rPr>
+        <w:t xml:space="preserve"> sao cho </w:t>
+      </w:r>
+      <m:oMath>
+        <m:d>
+          <m:dPr>
+            <m:begChr m:val="["/>
+            <m:endChr m:val="]"/>
+            <m:ctrlPr>
+              <w:rPr>
+                <w:rFonts w:ascii="Cambria Math" w:eastAsiaTheme="minorEastAsia" w:hAnsi="Cambria Math" w:cstheme="minorHAnsi"/>
+                <w:i/>
+                <w:lang w:val="en-US"/>
+              </w:rPr>
+            </m:ctrlPr>
+          </m:dPr>
+          <m:e>
+            <m:sSub>
+              <m:sSubPr>
+                <m:ctrlPr>
+                  <w:rPr>
+                    <w:rFonts w:ascii="Cambria Math" w:eastAsiaTheme="minorEastAsia" w:hAnsi="Cambria Math" w:cstheme="minorHAnsi"/>
+                    <w:i/>
+                    <w:lang w:val="en-US"/>
+                  </w:rPr>
+                </m:ctrlPr>
+              </m:sSubPr>
+              <m:e>
+                <m:r>
+                  <w:rPr>
+                    <w:rFonts w:ascii="Cambria Math" w:eastAsiaTheme="minorEastAsia" w:hAnsi="Cambria Math" w:cstheme="minorHAnsi"/>
+                    <w:lang w:val="en-US"/>
+                  </w:rPr>
+                  <m:t>c</m:t>
+                </m:r>
+              </m:e>
+              <m:sub>
+                <m:sSub>
+                  <m:sSubPr>
+                    <m:ctrlPr>
+                      <w:rPr>
+                        <w:rFonts w:ascii="Cambria Math" w:eastAsiaTheme="minorEastAsia" w:hAnsi="Cambria Math" w:cstheme="minorHAnsi"/>
+                        <w:i/>
+                        <w:lang w:val="en-US"/>
+                      </w:rPr>
+                    </m:ctrlPr>
+                  </m:sSubPr>
+                  <m:e>
+                    <m:r>
+                      <w:rPr>
+                        <w:rFonts w:ascii="Cambria Math" w:eastAsiaTheme="minorEastAsia" w:hAnsi="Cambria Math" w:cstheme="minorHAnsi"/>
+                        <w:lang w:val="en-US"/>
+                      </w:rPr>
+                      <m:t>k</m:t>
+                    </m:r>
+                  </m:e>
+                  <m:sub>
+                    <m:r>
+                      <w:rPr>
+                        <w:rFonts w:ascii="Cambria Math" w:eastAsiaTheme="minorEastAsia" w:hAnsi="Cambria Math" w:cstheme="minorHAnsi"/>
+                        <w:lang w:val="en-US"/>
+                      </w:rPr>
+                      <m:t>1</m:t>
+                    </m:r>
+                  </m:sub>
+                </m:sSub>
+              </m:sub>
+            </m:sSub>
+            <m:r>
+              <w:rPr>
+                <w:rFonts w:ascii="Cambria Math" w:eastAsiaTheme="minorEastAsia" w:hAnsi="Cambria Math" w:cstheme="minorHAnsi"/>
+                <w:lang w:val="en-US"/>
+              </w:rPr>
+              <m:t>,</m:t>
+            </m:r>
+            <m:sSub>
+              <m:sSubPr>
+                <m:ctrlPr>
+                  <w:rPr>
+                    <w:rFonts w:ascii="Cambria Math" w:eastAsiaTheme="minorEastAsia" w:hAnsi="Cambria Math" w:cstheme="minorHAnsi"/>
+                    <w:i/>
+                    <w:lang w:val="en-US"/>
+                  </w:rPr>
+                </m:ctrlPr>
+              </m:sSubPr>
+              <m:e>
+                <m:r>
+                  <w:rPr>
+                    <w:rFonts w:ascii="Cambria Math" w:eastAsiaTheme="minorEastAsia" w:hAnsi="Cambria Math" w:cstheme="minorHAnsi"/>
+                    <w:lang w:val="en-US"/>
+                  </w:rPr>
+                  <m:t>c</m:t>
+                </m:r>
+              </m:e>
+              <m:sub>
+                <m:sSub>
+                  <m:sSubPr>
+                    <m:ctrlPr>
+                      <w:rPr>
+                        <w:rFonts w:ascii="Cambria Math" w:eastAsiaTheme="minorEastAsia" w:hAnsi="Cambria Math" w:cstheme="minorHAnsi"/>
+                        <w:i/>
+                        <w:lang w:val="en-US"/>
+                      </w:rPr>
+                    </m:ctrlPr>
+                  </m:sSubPr>
+                  <m:e>
+                    <m:r>
+                      <w:rPr>
+                        <w:rFonts w:ascii="Cambria Math" w:eastAsiaTheme="minorEastAsia" w:hAnsi="Cambria Math" w:cstheme="minorHAnsi"/>
+                        <w:lang w:val="en-US"/>
+                      </w:rPr>
+                      <m:t>k</m:t>
+                    </m:r>
+                  </m:e>
+                  <m:sub>
+                    <m:r>
+                      <w:rPr>
+                        <w:rFonts w:ascii="Cambria Math" w:eastAsiaTheme="minorEastAsia" w:hAnsi="Cambria Math" w:cstheme="minorHAnsi"/>
+                        <w:lang w:val="en-US"/>
+                      </w:rPr>
+                      <m:t>2</m:t>
+                    </m:r>
+                  </m:sub>
+                </m:sSub>
+              </m:sub>
+            </m:sSub>
+            <m:r>
+              <w:rPr>
+                <w:rFonts w:ascii="Cambria Math" w:eastAsiaTheme="minorEastAsia" w:hAnsi="Cambria Math" w:cstheme="minorHAnsi"/>
+                <w:lang w:val="en-US"/>
+              </w:rPr>
+              <m:t>,</m:t>
+            </m:r>
+            <m:sSub>
+              <m:sSubPr>
+                <m:ctrlPr>
+                  <w:rPr>
+                    <w:rFonts w:ascii="Cambria Math" w:eastAsiaTheme="minorEastAsia" w:hAnsi="Cambria Math" w:cstheme="minorHAnsi"/>
+                    <w:i/>
+                    <w:lang w:val="en-US"/>
+                  </w:rPr>
+                </m:ctrlPr>
+              </m:sSubPr>
+              <m:e>
+                <m:r>
+                  <w:rPr>
+                    <w:rFonts w:ascii="Cambria Math" w:eastAsiaTheme="minorEastAsia" w:hAnsi="Cambria Math" w:cstheme="minorHAnsi"/>
+                    <w:lang w:val="en-US"/>
+                  </w:rPr>
+                  <m:t>c</m:t>
+                </m:r>
+              </m:e>
+              <m:sub>
+                <m:sSub>
+                  <m:sSubPr>
+                    <m:ctrlPr>
+                      <w:rPr>
+                        <w:rFonts w:ascii="Cambria Math" w:eastAsiaTheme="minorEastAsia" w:hAnsi="Cambria Math" w:cstheme="minorHAnsi"/>
+                        <w:i/>
+                        <w:lang w:val="en-US"/>
+                      </w:rPr>
+                    </m:ctrlPr>
+                  </m:sSubPr>
+                  <m:e>
+                    <m:r>
+                      <w:rPr>
+                        <w:rFonts w:ascii="Cambria Math" w:eastAsiaTheme="minorEastAsia" w:hAnsi="Cambria Math" w:cstheme="minorHAnsi"/>
+                        <w:lang w:val="en-US"/>
+                      </w:rPr>
+                      <m:t>k</m:t>
+                    </m:r>
+                  </m:e>
+                  <m:sub>
+                    <m:r>
+                      <w:rPr>
+                        <w:rFonts w:ascii="Cambria Math" w:eastAsiaTheme="minorEastAsia" w:hAnsi="Cambria Math" w:cstheme="minorHAnsi"/>
+                        <w:lang w:val="en-US"/>
+                      </w:rPr>
+                      <m:t>3</m:t>
+                    </m:r>
+                  </m:sub>
+                </m:sSub>
+              </m:sub>
+            </m:sSub>
+            <m:r>
+              <w:rPr>
+                <w:rFonts w:ascii="Cambria Math" w:eastAsiaTheme="minorEastAsia" w:hAnsi="Cambria Math" w:cstheme="minorHAnsi"/>
+                <w:lang w:val="en-US"/>
+              </w:rPr>
+              <m:t>,…,</m:t>
+            </m:r>
+            <m:sSub>
+              <m:sSubPr>
+                <m:ctrlPr>
+                  <w:rPr>
+                    <w:rFonts w:ascii="Cambria Math" w:eastAsiaTheme="minorEastAsia" w:hAnsi="Cambria Math" w:cstheme="minorHAnsi"/>
+                    <w:i/>
+                    <w:lang w:val="en-US"/>
+                  </w:rPr>
+                </m:ctrlPr>
+              </m:sSubPr>
+              <m:e>
+                <m:r>
+                  <w:rPr>
+                    <w:rFonts w:ascii="Cambria Math" w:eastAsiaTheme="minorEastAsia" w:hAnsi="Cambria Math" w:cstheme="minorHAnsi"/>
+                    <w:lang w:val="en-US"/>
+                  </w:rPr>
+                  <m:t>c</m:t>
+                </m:r>
+              </m:e>
+              <m:sub>
+                <m:sSub>
+                  <m:sSubPr>
+                    <m:ctrlPr>
+                      <w:rPr>
+                        <w:rFonts w:ascii="Cambria Math" w:eastAsiaTheme="minorEastAsia" w:hAnsi="Cambria Math" w:cstheme="minorHAnsi"/>
+                        <w:i/>
+                        <w:lang w:val="en-US"/>
+                      </w:rPr>
+                    </m:ctrlPr>
+                  </m:sSubPr>
+                  <m:e>
+                    <m:r>
+                      <w:rPr>
+                        <w:rFonts w:ascii="Cambria Math" w:eastAsiaTheme="minorEastAsia" w:hAnsi="Cambria Math" w:cstheme="minorHAnsi"/>
+                        <w:lang w:val="en-US"/>
+                      </w:rPr>
+                      <m:t>k</m:t>
+                    </m:r>
+                  </m:e>
+                  <m:sub>
+                    <m:r>
+                      <w:rPr>
+                        <w:rFonts w:ascii="Cambria Math" w:eastAsiaTheme="minorEastAsia" w:hAnsi="Cambria Math" w:cstheme="minorHAnsi"/>
+                        <w:lang w:val="en-US"/>
+                      </w:rPr>
+                      <m:t>i</m:t>
+                    </m:r>
+                  </m:sub>
+                </m:sSub>
+              </m:sub>
+            </m:sSub>
+          </m:e>
+        </m:d>
+      </m:oMath>
+      <w:r>
+        <w:rPr>
+          <w:rFonts w:eastAsiaTheme="minorEastAsia" w:cstheme="minorHAnsi"/>
+          <w:lang w:val="en-US"/>
+        </w:rPr>
+        <w:t xml:space="preserve"> là một dãy Palindrome và tổng </w:t>
+      </w:r>
+      <m:oMath>
+        <m:sSub>
+          <m:sSubPr>
+            <m:ctrlPr>
+              <w:rPr>
+                <w:rFonts w:ascii="Cambria Math" w:eastAsiaTheme="minorEastAsia" w:hAnsi="Cambria Math" w:cstheme="minorHAnsi"/>
+                <w:i/>
+                <w:lang w:val="en-US"/>
+              </w:rPr>
+            </m:ctrlPr>
+          </m:sSubPr>
+          <m:e>
+            <m:r>
+              <w:rPr>
+                <w:rFonts w:ascii="Cambria Math" w:eastAsiaTheme="minorEastAsia" w:hAnsi="Cambria Math" w:cstheme="minorHAnsi"/>
+                <w:lang w:val="en-US"/>
+              </w:rPr>
+              <m:t>s</m:t>
+            </m:r>
+          </m:e>
+          <m:sub>
+            <m:sSub>
+              <m:sSubPr>
+                <m:ctrlPr>
+                  <w:rPr>
+                    <w:rFonts w:ascii="Cambria Math" w:eastAsiaTheme="minorEastAsia" w:hAnsi="Cambria Math" w:cstheme="minorHAnsi"/>
+                    <w:i/>
+                    <w:lang w:val="en-US"/>
+                  </w:rPr>
+                </m:ctrlPr>
+              </m:sSubPr>
+              <m:e>
+                <m:r>
+                  <w:rPr>
+                    <w:rFonts w:ascii="Cambria Math" w:eastAsiaTheme="minorEastAsia" w:hAnsi="Cambria Math" w:cstheme="minorHAnsi"/>
+                    <w:lang w:val="en-US"/>
+                  </w:rPr>
+                  <m:t>k</m:t>
+                </m:r>
+              </m:e>
+              <m:sub>
+                <m:r>
+                  <w:rPr>
+                    <w:rFonts w:ascii="Cambria Math" w:eastAsiaTheme="minorEastAsia" w:hAnsi="Cambria Math" w:cstheme="minorHAnsi"/>
+                    <w:lang w:val="en-US"/>
+                  </w:rPr>
+                  <m:t>1</m:t>
+                </m:r>
+              </m:sub>
+            </m:sSub>
+          </m:sub>
+        </m:sSub>
+        <m:r>
+          <w:rPr>
+            <w:rFonts w:ascii="Cambria Math" w:eastAsiaTheme="minorEastAsia" w:hAnsi="Cambria Math" w:cstheme="minorHAnsi"/>
+            <w:lang w:val="en-US"/>
+          </w:rPr>
+          <m:t>+</m:t>
+        </m:r>
+        <m:sSub>
+          <m:sSubPr>
+            <m:ctrlPr>
+              <w:rPr>
+                <w:rFonts w:ascii="Cambria Math" w:eastAsiaTheme="minorEastAsia" w:hAnsi="Cambria Math" w:cstheme="minorHAnsi"/>
+                <w:i/>
+                <w:lang w:val="en-US"/>
+              </w:rPr>
+            </m:ctrlPr>
+          </m:sSubPr>
+          <m:e>
+            <m:r>
+              <w:rPr>
+                <w:rFonts w:ascii="Cambria Math" w:eastAsiaTheme="minorEastAsia" w:hAnsi="Cambria Math" w:cstheme="minorHAnsi"/>
+                <w:lang w:val="en-US"/>
+              </w:rPr>
+              <m:t>s</m:t>
+            </m:r>
+          </m:e>
+          <m:sub>
+            <m:sSub>
+              <m:sSubPr>
+                <m:ctrlPr>
+                  <w:rPr>
+                    <w:rFonts w:ascii="Cambria Math" w:eastAsiaTheme="minorEastAsia" w:hAnsi="Cambria Math" w:cstheme="minorHAnsi"/>
+                    <w:i/>
+                    <w:lang w:val="en-US"/>
+                  </w:rPr>
+                </m:ctrlPr>
+              </m:sSubPr>
+              <m:e>
+                <m:r>
+                  <w:rPr>
+                    <w:rFonts w:ascii="Cambria Math" w:eastAsiaTheme="minorEastAsia" w:hAnsi="Cambria Math" w:cstheme="minorHAnsi"/>
+                    <w:lang w:val="en-US"/>
+                  </w:rPr>
+                  <m:t>k</m:t>
+                </m:r>
+              </m:e>
+              <m:sub>
+                <m:r>
+                  <w:rPr>
+                    <w:rFonts w:ascii="Cambria Math" w:eastAsiaTheme="minorEastAsia" w:hAnsi="Cambria Math" w:cstheme="minorHAnsi"/>
+                    <w:lang w:val="en-US"/>
+                  </w:rPr>
+                  <m:t>2</m:t>
+                </m:r>
+              </m:sub>
+            </m:sSub>
+          </m:sub>
+        </m:sSub>
+        <m:r>
+          <w:rPr>
+            <w:rFonts w:ascii="Cambria Math" w:eastAsiaTheme="minorEastAsia" w:hAnsi="Cambria Math" w:cstheme="minorHAnsi"/>
+            <w:lang w:val="en-US"/>
+          </w:rPr>
+          <m:t>+</m:t>
+        </m:r>
+        <m:sSub>
+          <m:sSubPr>
+            <m:ctrlPr>
+              <w:rPr>
+                <w:rFonts w:ascii="Cambria Math" w:eastAsiaTheme="minorEastAsia" w:hAnsi="Cambria Math" w:cstheme="minorHAnsi"/>
+                <w:i/>
+                <w:lang w:val="en-US"/>
+              </w:rPr>
+            </m:ctrlPr>
+          </m:sSubPr>
+          <m:e>
+            <m:r>
+              <w:rPr>
+                <w:rFonts w:ascii="Cambria Math" w:eastAsiaTheme="minorEastAsia" w:hAnsi="Cambria Math" w:cstheme="minorHAnsi"/>
+                <w:lang w:val="en-US"/>
+              </w:rPr>
+              <m:t>s</m:t>
+            </m:r>
+          </m:e>
+          <m:sub>
+            <m:sSub>
+              <m:sSubPr>
+                <m:ctrlPr>
+                  <w:rPr>
+                    <w:rFonts w:ascii="Cambria Math" w:eastAsiaTheme="minorEastAsia" w:hAnsi="Cambria Math" w:cstheme="minorHAnsi"/>
+                    <w:i/>
+                    <w:lang w:val="en-US"/>
+                  </w:rPr>
+                </m:ctrlPr>
+              </m:sSubPr>
+              <m:e>
+                <m:r>
+                  <w:rPr>
+                    <w:rFonts w:ascii="Cambria Math" w:eastAsiaTheme="minorEastAsia" w:hAnsi="Cambria Math" w:cstheme="minorHAnsi"/>
+                    <w:lang w:val="en-US"/>
+                  </w:rPr>
+                  <m:t>k</m:t>
+                </m:r>
+              </m:e>
+              <m:sub>
+                <m:r>
+                  <w:rPr>
+                    <w:rFonts w:ascii="Cambria Math" w:eastAsiaTheme="minorEastAsia" w:hAnsi="Cambria Math" w:cstheme="minorHAnsi"/>
+                    <w:lang w:val="en-US"/>
+                  </w:rPr>
+                  <m:t>3</m:t>
+                </m:r>
+              </m:sub>
+            </m:sSub>
+          </m:sub>
+        </m:sSub>
+        <m:r>
+          <w:rPr>
+            <w:rFonts w:ascii="Cambria Math" w:eastAsiaTheme="minorEastAsia" w:hAnsi="Cambria Math" w:cstheme="minorHAnsi"/>
+            <w:lang w:val="en-US"/>
+          </w:rPr>
+          <m:t>+…+</m:t>
+        </m:r>
+        <m:sSub>
+          <m:sSubPr>
+            <m:ctrlPr>
+              <w:rPr>
+                <w:rFonts w:ascii="Cambria Math" w:eastAsiaTheme="minorEastAsia" w:hAnsi="Cambria Math" w:cstheme="minorHAnsi"/>
+                <w:i/>
+                <w:lang w:val="en-US"/>
+              </w:rPr>
+            </m:ctrlPr>
+          </m:sSubPr>
+          <m:e>
+            <m:r>
+              <w:rPr>
+                <w:rFonts w:ascii="Cambria Math" w:eastAsiaTheme="minorEastAsia" w:hAnsi="Cambria Math" w:cstheme="minorHAnsi"/>
+                <w:lang w:val="en-US"/>
+              </w:rPr>
+              <m:t>s</m:t>
+            </m:r>
+          </m:e>
+          <m:sub>
+            <m:sSub>
+              <m:sSubPr>
+                <m:ctrlPr>
+                  <w:rPr>
+                    <w:rFonts w:ascii="Cambria Math" w:eastAsiaTheme="minorEastAsia" w:hAnsi="Cambria Math" w:cstheme="minorHAnsi"/>
+                    <w:i/>
+                    <w:lang w:val="en-US"/>
+                  </w:rPr>
+                </m:ctrlPr>
+              </m:sSubPr>
+              <m:e>
+                <m:r>
+                  <w:rPr>
+                    <w:rFonts w:ascii="Cambria Math" w:eastAsiaTheme="minorEastAsia" w:hAnsi="Cambria Math" w:cstheme="minorHAnsi"/>
+                    <w:lang w:val="en-US"/>
+                  </w:rPr>
+                  <m:t>k</m:t>
+                </m:r>
+              </m:e>
+              <m:sub>
+                <m:r>
+                  <w:rPr>
+                    <w:rFonts w:ascii="Cambria Math" w:eastAsiaTheme="minorEastAsia" w:hAnsi="Cambria Math" w:cstheme="minorHAnsi"/>
+                    <w:lang w:val="en-US"/>
+                  </w:rPr>
+                  <m:t>i</m:t>
+                </m:r>
+              </m:sub>
+            </m:sSub>
+          </m:sub>
+        </m:sSub>
+      </m:oMath>
+      <w:r>
+        <w:rPr>
+          <w:rFonts w:eastAsiaTheme="minorEastAsia" w:cstheme="minorHAnsi"/>
+          <w:lang w:val="en-US"/>
+        </w:rPr>
+        <w:t xml:space="preserve"> là lớn nhất.</w:t>
+      </w:r>
+    </w:p>
+    <w:p>
+      <w:pPr>
+        <w:rPr>
+          <w:rFonts w:eastAsiaTheme="minorEastAsia" w:cstheme="minorHAnsi"/>
+          <w:lang w:val="en-US"/>
+        </w:rPr>
+      </w:pPr>
+      <w:r>
+        <w:rPr>
+          <w:rFonts w:eastAsiaTheme="minorEastAsia" w:cstheme="minorHAnsi"/>
+          <w:lang w:val="en-US"/>
+        </w:rPr>
+        <w:t>Định nghĩa lại dãy Palindrome cho những người noob như imxpdude :</w:t>
+      </w:r>
+    </w:p>
+    <w:p>
+      <w:pPr>
+        <w:pStyle w:val="ListParagraph"/>
+        <w:numPr>
+          <w:ilvl w:val="0"/>
+          <w:numId w:val="30"/>
+        </w:numPr>
+        <w:rPr>
           <w:rFonts w:cstheme="minorHAnsi"/>
-          <w:lang w:val="en"/>
+          <w:i/>
         </w:rPr>
-        <w:t xml:space="preserve"> là </w:t>
+      </w:pPr>
+      <w:r>
+        <w:rPr>
+          <w:rFonts w:cstheme="minorHAnsi"/>
+          <w:iCs/>
+        </w:rPr>
+        <w:t>Dãy Palindrome là dãy khi đọc từ trái sang phải giống với đọc từ phải sang trái</w:t>
+      </w:r>
+    </w:p>
+    <w:p>
+      <w:pPr>
+        <w:pStyle w:val="ListParagraph"/>
+        <w:numPr>
+          <w:ilvl w:val="0"/>
+          <w:numId w:val="30"/>
+        </w:numPr>
+        <w:rPr>
+          <w:rFonts w:cstheme="minorHAnsi"/>
+          <w:i/>
+        </w:rPr>
+      </w:pPr>
+      <w:r>
+        <w:rPr>
+          <w:rFonts w:cstheme="minorHAnsi"/>
+          <w:iCs/>
+        </w:rPr>
+        <w:t xml:space="preserve">Cụ thể, </w:t>
+      </w:r>
+      <w:r>
+        <w:rPr>
+          <w:rFonts w:eastAsiaTheme="minorEastAsia" w:cstheme="minorHAnsi"/>
+          <w:iCs/>
+        </w:rPr>
+        <w:t xml:space="preserve">dãy </w:t>
       </w:r>
       <m:oMath>
         <m:r>
           <w:rPr>
             <w:rFonts w:ascii="Cambria Math" w:hAnsi="Cambria Math" w:cstheme="minorHAnsi"/>
-            <w:lang w:val="en"/>
           </w:rPr>
-          <m:t>x[i]</m:t>
+          <m:t>a</m:t>
         </m:r>
       </m:oMath>
       <w:r>
         <w:rPr>
-          <w:rFonts w:cstheme="minorHAnsi"/>
-          <w:lang w:val="en"/>
+          <w:rFonts w:eastAsiaTheme="minorEastAsia" w:cstheme="minorHAnsi"/>
+          <w:iCs/>
         </w:rPr>
-        <w:t xml:space="preserve">. An muốn chọn các gian hàng để ăn sao cho </w:t>
-      </w:r>
-      <w:r>
-        <w:rPr>
-          <w:rFonts w:cstheme="minorHAnsi"/>
-          <w:i/>
-          <w:iCs/>
-          <w:lang w:val="en"/>
-        </w:rPr>
-        <w:t>“độ ngon”</w:t>
-      </w:r>
-      <w:r>
-        <w:rPr>
-          <w:rFonts w:cstheme="minorHAnsi"/>
-          <w:lang w:val="en"/>
-        </w:rPr>
-        <w:t xml:space="preserve"> là lớn nhất. Tuy nhiên, bụng của cậu ấy có dung lượng giới hạn và cậu ấy không thể ăn 2 gian hàng liền kề nhau vì cậu ấy phải tiêu thụ thức ăn trước khi cậu có thể tiếp tục ăn tiếp. Tức là khi ăn ở gian hàng thứ </w:t>
+        <w:t xml:space="preserve"> độ dài </w:t>
       </w:r>
       <m:oMath>
         <m:r>
           <w:rPr>
-            <w:rFonts w:ascii="Cambria Math" w:hAnsi="Cambria Math" w:cstheme="minorHAnsi"/>
-            <w:lang w:val="en"/>
+            <w:rFonts w:ascii="Cambria Math" w:eastAsiaTheme="minorEastAsia" w:hAnsi="Cambria Math" w:cstheme="minorHAnsi"/>
           </w:rPr>
-          <m:t>i</m:t>
+          <m:t>n</m:t>
         </m:r>
       </m:oMath>
       <w:r>
         <w:rPr>
-          <w:rFonts w:cstheme="minorHAnsi"/>
-          <w:lang w:val="en"/>
+          <w:rFonts w:eastAsiaTheme="minorEastAsia" w:cstheme="minorHAnsi"/>
+          <w:iCs/>
         </w:rPr>
-        <w:t xml:space="preserve">, cậu ta phải bỏ qua gian hàng thứ </w:t>
+        <w:t xml:space="preserve"> được gọi là dãy Palindrome khi </w:t>
+      </w:r>
+      <m:oMath>
+        <m:sSub>
+          <m:sSubPr>
+            <m:ctrlPr>
+              <w:rPr>
+                <w:rFonts w:ascii="Cambria Math" w:eastAsiaTheme="minorEastAsia" w:hAnsi="Cambria Math" w:cstheme="minorHAnsi"/>
+                <w:i/>
+              </w:rPr>
+            </m:ctrlPr>
+          </m:sSubPr>
+          <m:e>
+            <m:r>
+              <w:rPr>
+                <w:rFonts w:ascii="Cambria Math" w:eastAsiaTheme="minorEastAsia" w:hAnsi="Cambria Math" w:cstheme="minorHAnsi"/>
+              </w:rPr>
+              <m:t>a</m:t>
+            </m:r>
+          </m:e>
+          <m:sub>
+            <m:r>
+              <w:rPr>
+                <w:rFonts w:ascii="Cambria Math" w:eastAsiaTheme="minorEastAsia" w:hAnsi="Cambria Math" w:cstheme="minorHAnsi"/>
+              </w:rPr>
+              <m:t>i</m:t>
+            </m:r>
+          </m:sub>
+        </m:sSub>
+        <m:r>
+          <w:rPr>
+            <w:rFonts w:ascii="Cambria Math" w:eastAsiaTheme="minorEastAsia" w:hAnsi="Cambria Math" w:cstheme="minorHAnsi"/>
+          </w:rPr>
+          <m:t>=</m:t>
+        </m:r>
+        <m:sSub>
+          <m:sSubPr>
+            <m:ctrlPr>
+              <w:rPr>
+                <w:rFonts w:ascii="Cambria Math" w:eastAsiaTheme="minorEastAsia" w:hAnsi="Cambria Math" w:cstheme="minorHAnsi"/>
+                <w:i/>
+              </w:rPr>
+            </m:ctrlPr>
+          </m:sSubPr>
+          <m:e>
+            <m:r>
+              <w:rPr>
+                <w:rFonts w:ascii="Cambria Math" w:eastAsiaTheme="minorEastAsia" w:hAnsi="Cambria Math" w:cstheme="minorHAnsi"/>
+              </w:rPr>
+              <m:t>a</m:t>
+            </m:r>
+          </m:e>
+          <m:sub>
+            <m:r>
+              <w:rPr>
+                <w:rFonts w:ascii="Cambria Math" w:eastAsiaTheme="minorEastAsia" w:hAnsi="Cambria Math" w:cstheme="minorHAnsi"/>
+              </w:rPr>
+              <m:t>n-i+1</m:t>
+            </m:r>
+          </m:sub>
+        </m:sSub>
+      </m:oMath>
+      <w:r>
+        <w:rPr>
+          <w:rFonts w:eastAsiaTheme="minorEastAsia" w:cstheme="minorHAnsi"/>
+        </w:rPr>
+        <w:t xml:space="preserve"> thỏa mãn với mọi </w:t>
       </w:r>
       <m:oMath>
         <m:r>
           <w:rPr>
-            <w:rFonts w:ascii="Cambria Math" w:hAnsi="Cambria Math" w:cstheme="minorHAnsi"/>
-            <w:lang w:val="en"/>
+            <w:rFonts w:ascii="Cambria Math" w:eastAsiaTheme="minorEastAsia" w:hAnsi="Cambria Math" w:cstheme="minorHAnsi"/>
           </w:rPr>
-          <m:t>i+1</m:t>
+          <m:t>1≤i≤n</m:t>
         </m:r>
       </m:oMath>
       <w:r>
         <w:rPr>
-          <w:rFonts w:cstheme="minorHAnsi"/>
-          <w:lang w:val="en"/>
+          <w:rFonts w:eastAsiaTheme="minorEastAsia" w:cstheme="minorHAnsi"/>
         </w:rPr>
         <w:t>.</w:t>
       </w:r>
@@ -169,45 +870,8 @@
       <w:pPr>
         <w:rPr>
           <w:rFonts w:cstheme="minorHAnsi"/>
-          <w:lang w:val="en"/>
-        </w:rPr>
-      </w:pPr>
-      <w:r>
-        <w:rPr>
-          <w:lang w:val="en"/>
-        </w:rPr>
-        <w:t xml:space="preserve">Yêu cầu : </w:t>
-      </w:r>
-      <w:r>
-        <w:rPr>
-          <w:rFonts w:cstheme="minorHAnsi"/>
-          <w:lang w:val="en"/>
-        </w:rPr>
-        <w:t xml:space="preserve">Hãy tìm </w:t>
-      </w:r>
-      <w:r>
-        <w:rPr>
-          <w:rFonts w:cstheme="minorHAnsi"/>
           <w:i/>
-          <w:iCs/>
-          <w:lang w:val="en"/>
-        </w:rPr>
-        <w:t>“độ ngon”</w:t>
-      </w:r>
-      <w:r>
-        <w:rPr>
-          <w:rFonts w:cstheme="minorHAnsi"/>
-          <w:lang w:val="en"/>
-        </w:rPr>
-        <w:t xml:space="preserve"> lớn nhất An có thể đạt được mà không chọn 2 gian hàng liền kề nhau.</w:t>
-      </w:r>
-    </w:p>
-    <w:p>
-      <w:pPr>
-        <w:rPr>
-          <w:rFonts w:cstheme="minorHAnsi"/>
-          <w:b/>
-          <w:bCs/>
+          <w:lang w:val="en-US"/>
         </w:rPr>
       </w:pPr>
       <w:r>
@@ -227,34 +891,69 @@
           <w:numId w:val="6"/>
         </w:numPr>
         <w:rPr>
-          <w:rFonts w:cstheme="minorHAnsi"/>
           <w:b/>
           <w:bCs/>
         </w:rPr>
       </w:pPr>
       <w:r>
-        <w:rPr>
-          <w:rFonts w:cstheme="minorHAnsi"/>
-        </w:rPr>
         <w:t xml:space="preserve">Dòng đầu tiên </w:t>
       </w:r>
       <w:r>
-        <w:rPr>
-          <w:rFonts w:cstheme="minorHAnsi"/>
-          <w:lang w:val="en-US"/>
-        </w:rPr>
         <w:t>gồm số nguyên dương</w:t>
       </w:r>
       <w:r>
-        <w:rPr>
-          <w:rFonts w:cstheme="minorHAnsi"/>
-        </w:rPr>
         <w:t xml:space="preserve"> </w:t>
       </w:r>
       <m:oMath>
         <m:r>
           <w:rPr>
-            <w:rFonts w:ascii="Cambria Math" w:hAnsi="Cambria Math" w:cstheme="minorHAnsi"/>
+            <w:rFonts w:ascii="Cambria Math" w:hAnsi="Cambria Math"/>
+          </w:rPr>
+          <m:t>N</m:t>
+        </m:r>
+      </m:oMath>
+      <w:r>
+        <w:rPr>
+          <w:rFonts w:eastAsiaTheme="minorEastAsia"/>
+        </w:rPr>
+        <w:t xml:space="preserve"> </w:t>
+      </w:r>
+      <w:r>
+        <w:t>(</w:t>
+      </w:r>
+      <m:oMath>
+        <m:r>
+          <w:rPr>
+            <w:rFonts w:ascii="Cambria Math" w:hAnsi="Cambria Math"/>
+          </w:rPr>
+          <m:t>N</m:t>
+        </m:r>
+        <m:r>
+          <w:rPr>
+            <w:rFonts w:ascii="Cambria Math" w:eastAsiaTheme="minorEastAsia" w:hAnsi="Cambria Math"/>
+          </w:rPr>
+          <m:t>≤5000)</m:t>
+        </m:r>
+      </m:oMath>
+    </w:p>
+    <w:p>
+      <w:pPr>
+        <w:pStyle w:val="ListParagraph"/>
+        <w:numPr>
+          <w:ilvl w:val="0"/>
+          <w:numId w:val="6"/>
+        </w:numPr>
+      </w:pPr>
+      <w:r>
+        <w:rPr>
+          <w:rFonts w:eastAsiaTheme="minorEastAsia"/>
+        </w:rPr>
+        <w:t xml:space="preserve">Dòng thứ hai gồm </w:t>
+      </w:r>
+      <m:oMath>
+        <m:r>
+          <w:rPr>
+            <w:rFonts w:ascii="Cambria Math" w:hAnsi="Cambria Math"/>
           </w:rPr>
           <m:t>N</m:t>
         </m:r>
@@ -262,122 +961,16 @@
       <w:r>
         <w:rPr>
           <w:rFonts w:eastAsiaTheme="minorEastAsia" w:cstheme="minorHAnsi"/>
+          <w:lang w:val="en"/>
         </w:rPr>
         <w:t xml:space="preserve"> </w:t>
       </w:r>
       <w:r>
         <w:rPr>
-          <w:rFonts w:cstheme="minorHAnsi"/>
+          <w:rFonts w:eastAsiaTheme="minorEastAsia" w:cstheme="minorHAnsi"/>
+          <w:lang w:val="en"/>
         </w:rPr>
-        <w:t>(</w:t>
-      </w:r>
-      <m:oMath>
-        <m:r>
-          <w:rPr>
-            <w:rFonts w:ascii="Cambria Math" w:hAnsi="Cambria Math" w:cstheme="minorHAnsi"/>
-          </w:rPr>
-          <m:t>N</m:t>
-        </m:r>
-        <m:r>
-          <w:rPr>
-            <w:rFonts w:ascii="Cambria Math" w:eastAsiaTheme="minorEastAsia" w:hAnsi="Cambria Math" w:cstheme="minorHAnsi"/>
-          </w:rPr>
-          <m:t>≤</m:t>
-        </m:r>
-        <m:sSup>
-          <m:sSupPr>
-            <m:ctrlPr>
-              <w:rPr>
-                <w:rFonts w:ascii="Cambria Math" w:eastAsiaTheme="minorEastAsia" w:hAnsi="Cambria Math" w:cstheme="minorHAnsi"/>
-                <w:i/>
-              </w:rPr>
-            </m:ctrlPr>
-          </m:sSupPr>
-          <m:e>
-            <m:r>
-              <w:rPr>
-                <w:rFonts w:ascii="Cambria Math" w:eastAsiaTheme="minorEastAsia" w:hAnsi="Cambria Math" w:cstheme="minorHAnsi"/>
-              </w:rPr>
-              <m:t>10</m:t>
-            </m:r>
-          </m:e>
-          <m:sup>
-            <m:r>
-              <w:rPr>
-                <w:rFonts w:ascii="Cambria Math" w:eastAsiaTheme="minorEastAsia" w:hAnsi="Cambria Math" w:cstheme="minorHAnsi"/>
-              </w:rPr>
-              <m:t>7</m:t>
-            </m:r>
-          </m:sup>
-        </m:sSup>
-        <m:r>
-          <w:rPr>
-            <w:rFonts w:ascii="Cambria Math" w:eastAsiaTheme="minorEastAsia" w:hAnsi="Cambria Math" w:cstheme="minorHAnsi"/>
-          </w:rPr>
-          <m:t>)</m:t>
-        </m:r>
-      </m:oMath>
-    </w:p>
-    <w:p>
-      <w:pPr>
-        <w:pStyle w:val="ListParagraph"/>
-        <w:numPr>
-          <w:ilvl w:val="0"/>
-          <w:numId w:val="6"/>
-        </w:numPr>
-        <w:rPr>
-          <w:rFonts w:cstheme="minorHAnsi"/>
-        </w:rPr>
-      </w:pPr>
-      <w:r>
-        <w:rPr>
-          <w:rFonts w:eastAsiaTheme="minorEastAsia" w:cstheme="minorHAnsi"/>
-          <w:lang w:val="en-US"/>
-        </w:rPr>
-        <w:t xml:space="preserve">Dòng thứ </w:t>
-      </w:r>
-      <w:r>
-        <w:rPr>
-          <w:rFonts w:eastAsiaTheme="minorEastAsia" w:cstheme="minorHAnsi"/>
-          <w:lang w:val="en-US"/>
-        </w:rPr>
-        <w:t>hai</w:t>
-      </w:r>
-      <w:r>
-        <w:rPr>
-          <w:rFonts w:eastAsiaTheme="minorEastAsia" w:cstheme="minorHAnsi"/>
-          <w:lang w:val="en-US"/>
-        </w:rPr>
-        <w:t xml:space="preserve"> gồm </w:t>
-      </w:r>
-      <m:oMath>
-        <m:r>
-          <w:rPr>
-            <w:rFonts w:ascii="Cambria Math" w:hAnsi="Cambria Math" w:cstheme="minorHAnsi"/>
-          </w:rPr>
-          <m:t>N</m:t>
-        </m:r>
-      </m:oMath>
-      <w:r>
-        <w:rPr>
-          <w:rFonts w:eastAsiaTheme="minorEastAsia" w:cstheme="minorHAnsi"/>
-          <w:lang w:val="en-US"/>
-        </w:rPr>
-        <w:t xml:space="preserve"> số nguyên</w:t>
-      </w:r>
-      <w:r>
-        <w:rPr>
-          <w:rFonts w:eastAsiaTheme="minorEastAsia" w:cstheme="minorHAnsi"/>
-          <w:lang w:val="en-US"/>
-        </w:rPr>
-        <w:t xml:space="preserve"> dương</w:t>
-      </w:r>
-      <w:r>
-        <w:rPr>
-          <w:rFonts w:eastAsiaTheme="minorEastAsia" w:cstheme="minorHAnsi"/>
-          <w:lang w:val="en-US"/>
-        </w:rPr>
-        <w:t xml:space="preserve"> </w:t>
+        <w:t xml:space="preserve">số nguyên dương </w:t>
       </w:r>
       <m:oMath>
         <m:sSub>
@@ -386,7 +979,6 @@
               <w:rPr>
                 <w:rFonts w:ascii="Cambria Math" w:eastAsiaTheme="minorEastAsia" w:hAnsi="Cambria Math" w:cstheme="minorHAnsi"/>
                 <w:i/>
-                <w:lang w:val="en-US"/>
               </w:rPr>
             </m:ctrlPr>
           </m:sSubPr>
@@ -394,16 +986,14 @@
             <m:r>
               <w:rPr>
                 <w:rFonts w:ascii="Cambria Math" w:eastAsiaTheme="minorEastAsia" w:hAnsi="Cambria Math" w:cstheme="minorHAnsi"/>
-                <w:lang w:val="en-US"/>
-              </w:rPr>
-              <m:t>a</m:t>
+              </w:rPr>
+              <m:t>c</m:t>
             </m:r>
           </m:e>
           <m:sub>
             <m:r>
               <w:rPr>
                 <w:rFonts w:ascii="Cambria Math" w:eastAsiaTheme="minorEastAsia" w:hAnsi="Cambria Math" w:cstheme="minorHAnsi"/>
-                <w:lang w:val="en-US"/>
               </w:rPr>
               <m:t>1</m:t>
             </m:r>
@@ -412,7 +1002,6 @@
         <m:r>
           <w:rPr>
             <w:rFonts w:ascii="Cambria Math" w:eastAsiaTheme="minorEastAsia" w:hAnsi="Cambria Math" w:cstheme="minorHAnsi"/>
-            <w:lang w:val="en-US"/>
           </w:rPr>
           <m:t>,</m:t>
         </m:r>
@@ -422,7 +1011,6 @@
               <w:rPr>
                 <w:rFonts w:ascii="Cambria Math" w:eastAsiaTheme="minorEastAsia" w:hAnsi="Cambria Math" w:cstheme="minorHAnsi"/>
                 <w:i/>
-                <w:lang w:val="en-US"/>
               </w:rPr>
             </m:ctrlPr>
           </m:sSubPr>
@@ -430,16 +1018,14 @@
             <m:r>
               <w:rPr>
                 <w:rFonts w:ascii="Cambria Math" w:eastAsiaTheme="minorEastAsia" w:hAnsi="Cambria Math" w:cstheme="minorHAnsi"/>
-                <w:lang w:val="en-US"/>
-              </w:rPr>
-              <m:t>a</m:t>
+              </w:rPr>
+              <m:t>c</m:t>
             </m:r>
           </m:e>
           <m:sub>
             <m:r>
               <w:rPr>
                 <w:rFonts w:ascii="Cambria Math" w:eastAsiaTheme="minorEastAsia" w:hAnsi="Cambria Math" w:cstheme="minorHAnsi"/>
-                <w:lang w:val="en-US"/>
               </w:rPr>
               <m:t>2</m:t>
             </m:r>
@@ -448,7 +1034,6 @@
         <m:r>
           <w:rPr>
             <w:rFonts w:ascii="Cambria Math" w:eastAsiaTheme="minorEastAsia" w:hAnsi="Cambria Math" w:cstheme="minorHAnsi"/>
-            <w:lang w:val="en-US"/>
           </w:rPr>
           <m:t>,</m:t>
         </m:r>
@@ -458,7 +1043,6 @@
               <w:rPr>
                 <w:rFonts w:ascii="Cambria Math" w:eastAsiaTheme="minorEastAsia" w:hAnsi="Cambria Math" w:cstheme="minorHAnsi"/>
                 <w:i/>
-                <w:lang w:val="en-US"/>
               </w:rPr>
             </m:ctrlPr>
           </m:sSubPr>
@@ -466,16 +1050,14 @@
             <m:r>
               <w:rPr>
                 <w:rFonts w:ascii="Cambria Math" w:eastAsiaTheme="minorEastAsia" w:hAnsi="Cambria Math" w:cstheme="minorHAnsi"/>
-                <w:lang w:val="en-US"/>
-              </w:rPr>
-              <m:t>a</m:t>
+              </w:rPr>
+              <m:t>c</m:t>
             </m:r>
           </m:e>
           <m:sub>
             <m:r>
               <w:rPr>
                 <w:rFonts w:ascii="Cambria Math" w:eastAsiaTheme="minorEastAsia" w:hAnsi="Cambria Math" w:cstheme="minorHAnsi"/>
-                <w:lang w:val="en-US"/>
               </w:rPr>
               <m:t>3</m:t>
             </m:r>
@@ -484,7 +1066,6 @@
         <m:r>
           <w:rPr>
             <w:rFonts w:ascii="Cambria Math" w:eastAsiaTheme="minorEastAsia" w:hAnsi="Cambria Math" w:cstheme="minorHAnsi"/>
-            <w:lang w:val="en-US"/>
           </w:rPr>
           <m:t>,…,</m:t>
         </m:r>
@@ -494,7 +1075,6 @@
               <w:rPr>
                 <w:rFonts w:ascii="Cambria Math" w:eastAsiaTheme="minorEastAsia" w:hAnsi="Cambria Math" w:cstheme="minorHAnsi"/>
                 <w:i/>
-                <w:lang w:val="en-US"/>
               </w:rPr>
             </m:ctrlPr>
           </m:sSubPr>
@@ -502,35 +1082,25 @@
             <m:r>
               <w:rPr>
                 <w:rFonts w:ascii="Cambria Math" w:eastAsiaTheme="minorEastAsia" w:hAnsi="Cambria Math" w:cstheme="minorHAnsi"/>
-                <w:lang w:val="en-US"/>
-              </w:rPr>
-              <m:t>a</m:t>
+              </w:rPr>
+              <m:t>c</m:t>
             </m:r>
           </m:e>
           <m:sub>
             <m:r>
               <w:rPr>
                 <w:rFonts w:ascii="Cambria Math" w:eastAsiaTheme="minorEastAsia" w:hAnsi="Cambria Math" w:cstheme="minorHAnsi"/>
-                <w:lang w:val="en-US"/>
               </w:rPr>
               <m:t>i</m:t>
             </m:r>
           </m:sub>
         </m:sSub>
-      </m:oMath>
-      <w:r>
-        <w:rPr>
-          <w:rFonts w:eastAsiaTheme="minorEastAsia" w:cstheme="minorHAnsi"/>
-        </w:rPr>
-        <w:t xml:space="preserve"> </w:t>
-      </w:r>
-      <w:r>
-        <w:rPr>
-          <w:rFonts w:cstheme="minorHAnsi"/>
-        </w:rPr>
-        <w:t>(</w:t>
-      </w:r>
-      <m:oMath>
+        <m:r>
+          <w:rPr>
+            <w:rFonts w:ascii="Cambria Math" w:eastAsiaTheme="minorEastAsia" w:hAnsi="Cambria Math" w:cstheme="minorHAnsi"/>
+          </w:rPr>
+          <m:t xml:space="preserve"> (</m:t>
+        </m:r>
         <m:sSub>
           <m:sSubPr>
             <m:ctrlPr>
@@ -545,7 +1115,7 @@
               <w:rPr>
                 <w:rFonts w:ascii="Cambria Math" w:eastAsiaTheme="minorEastAsia" w:hAnsi="Cambria Math" w:cstheme="minorHAnsi"/>
               </w:rPr>
-              <m:t>a</m:t>
+              <m:t>c</m:t>
             </m:r>
           </m:e>
           <m:sub>
@@ -569,7 +1139,6 @@
               <w:rPr>
                 <w:rFonts w:ascii="Cambria Math" w:eastAsiaTheme="minorEastAsia" w:hAnsi="Cambria Math" w:cstheme="minorHAnsi"/>
                 <w:i/>
-                <w:lang w:val="en-US"/>
               </w:rPr>
             </m:ctrlPr>
           </m:sSupPr>
@@ -577,7 +1146,6 @@
             <m:r>
               <w:rPr>
                 <w:rFonts w:ascii="Cambria Math" w:eastAsiaTheme="minorEastAsia" w:hAnsi="Cambria Math" w:cstheme="minorHAnsi"/>
-                <w:lang w:val="en-US"/>
               </w:rPr>
               <m:t>10</m:t>
             </m:r>
@@ -586,7 +1154,6 @@
             <m:r>
               <w:rPr>
                 <w:rFonts w:ascii="Cambria Math" w:eastAsiaTheme="minorEastAsia" w:hAnsi="Cambria Math" w:cstheme="minorHAnsi"/>
-                <w:lang w:val="en-US"/>
               </w:rPr>
               <m:t>9</m:t>
             </m:r>
@@ -599,13 +1166,230 @@
           <m:t>)</m:t>
         </m:r>
       </m:oMath>
+    </w:p>
+    <w:p>
+      <w:pPr>
+        <w:pStyle w:val="ListParagraph"/>
+        <w:numPr>
+          <w:ilvl w:val="0"/>
+          <w:numId w:val="6"/>
+        </w:numPr>
+      </w:pPr>
+      <w:r>
+        <w:rPr>
+          <w:rFonts w:eastAsiaTheme="minorEastAsia"/>
+        </w:rPr>
+        <w:t xml:space="preserve">Dòng thứ ba gồm </w:t>
+      </w:r>
+      <m:oMath>
+        <m:r>
+          <w:rPr>
+            <w:rFonts w:ascii="Cambria Math" w:hAnsi="Cambria Math"/>
+          </w:rPr>
+          <m:t>N</m:t>
+        </m:r>
+      </m:oMath>
       <w:r>
         <w:rPr>
           <w:rFonts w:eastAsiaTheme="minorEastAsia" w:cstheme="minorHAnsi"/>
-          <w:lang w:val="en-US"/>
+          <w:lang w:val="en"/>
         </w:rPr>
-        <w:t>.</w:t>
+        <w:t xml:space="preserve"> số nguyên dương </w:t>
       </w:r>
+      <m:oMath>
+        <m:sSub>
+          <m:sSubPr>
+            <m:ctrlPr>
+              <w:rPr>
+                <w:rFonts w:ascii="Cambria Math" w:eastAsiaTheme="minorEastAsia" w:hAnsi="Cambria Math" w:cstheme="minorHAnsi"/>
+                <w:i/>
+              </w:rPr>
+            </m:ctrlPr>
+          </m:sSubPr>
+          <m:e>
+            <m:r>
+              <w:rPr>
+                <w:rFonts w:ascii="Cambria Math" w:eastAsiaTheme="minorEastAsia" w:hAnsi="Cambria Math" w:cstheme="minorHAnsi"/>
+              </w:rPr>
+              <m:t>s</m:t>
+            </m:r>
+          </m:e>
+          <m:sub>
+            <m:r>
+              <w:rPr>
+                <w:rFonts w:ascii="Cambria Math" w:eastAsiaTheme="minorEastAsia" w:hAnsi="Cambria Math" w:cstheme="minorHAnsi"/>
+              </w:rPr>
+              <m:t>1</m:t>
+            </m:r>
+          </m:sub>
+        </m:sSub>
+        <m:r>
+          <w:rPr>
+            <w:rFonts w:ascii="Cambria Math" w:eastAsiaTheme="minorEastAsia" w:hAnsi="Cambria Math" w:cstheme="minorHAnsi"/>
+          </w:rPr>
+          <m:t>,</m:t>
+        </m:r>
+        <m:sSub>
+          <m:sSubPr>
+            <m:ctrlPr>
+              <w:rPr>
+                <w:rFonts w:ascii="Cambria Math" w:eastAsiaTheme="minorEastAsia" w:hAnsi="Cambria Math" w:cstheme="minorHAnsi"/>
+                <w:i/>
+              </w:rPr>
+            </m:ctrlPr>
+          </m:sSubPr>
+          <m:e>
+            <m:r>
+              <w:rPr>
+                <w:rFonts w:ascii="Cambria Math" w:eastAsiaTheme="minorEastAsia" w:hAnsi="Cambria Math" w:cstheme="minorHAnsi"/>
+              </w:rPr>
+              <m:t>s</m:t>
+            </m:r>
+          </m:e>
+          <m:sub>
+            <m:r>
+              <w:rPr>
+                <w:rFonts w:ascii="Cambria Math" w:eastAsiaTheme="minorEastAsia" w:hAnsi="Cambria Math" w:cstheme="minorHAnsi"/>
+              </w:rPr>
+              <m:t>2</m:t>
+            </m:r>
+          </m:sub>
+        </m:sSub>
+        <m:r>
+          <w:rPr>
+            <w:rFonts w:ascii="Cambria Math" w:eastAsiaTheme="minorEastAsia" w:hAnsi="Cambria Math" w:cstheme="minorHAnsi"/>
+          </w:rPr>
+          <m:t>,</m:t>
+        </m:r>
+        <m:sSub>
+          <m:sSubPr>
+            <m:ctrlPr>
+              <w:rPr>
+                <w:rFonts w:ascii="Cambria Math" w:eastAsiaTheme="minorEastAsia" w:hAnsi="Cambria Math" w:cstheme="minorHAnsi"/>
+                <w:i/>
+              </w:rPr>
+            </m:ctrlPr>
+          </m:sSubPr>
+          <m:e>
+            <m:r>
+              <w:rPr>
+                <w:rFonts w:ascii="Cambria Math" w:eastAsiaTheme="minorEastAsia" w:hAnsi="Cambria Math" w:cstheme="minorHAnsi"/>
+              </w:rPr>
+              <m:t>s</m:t>
+            </m:r>
+          </m:e>
+          <m:sub>
+            <m:r>
+              <w:rPr>
+                <w:rFonts w:ascii="Cambria Math" w:eastAsiaTheme="minorEastAsia" w:hAnsi="Cambria Math" w:cstheme="minorHAnsi"/>
+              </w:rPr>
+              <m:t>3</m:t>
+            </m:r>
+          </m:sub>
+        </m:sSub>
+        <m:r>
+          <w:rPr>
+            <w:rFonts w:ascii="Cambria Math" w:eastAsiaTheme="minorEastAsia" w:hAnsi="Cambria Math" w:cstheme="minorHAnsi"/>
+          </w:rPr>
+          <m:t>,…,</m:t>
+        </m:r>
+        <m:sSub>
+          <m:sSubPr>
+            <m:ctrlPr>
+              <w:rPr>
+                <w:rFonts w:ascii="Cambria Math" w:eastAsiaTheme="minorEastAsia" w:hAnsi="Cambria Math" w:cstheme="minorHAnsi"/>
+                <w:i/>
+              </w:rPr>
+            </m:ctrlPr>
+          </m:sSubPr>
+          <m:e>
+            <m:r>
+              <w:rPr>
+                <w:rFonts w:ascii="Cambria Math" w:eastAsiaTheme="minorEastAsia" w:hAnsi="Cambria Math" w:cstheme="minorHAnsi"/>
+              </w:rPr>
+              <m:t>s</m:t>
+            </m:r>
+          </m:e>
+          <m:sub>
+            <m:r>
+              <w:rPr>
+                <w:rFonts w:ascii="Cambria Math" w:eastAsiaTheme="minorEastAsia" w:hAnsi="Cambria Math" w:cstheme="minorHAnsi"/>
+              </w:rPr>
+              <m:t>i</m:t>
+            </m:r>
+          </m:sub>
+        </m:sSub>
+        <m:r>
+          <w:rPr>
+            <w:rFonts w:ascii="Cambria Math" w:eastAsiaTheme="minorEastAsia" w:hAnsi="Cambria Math" w:cstheme="minorHAnsi"/>
+          </w:rPr>
+          <m:t xml:space="preserve"> (</m:t>
+        </m:r>
+        <m:sSub>
+          <m:sSubPr>
+            <m:ctrlPr>
+              <w:rPr>
+                <w:rFonts w:ascii="Cambria Math" w:eastAsiaTheme="minorEastAsia" w:hAnsi="Cambria Math" w:cstheme="minorHAnsi"/>
+                <w:i/>
+              </w:rPr>
+            </m:ctrlPr>
+          </m:sSubPr>
+          <m:e>
+            <m:r>
+              <w:rPr>
+                <w:rFonts w:ascii="Cambria Math" w:eastAsiaTheme="minorEastAsia" w:hAnsi="Cambria Math" w:cstheme="minorHAnsi"/>
+              </w:rPr>
+              <m:t>s</m:t>
+            </m:r>
+          </m:e>
+          <m:sub>
+            <m:r>
+              <w:rPr>
+                <w:rFonts w:ascii="Cambria Math" w:eastAsiaTheme="minorEastAsia" w:hAnsi="Cambria Math" w:cstheme="minorHAnsi"/>
+              </w:rPr>
+              <m:t>i</m:t>
+            </m:r>
+          </m:sub>
+        </m:sSub>
+        <m:r>
+          <w:rPr>
+            <w:rFonts w:ascii="Cambria Math" w:eastAsiaTheme="minorEastAsia" w:hAnsi="Cambria Math" w:cstheme="minorHAnsi"/>
+          </w:rPr>
+          <m:t>≤</m:t>
+        </m:r>
+        <m:sSup>
+          <m:sSupPr>
+            <m:ctrlPr>
+              <w:rPr>
+                <w:rFonts w:ascii="Cambria Math" w:eastAsiaTheme="minorEastAsia" w:hAnsi="Cambria Math" w:cstheme="minorHAnsi"/>
+                <w:i/>
+              </w:rPr>
+            </m:ctrlPr>
+          </m:sSupPr>
+          <m:e>
+            <m:r>
+              <w:rPr>
+                <w:rFonts w:ascii="Cambria Math" w:eastAsiaTheme="minorEastAsia" w:hAnsi="Cambria Math" w:cstheme="minorHAnsi"/>
+              </w:rPr>
+              <m:t>10</m:t>
+            </m:r>
+          </m:e>
+          <m:sup>
+            <m:r>
+              <w:rPr>
+                <w:rFonts w:ascii="Cambria Math" w:eastAsiaTheme="minorEastAsia" w:hAnsi="Cambria Math" w:cstheme="minorHAnsi"/>
+              </w:rPr>
+              <m:t>9</m:t>
+            </m:r>
+          </m:sup>
+        </m:sSup>
+        <m:r>
+          <w:rPr>
+            <w:rFonts w:ascii="Cambria Math" w:eastAsiaTheme="minorEastAsia" w:hAnsi="Cambria Math" w:cstheme="minorHAnsi"/>
+          </w:rPr>
+          <m:t>)</m:t>
+        </m:r>
+      </m:oMath>
     </w:p>
     <w:p>
       <w:pPr>
@@ -642,40 +1426,12 @@
           <w:numId w:val="6"/>
         </w:numPr>
         <w:rPr>
-          <w:rFonts w:cstheme="minorHAnsi"/>
           <w:b/>
           <w:bCs/>
         </w:rPr>
       </w:pPr>
       <w:r>
-        <w:rPr>
-          <w:rFonts w:cstheme="minorHAnsi"/>
-          <w:lang w:val="en-US"/>
-        </w:rPr>
-        <w:t xml:space="preserve">Một dòng duy nhất chứa </w:t>
-      </w:r>
-      <w:r>
-        <w:rPr>
-          <w:rFonts w:cstheme="minorHAnsi"/>
-          <w:i/>
-          <w:iCs/>
-          <w:lang w:val="en"/>
-        </w:rPr>
-        <w:t>“độ ngon”</w:t>
-      </w:r>
-      <w:r>
-        <w:rPr>
-          <w:rFonts w:cstheme="minorHAnsi"/>
-          <w:lang w:val="en"/>
-        </w:rPr>
-        <w:t xml:space="preserve"> lớn nhất An có thể đạt được</w:t>
-      </w:r>
-      <w:r>
-        <w:rPr>
-          <w:rFonts w:cstheme="minorHAnsi"/>
-          <w:lang w:val="en"/>
-        </w:rPr>
-        <w:t>.</w:t>
+        <w:t>Gồm một dòng duy nhất là số táo nhiều nhất giáo sư Z có thể hái được.</w:t>
       </w:r>
     </w:p>
     <w:p>
@@ -802,18 +1558,35 @@
             <w:pPr>
               <w:rPr>
                 <w:rFonts w:ascii="Consolas" w:hAnsi="Consolas"/>
+                <w:lang w:val="en-US"/>
               </w:rPr>
             </w:pPr>
             <w:r>
               <w:rPr>
                 <w:rFonts w:ascii="Consolas" w:hAnsi="Consolas"/>
-              </w:rPr>
-              <w:t>6</w:t>
+                <w:lang w:val="en-US"/>
+              </w:rPr>
+              <w:t>5</w:t>
             </w:r>
           </w:p>
           <w:p>
             <w:pPr>
               <w:rPr>
+                <w:rFonts w:ascii="Consolas" w:hAnsi="Consolas"/>
+                <w:lang w:val="en-US"/>
+              </w:rPr>
+            </w:pPr>
+            <w:r>
+              <w:rPr>
+                <w:rFonts w:ascii="Consolas" w:hAnsi="Consolas"/>
+                <w:lang w:val="en-US"/>
+              </w:rPr>
+              <w:t>1 3 2 2 1</w:t>
+            </w:r>
+          </w:p>
+          <w:p>
+            <w:pPr>
+              <w:rPr>
                 <w:rFonts w:ascii="Consolas" w:hAnsi="Consolas" w:cstheme="minorHAnsi"/>
                 <w:lang w:val="en-US"/>
               </w:rPr>
@@ -821,8 +1594,9 @@
             <w:r>
               <w:rPr>
                 <w:rFonts w:ascii="Consolas" w:hAnsi="Consolas"/>
-              </w:rPr>
-              <w:t>5 1 2 10 6 2</w:t>
+                <w:lang w:val="en-US"/>
+              </w:rPr>
+              <w:t>3 4 1 3 4</w:t>
             </w:r>
           </w:p>
         </w:tc>
@@ -855,7 +1629,7 @@
                 <w:rFonts w:ascii="Consolas" w:hAnsi="Consolas" w:cstheme="minorHAnsi"/>
                 <w:lang w:val="en-US"/>
               </w:rPr>
-              <w:t>17</w:t>
+              <w:t>11</w:t>
             </w:r>
           </w:p>
         </w:tc>
@@ -887,44 +1661,59 @@
           <w:numId w:val="9"/>
         </w:numPr>
         <w:rPr>
-          <w:rFonts w:cstheme="minorHAnsi"/>
           <w:iCs/>
-          <w:lang w:val="en-US"/>
         </w:rPr>
       </w:pPr>
+      <w:r>
+        <w:t xml:space="preserve">Có thể chọn cây thứ 1,3,4,5 tạo thành dãy màu </w:t>
+      </w:r>
+      <m:oMath>
+        <m:r>
+          <w:rPr>
+            <w:rFonts w:ascii="Cambria Math" w:hAnsi="Cambria Math"/>
+          </w:rPr>
+          <m:t>[1,2,2,1]</m:t>
+        </m:r>
+      </m:oMath>
       <w:r>
         <w:rPr>
-          <w:rFonts w:cstheme="minorHAnsi"/>
+          <w:rFonts w:eastAsiaTheme="minorEastAsia"/>
         </w:rPr>
-        <w:t>An có thể chọn ăn ở gian hàng thứ 1, 4 và 6</w:t>
+        <w:t xml:space="preserve"> (là dãy Palindrome vì đọc ngược lại là </w:t>
       </w:r>
+      <m:oMath>
+        <m:d>
+          <m:dPr>
+            <m:begChr m:val="["/>
+            <m:endChr m:val="]"/>
+            <m:ctrlPr>
+              <w:rPr>
+                <w:rFonts w:ascii="Cambria Math" w:eastAsiaTheme="minorEastAsia" w:hAnsi="Cambria Math"/>
+                <w:i/>
+              </w:rPr>
+            </m:ctrlPr>
+          </m:dPr>
+          <m:e>
+            <m:r>
+              <w:rPr>
+                <w:rFonts w:ascii="Cambria Math" w:eastAsiaTheme="minorEastAsia" w:hAnsi="Cambria Math"/>
+              </w:rPr>
+              <m:t>1,2,2,1</m:t>
+            </m:r>
+          </m:e>
+        </m:d>
+      </m:oMath>
       <w:r>
         <w:rPr>
-          <w:rFonts w:cstheme="minorHAnsi"/>
-          <w:lang w:val="en-US"/>
+          <w:rFonts w:eastAsiaTheme="minorEastAsia"/>
         </w:rPr>
-        <w:t>.</w:t>
-      </w:r>
-      <w:r>
-        <w:rPr>
-          <w:rFonts w:cstheme="minorHAnsi"/>
-          <w:i/>
-          <w:iCs/>
-        </w:rPr>
-        <w:t xml:space="preserve"> “Độ ngon”</w:t>
-      </w:r>
-      <w:r>
-        <w:rPr>
-          <w:rFonts w:cstheme="minorHAnsi"/>
-        </w:rPr>
-        <w:t xml:space="preserve"> cậu ta đạt được là : 5+10+2=17</w:t>
+        <w:t xml:space="preserve"> và có tổng số táo là 11 (là lớn nhất trong tất cả cách chọn)</w:t>
       </w:r>
     </w:p>
     <w:p>
       <w:pPr>
         <w:rPr>
           <w:rFonts w:eastAsiaTheme="minorEastAsia" w:cstheme="minorHAnsi"/>
-          <w:i/>
           <w:lang w:val="en-US"/>
         </w:rPr>
       </w:pPr>
@@ -947,87 +1736,7 @@
           <w:rFonts w:cstheme="minorHAnsi"/>
           <w:lang w:val="en-US"/>
         </w:rPr>
-        <w:t>3</w:t>
-      </w:r>
-      <w:r>
-        <w:rPr>
-          <w:rFonts w:cstheme="minorHAnsi"/>
-          <w:lang w:val="en-US"/>
-        </w:rPr>
-        <w:t>0</w:t>
-      </w:r>
-      <w:r>
-        <w:rPr>
-          <w:rFonts w:cstheme="minorHAnsi"/>
-        </w:rPr>
-        <w:t xml:space="preserve">% số điểm) : </w:t>
-      </w:r>
-      <m:oMath>
-        <m:r>
-          <w:rPr>
-            <w:rFonts w:ascii="Cambria Math" w:hAnsi="Cambria Math" w:cstheme="minorHAnsi"/>
-          </w:rPr>
-          <m:t>N</m:t>
-        </m:r>
-        <m:r>
-          <w:rPr>
-            <w:rFonts w:ascii="Cambria Math" w:eastAsiaTheme="minorEastAsia" w:hAnsi="Cambria Math" w:cstheme="minorHAnsi"/>
-          </w:rPr>
-          <m:t>≤</m:t>
-        </m:r>
-        <m:r>
-          <w:rPr>
-            <w:rFonts w:ascii="Cambria Math" w:eastAsiaTheme="minorEastAsia" w:hAnsi="Cambria Math" w:cstheme="minorHAnsi"/>
-            <w:lang w:val="en-US"/>
-          </w:rPr>
-          <m:t>2</m:t>
-        </m:r>
-        <m:r>
-          <w:rPr>
-            <w:rFonts w:ascii="Cambria Math" w:eastAsiaTheme="minorEastAsia" w:hAnsi="Cambria Math" w:cstheme="minorHAnsi"/>
-            <w:lang w:val="en-US"/>
-          </w:rPr>
-          <m:t>0;</m:t>
-        </m:r>
-      </m:oMath>
-    </w:p>
-    <w:p>
-      <w:pPr>
-        <w:rPr>
-          <w:rFonts w:eastAsiaTheme="minorEastAsia" w:cstheme="minorHAnsi"/>
-          <w:i/>
-          <w:lang w:val="en-US"/>
-        </w:rPr>
-      </w:pPr>
-      <w:r>
-        <w:rPr>
-          <w:rFonts w:cstheme="minorHAnsi"/>
-          <w:b/>
-          <w:bCs/>
-        </w:rPr>
-        <w:t xml:space="preserve">Subtask </w:t>
-      </w:r>
-      <w:r>
-        <w:rPr>
-          <w:rFonts w:cstheme="minorHAnsi"/>
-          <w:b/>
-          <w:bCs/>
-          <w:lang w:val="en-US"/>
-        </w:rPr>
-        <w:t>2</w:t>
-      </w:r>
-      <w:r>
-        <w:rPr>
-          <w:rFonts w:cstheme="minorHAnsi"/>
-        </w:rPr>
-        <w:t xml:space="preserve"> (</w:t>
-      </w:r>
-      <w:r>
-        <w:rPr>
-          <w:rFonts w:cstheme="minorHAnsi"/>
-          <w:lang w:val="en-US"/>
-        </w:rPr>
-        <w:t>7</w:t>
+        <w:t>10</w:t>
       </w:r>
       <w:r>
         <w:rPr>
@@ -1045,9 +1754,250 @@
       <w:r>
         <w:rPr>
           <w:rFonts w:cstheme="minorHAnsi"/>
+          <w:lang w:val="en-US"/>
         </w:rPr>
-        <w:t>Không có ràng buộc nào thêm</w:t>
+        <w:t xml:space="preserve">bai nay ko tinh partial point good luck </w:t>
       </w:r>
+      <w:r>
+        <w:rPr>
+          <mc:AlternateContent>
+            <mc:Choice Requires="w16se">
+              <w:rFonts w:eastAsiaTheme="minorEastAsia" w:cstheme="minorHAnsi"/>
+            </mc:Choice>
+            <mc:Fallback>
+              <w:rFonts w:ascii="Segoe UI Emoji" w:eastAsia="Segoe UI Emoji" w:hAnsi="Segoe UI Emoji" w:cs="Segoe UI Emoji"/>
+            </mc:Fallback>
+          </mc:AlternateContent>
+          <w:lang w:val="en-US"/>
+        </w:rPr>
+        <mc:AlternateContent>
+          <mc:Choice Requires="w16se">
+            <w16se:symEx w16se:font="Segoe UI Emoji" w16se:char="1F427"/>
+          </mc:Choice>
+          <mc:Fallback>
+            <w:t>🐧</w:t>
+          </mc:Fallback>
+        </mc:AlternateContent>
+      </w:r>
+    </w:p>
+    <w:p>
+      <w:pPr>
+        <w:rPr>
+          <w:rFonts w:eastAsiaTheme="minorEastAsia" w:cstheme="minorHAnsi"/>
+          <w:lang w:val="en-US"/>
+        </w:rPr>
+      </w:pPr>
+      <w:r>
+        <w:rPr>
+          <w:rFonts w:eastAsiaTheme="minorEastAsia" w:cstheme="minorHAnsi"/>
+        </w:rPr>
+        <w:br w:type="page"/>
+      </w:r>
+    </w:p>
+    <w:p>
+      <w:pPr>
+        <w:rPr>
+          <w:rFonts w:eastAsiaTheme="minorEastAsia" w:cstheme="minorHAnsi"/>
+          <w:i/>
+          <w:lang w:val="en-US"/>
+        </w:rPr>
+      </w:pPr>
+      <m:oMath>
+        <m:sSub>
+          <m:sSubPr>
+            <m:ctrlPr>
+              <w:rPr>
+                <w:rFonts w:ascii="Cambria Math" w:eastAsiaTheme="minorEastAsia" w:hAnsi="Cambria Math"/>
+                <w:i/>
+              </w:rPr>
+            </m:ctrlPr>
+          </m:sSubPr>
+          <m:e>
+            <m:r>
+              <w:rPr>
+                <w:rFonts w:ascii="Cambria Math" w:eastAsiaTheme="minorEastAsia" w:hAnsi="Cambria Math"/>
+              </w:rPr>
+              <m:t>a</m:t>
+            </m:r>
+          </m:e>
+          <m:sub>
+            <m:r>
+              <w:rPr>
+                <w:rFonts w:ascii="Cambria Math" w:eastAsiaTheme="minorEastAsia" w:hAnsi="Cambria Math"/>
+              </w:rPr>
+              <m:t>1</m:t>
+            </m:r>
+          </m:sub>
+        </m:sSub>
+        <m:r>
+          <w:rPr>
+            <w:rFonts w:ascii="Cambria Math" w:eastAsiaTheme="minorEastAsia" w:hAnsi="Cambria Math"/>
+          </w:rPr>
+          <m:t>,</m:t>
+        </m:r>
+        <m:sSub>
+          <m:sSubPr>
+            <m:ctrlPr>
+              <w:rPr>
+                <w:rFonts w:ascii="Cambria Math" w:eastAsiaTheme="minorEastAsia" w:hAnsi="Cambria Math"/>
+                <w:i/>
+              </w:rPr>
+            </m:ctrlPr>
+          </m:sSubPr>
+          <m:e>
+            <m:r>
+              <w:rPr>
+                <w:rFonts w:ascii="Cambria Math" w:eastAsiaTheme="minorEastAsia" w:hAnsi="Cambria Math"/>
+              </w:rPr>
+              <m:t>a</m:t>
+            </m:r>
+          </m:e>
+          <m:sub>
+            <m:r>
+              <w:rPr>
+                <w:rFonts w:ascii="Cambria Math" w:eastAsiaTheme="minorEastAsia" w:hAnsi="Cambria Math"/>
+              </w:rPr>
+              <m:t>2</m:t>
+            </m:r>
+          </m:sub>
+        </m:sSub>
+        <m:r>
+          <w:rPr>
+            <w:rFonts w:ascii="Cambria Math" w:eastAsiaTheme="minorEastAsia" w:hAnsi="Cambria Math"/>
+          </w:rPr>
+          <m:t>,</m:t>
+        </m:r>
+        <m:sSub>
+          <m:sSubPr>
+            <m:ctrlPr>
+              <w:rPr>
+                <w:rFonts w:ascii="Cambria Math" w:eastAsiaTheme="minorEastAsia" w:hAnsi="Cambria Math"/>
+                <w:i/>
+              </w:rPr>
+            </m:ctrlPr>
+          </m:sSubPr>
+          <m:e>
+            <m:r>
+              <w:rPr>
+                <w:rFonts w:ascii="Cambria Math" w:eastAsiaTheme="minorEastAsia" w:hAnsi="Cambria Math"/>
+              </w:rPr>
+              <m:t>a</m:t>
+            </m:r>
+          </m:e>
+          <m:sub>
+            <m:r>
+              <w:rPr>
+                <w:rFonts w:ascii="Cambria Math" w:eastAsiaTheme="minorEastAsia" w:hAnsi="Cambria Math"/>
+              </w:rPr>
+              <m:t>3</m:t>
+            </m:r>
+          </m:sub>
+        </m:sSub>
+        <m:r>
+          <w:rPr>
+            <w:rFonts w:ascii="Cambria Math" w:eastAsiaTheme="minorEastAsia" w:hAnsi="Cambria Math"/>
+          </w:rPr>
+          <m:t>,…,</m:t>
+        </m:r>
+        <m:sSub>
+          <m:sSubPr>
+            <m:ctrlPr>
+              <w:rPr>
+                <w:rFonts w:ascii="Cambria Math" w:eastAsiaTheme="minorEastAsia" w:hAnsi="Cambria Math"/>
+                <w:i/>
+              </w:rPr>
+            </m:ctrlPr>
+          </m:sSubPr>
+          <m:e>
+            <m:r>
+              <w:rPr>
+                <w:rFonts w:ascii="Cambria Math" w:eastAsiaTheme="minorEastAsia" w:hAnsi="Cambria Math"/>
+              </w:rPr>
+              <m:t>a</m:t>
+            </m:r>
+          </m:e>
+          <m:sub>
+            <m:r>
+              <w:rPr>
+                <w:rFonts w:ascii="Cambria Math" w:eastAsiaTheme="minorEastAsia" w:hAnsi="Cambria Math"/>
+              </w:rPr>
+              <m:t>i</m:t>
+            </m:r>
+          </m:sub>
+        </m:sSub>
+      </m:oMath>
+      <w:r>
+        <w:rPr>
+          <w:rFonts w:eastAsiaTheme="minorEastAsia"/>
+        </w:rPr>
+        <w:t xml:space="preserve"> (</w:t>
+      </w:r>
+      <m:oMath>
+        <m:sSub>
+          <m:sSubPr>
+            <m:ctrlPr>
+              <w:rPr>
+                <w:rFonts w:ascii="Cambria Math" w:eastAsiaTheme="minorEastAsia" w:hAnsi="Cambria Math"/>
+                <w:i/>
+              </w:rPr>
+            </m:ctrlPr>
+          </m:sSubPr>
+          <m:e>
+            <m:r>
+              <w:rPr>
+                <w:rFonts w:ascii="Cambria Math" w:eastAsiaTheme="minorEastAsia" w:hAnsi="Cambria Math"/>
+              </w:rPr>
+              <m:t>a</m:t>
+            </m:r>
+          </m:e>
+          <m:sub>
+            <m:r>
+              <w:rPr>
+                <w:rFonts w:ascii="Cambria Math" w:eastAsiaTheme="minorEastAsia" w:hAnsi="Cambria Math"/>
+              </w:rPr>
+              <m:t>i</m:t>
+            </m:r>
+          </m:sub>
+        </m:sSub>
+        <m:r>
+          <w:rPr>
+            <w:rFonts w:ascii="Cambria Math" w:eastAsiaTheme="minorEastAsia" w:hAnsi="Cambria Math"/>
+          </w:rPr>
+          <m:t>≤</m:t>
+        </m:r>
+        <m:sSup>
+          <m:sSupPr>
+            <m:ctrlPr>
+              <w:rPr>
+                <w:rFonts w:ascii="Cambria Math" w:eastAsiaTheme="minorEastAsia" w:hAnsi="Cambria Math"/>
+                <w:i/>
+              </w:rPr>
+            </m:ctrlPr>
+          </m:sSupPr>
+          <m:e>
+            <m:r>
+              <w:rPr>
+                <w:rFonts w:ascii="Cambria Math" w:eastAsiaTheme="minorEastAsia" w:hAnsi="Cambria Math"/>
+              </w:rPr>
+              <m:t>10</m:t>
+            </m:r>
+          </m:e>
+          <m:sup>
+            <m:r>
+              <w:rPr>
+                <w:rFonts w:ascii="Cambria Math" w:eastAsiaTheme="minorEastAsia" w:hAnsi="Cambria Math"/>
+              </w:rPr>
+              <m:t>9</m:t>
+            </m:r>
+          </m:sup>
+        </m:sSup>
+        <m:r>
+          <w:rPr>
+            <w:rFonts w:ascii="Cambria Math" w:hAnsi="Cambria Math"/>
+          </w:rPr>
+          <m:t>)</m:t>
+        </m:r>
+      </m:oMath>
     </w:p>
     <w:sectPr>
       <w:pgSz w:w="12240" w:h="15840"/>
@@ -1062,6 +2012,342 @@
 <file path=word/numbering.xml><?xml version="1.0" encoding="utf-8"?>
 <w:numbering xmlns:wpc="http://schemas.microsoft.com/office/word/2010/wordprocessingCanvas" xmlns:cx="http://schemas.microsoft.com/office/drawing/2014/chartex" xmlns:cx1="http://schemas.microsoft.com/office/drawing/2015/9/8/chartex" xmlns:cx2="http://schemas.microsoft.com/office/drawing/2015/10/21/chartex" xmlns:cx3="http://schemas.microsoft.com/office/drawing/2016/5/9/chartex" xmlns:cx4="http://schemas.microsoft.com/office/drawing/2016/5/10/chartex" xmlns:cx5="http://schemas.microsoft.com/office/drawing/2016/5/11/chartex" xmlns:cx6="http://schemas.microsoft.com/office/drawing/2016/5/12/chartex" xmlns:cx7="http://schemas.microsoft.com/office/drawing/2016/5/13/chartex" xmlns:cx8="http://schemas.microsoft.com/office/drawing/2016/5/14/chartex" xmlns:mc="http://schemas.openxmlformats.org/markup-compatibility/2006" xmlns:aink="http://schemas.microsoft.com/office/drawing/2016/ink" xmlns:am3d="http://schemas.microsoft.com/office/drawing/2017/model3d" xmlns:o="urn:schemas-microsoft-com:office:office" xmlns:oel="http://schemas.microsoft.com/office/2019/extlst" xmlns:r="http://schemas.openxmlformats.org/officeDocument/2006/relationships" xmlns:m="http://schemas.openxmlformats.org/officeDocument/2006/math" xmlns:v="urn:schemas-microsoft-com:vml" xmlns:wp14="http://schemas.microsoft.com/office/word/2010/wordprocessingDrawing" xmlns:wp="http://schemas.openxmlformats.org/drawingml/2006/wordprocessingDrawing" xmlns:w10="urn:schemas-microsoft-com:office:word" xmlns:w="http://schemas.openxmlformats.org/wordprocessingml/2006/main" xmlns:w14="http://schemas.microsoft.com/office/word/2010/wordml" xmlns:w15="http://schemas.microsoft.com/office/word/2012/wordml" xmlns:w16cex="http://schemas.microsoft.com/office/word/2018/wordml/cex" xmlns:w16cid="http://schemas.microsoft.com/office/word/2016/wordml/cid" xmlns:w16="http://schemas.microsoft.com/office/word/2018/wordml" xmlns:w16du="http://schemas.microsoft.com/office/word/2023/wordml/word16du" xmlns:w16sdtdh="http://schemas.microsoft.com/office/word/2020/wordml/sdtdatahash" xmlns:w16sdtfl="http://schemas.microsoft.com/office/word/2024/wordml/sdtformatlock" xmlns:w16se="http://schemas.microsoft.com/office/word/2015/wordml/symex" xmlns:wpg="http://schemas.microsoft.com/office/word/2010/wordprocessingGroup" xmlns:wpi="http://schemas.microsoft.com/office/word/2010/wordprocessingInk" xmlns:wne="http://schemas.microsoft.com/office/word/2006/wordml" xmlns:wps="http://schemas.microsoft.com/office/word/2010/wordprocessingShape" mc:Ignorable="w14 w15 w16se w16cid w16 w16cex w16sdtdh w16sdtfl w16du wp14">
   <w:abstractNum w:abstractNumId="0" w15:restartNumberingAfterBreak="0">
+    <w:nsid w:val="FFFFFF89"/>
+    <w:multiLevelType w:val="singleLevel"/>
+    <w:tmpl w:val="50E0129C"/>
+    <w:lvl w:ilvl="0">
+      <w:start w:val="1"/>
+      <w:numFmt w:val="bullet"/>
+      <w:lvlText w:val=""/>
+      <w:lvlJc w:val="left"/>
+      <w:pPr>
+        <w:tabs>
+          <w:tab w:val="num" w:pos="360"/>
+        </w:tabs>
+        <w:ind w:left="360" w:hanging="360"/>
+      </w:pPr>
+      <w:rPr>
+        <w:rFonts w:ascii="Symbol" w:hAnsi="Symbol" w:hint="default"/>
+      </w:rPr>
+    </w:lvl>
+  </w:abstractNum>
+  <w:abstractNum w:abstractNumId="1" w15:restartNumberingAfterBreak="0">
+    <w:nsid w:val="0AE23CC9"/>
+    <w:multiLevelType w:val="hybridMultilevel"/>
+    <w:tmpl w:val="4CD86B28"/>
+    <w:lvl w:ilvl="0" w:tplc="04090001">
+      <w:start w:val="1"/>
+      <w:numFmt w:val="bullet"/>
+      <w:lvlText w:val=""/>
+      <w:lvlJc w:val="left"/>
+      <w:pPr>
+        <w:ind w:left="720" w:hanging="360"/>
+      </w:pPr>
+      <w:rPr>
+        <w:rFonts w:ascii="Symbol" w:hAnsi="Symbol" w:hint="default"/>
+      </w:rPr>
+    </w:lvl>
+    <w:lvl w:ilvl="1" w:tplc="04090003" w:tentative="1">
+      <w:start w:val="1"/>
+      <w:numFmt w:val="bullet"/>
+      <w:lvlText w:val="o"/>
+      <w:lvlJc w:val="left"/>
+      <w:pPr>
+        <w:ind w:left="1440" w:hanging="360"/>
+      </w:pPr>
+      <w:rPr>
+        <w:rFonts w:ascii="Courier New" w:hAnsi="Courier New" w:cs="Courier New" w:hint="default"/>
+      </w:rPr>
+    </w:lvl>
+    <w:lvl w:ilvl="2" w:tplc="04090005" w:tentative="1">
+      <w:start w:val="1"/>
+      <w:numFmt w:val="bullet"/>
+      <w:lvlText w:val=""/>
+      <w:lvlJc w:val="left"/>
+      <w:pPr>
+        <w:ind w:left="2160" w:hanging="360"/>
+      </w:pPr>
+      <w:rPr>
+        <w:rFonts w:ascii="Wingdings" w:hAnsi="Wingdings" w:hint="default"/>
+      </w:rPr>
+    </w:lvl>
+    <w:lvl w:ilvl="3" w:tplc="04090001" w:tentative="1">
+      <w:start w:val="1"/>
+      <w:numFmt w:val="bullet"/>
+      <w:lvlText w:val=""/>
+      <w:lvlJc w:val="left"/>
+      <w:pPr>
+        <w:ind w:left="2880" w:hanging="360"/>
+      </w:pPr>
+      <w:rPr>
+        <w:rFonts w:ascii="Symbol" w:hAnsi="Symbol" w:hint="default"/>
+      </w:rPr>
+    </w:lvl>
+    <w:lvl w:ilvl="4" w:tplc="04090003" w:tentative="1">
+      <w:start w:val="1"/>
+      <w:numFmt w:val="bullet"/>
+      <w:lvlText w:val="o"/>
+      <w:lvlJc w:val="left"/>
+      <w:pPr>
+        <w:ind w:left="3600" w:hanging="360"/>
+      </w:pPr>
+      <w:rPr>
+        <w:rFonts w:ascii="Courier New" w:hAnsi="Courier New" w:cs="Courier New" w:hint="default"/>
+      </w:rPr>
+    </w:lvl>
+    <w:lvl w:ilvl="5" w:tplc="04090005" w:tentative="1">
+      <w:start w:val="1"/>
+      <w:numFmt w:val="bullet"/>
+      <w:lvlText w:val=""/>
+      <w:lvlJc w:val="left"/>
+      <w:pPr>
+        <w:ind w:left="4320" w:hanging="360"/>
+      </w:pPr>
+      <w:rPr>
+        <w:rFonts w:ascii="Wingdings" w:hAnsi="Wingdings" w:hint="default"/>
+      </w:rPr>
+    </w:lvl>
+    <w:lvl w:ilvl="6" w:tplc="04090001" w:tentative="1">
+      <w:start w:val="1"/>
+      <w:numFmt w:val="bullet"/>
+      <w:lvlText w:val=""/>
+      <w:lvlJc w:val="left"/>
+      <w:pPr>
+        <w:ind w:left="5040" w:hanging="360"/>
+      </w:pPr>
+      <w:rPr>
+        <w:rFonts w:ascii="Symbol" w:hAnsi="Symbol" w:hint="default"/>
+      </w:rPr>
+    </w:lvl>
+    <w:lvl w:ilvl="7" w:tplc="04090003" w:tentative="1">
+      <w:start w:val="1"/>
+      <w:numFmt w:val="bullet"/>
+      <w:lvlText w:val="o"/>
+      <w:lvlJc w:val="left"/>
+      <w:pPr>
+        <w:ind w:left="5760" w:hanging="360"/>
+      </w:pPr>
+      <w:rPr>
+        <w:rFonts w:ascii="Courier New" w:hAnsi="Courier New" w:cs="Courier New" w:hint="default"/>
+      </w:rPr>
+    </w:lvl>
+    <w:lvl w:ilvl="8" w:tplc="04090005" w:tentative="1">
+      <w:start w:val="1"/>
+      <w:numFmt w:val="bullet"/>
+      <w:lvlText w:val=""/>
+      <w:lvlJc w:val="left"/>
+      <w:pPr>
+        <w:ind w:left="6480" w:hanging="360"/>
+      </w:pPr>
+      <w:rPr>
+        <w:rFonts w:ascii="Wingdings" w:hAnsi="Wingdings" w:hint="default"/>
+      </w:rPr>
+    </w:lvl>
+  </w:abstractNum>
+  <w:abstractNum w:abstractNumId="2" w15:restartNumberingAfterBreak="0">
+    <w:nsid w:val="102E5826"/>
+    <w:multiLevelType w:val="hybridMultilevel"/>
+    <w:tmpl w:val="66789EF2"/>
+    <w:lvl w:ilvl="0" w:tplc="71181944">
+      <w:start w:val="1"/>
+      <w:numFmt w:val="bullet"/>
+      <w:pStyle w:val="ListParagraph"/>
+      <w:lvlText w:val=""/>
+      <w:lvlJc w:val="left"/>
+      <w:pPr>
+        <w:ind w:left="1440" w:hanging="360"/>
+      </w:pPr>
+      <w:rPr>
+        <w:rFonts w:ascii="Symbol" w:hAnsi="Symbol" w:hint="default"/>
+      </w:rPr>
+    </w:lvl>
+    <w:lvl w:ilvl="1" w:tplc="04090019" w:tentative="1">
+      <w:start w:val="1"/>
+      <w:numFmt w:val="lowerLetter"/>
+      <w:lvlText w:val="%2."/>
+      <w:lvlJc w:val="left"/>
+      <w:pPr>
+        <w:ind w:left="2160" w:hanging="360"/>
+      </w:pPr>
+    </w:lvl>
+    <w:lvl w:ilvl="2" w:tplc="0409001B" w:tentative="1">
+      <w:start w:val="1"/>
+      <w:numFmt w:val="lowerRoman"/>
+      <w:lvlText w:val="%3."/>
+      <w:lvlJc w:val="right"/>
+      <w:pPr>
+        <w:ind w:left="2880" w:hanging="180"/>
+      </w:pPr>
+    </w:lvl>
+    <w:lvl w:ilvl="3" w:tplc="0409000F" w:tentative="1">
+      <w:start w:val="1"/>
+      <w:numFmt w:val="decimal"/>
+      <w:lvlText w:val="%4."/>
+      <w:lvlJc w:val="left"/>
+      <w:pPr>
+        <w:ind w:left="3600" w:hanging="360"/>
+      </w:pPr>
+    </w:lvl>
+    <w:lvl w:ilvl="4" w:tplc="04090019" w:tentative="1">
+      <w:start w:val="1"/>
+      <w:numFmt w:val="lowerLetter"/>
+      <w:lvlText w:val="%5."/>
+      <w:lvlJc w:val="left"/>
+      <w:pPr>
+        <w:ind w:left="4320" w:hanging="360"/>
+      </w:pPr>
+    </w:lvl>
+    <w:lvl w:ilvl="5" w:tplc="0409001B" w:tentative="1">
+      <w:start w:val="1"/>
+      <w:numFmt w:val="lowerRoman"/>
+      <w:lvlText w:val="%6."/>
+      <w:lvlJc w:val="right"/>
+      <w:pPr>
+        <w:ind w:left="5040" w:hanging="180"/>
+      </w:pPr>
+    </w:lvl>
+    <w:lvl w:ilvl="6" w:tplc="0409000F" w:tentative="1">
+      <w:start w:val="1"/>
+      <w:numFmt w:val="decimal"/>
+      <w:lvlText w:val="%7."/>
+      <w:lvlJc w:val="left"/>
+      <w:pPr>
+        <w:ind w:left="5760" w:hanging="360"/>
+      </w:pPr>
+    </w:lvl>
+    <w:lvl w:ilvl="7" w:tplc="04090019" w:tentative="1">
+      <w:start w:val="1"/>
+      <w:numFmt w:val="lowerLetter"/>
+      <w:lvlText w:val="%8."/>
+      <w:lvlJc w:val="left"/>
+      <w:pPr>
+        <w:ind w:left="6480" w:hanging="360"/>
+      </w:pPr>
+    </w:lvl>
+    <w:lvl w:ilvl="8" w:tplc="0409001B" w:tentative="1">
+      <w:start w:val="1"/>
+      <w:numFmt w:val="lowerRoman"/>
+      <w:lvlText w:val="%9."/>
+      <w:lvlJc w:val="right"/>
+      <w:pPr>
+        <w:ind w:left="7200" w:hanging="180"/>
+      </w:pPr>
+    </w:lvl>
+  </w:abstractNum>
+  <w:abstractNum w:abstractNumId="3" w15:restartNumberingAfterBreak="0">
+    <w:nsid w:val="12BF5872"/>
+    <w:multiLevelType w:val="hybridMultilevel"/>
+    <w:tmpl w:val="CE3419DE"/>
+    <w:lvl w:ilvl="0" w:tplc="04090001">
+      <w:start w:val="1"/>
+      <w:numFmt w:val="bullet"/>
+      <w:lvlText w:val=""/>
+      <w:lvlJc w:val="left"/>
+      <w:pPr>
+        <w:ind w:left="720" w:hanging="360"/>
+      </w:pPr>
+      <w:rPr>
+        <w:rFonts w:ascii="Symbol" w:hAnsi="Symbol" w:hint="default"/>
+      </w:rPr>
+    </w:lvl>
+    <w:lvl w:ilvl="1" w:tplc="04090003" w:tentative="1">
+      <w:start w:val="1"/>
+      <w:numFmt w:val="bullet"/>
+      <w:lvlText w:val="o"/>
+      <w:lvlJc w:val="left"/>
+      <w:pPr>
+        <w:ind w:left="1440" w:hanging="360"/>
+      </w:pPr>
+      <w:rPr>
+        <w:rFonts w:ascii="Courier New" w:hAnsi="Courier New" w:cs="Courier New" w:hint="default"/>
+      </w:rPr>
+    </w:lvl>
+    <w:lvl w:ilvl="2" w:tplc="04090005" w:tentative="1">
+      <w:start w:val="1"/>
+      <w:numFmt w:val="bullet"/>
+      <w:lvlText w:val=""/>
+      <w:lvlJc w:val="left"/>
+      <w:pPr>
+        <w:ind w:left="2160" w:hanging="360"/>
+      </w:pPr>
+      <w:rPr>
+        <w:rFonts w:ascii="Wingdings" w:hAnsi="Wingdings" w:hint="default"/>
+      </w:rPr>
+    </w:lvl>
+    <w:lvl w:ilvl="3" w:tplc="04090001" w:tentative="1">
+      <w:start w:val="1"/>
+      <w:numFmt w:val="bullet"/>
+      <w:lvlText w:val=""/>
+      <w:lvlJc w:val="left"/>
+      <w:pPr>
+        <w:ind w:left="2880" w:hanging="360"/>
+      </w:pPr>
+      <w:rPr>
+        <w:rFonts w:ascii="Symbol" w:hAnsi="Symbol" w:hint="default"/>
+      </w:rPr>
+    </w:lvl>
+    <w:lvl w:ilvl="4" w:tplc="04090003" w:tentative="1">
+      <w:start w:val="1"/>
+      <w:numFmt w:val="bullet"/>
+      <w:lvlText w:val="o"/>
+      <w:lvlJc w:val="left"/>
+      <w:pPr>
+        <w:ind w:left="3600" w:hanging="360"/>
+      </w:pPr>
+      <w:rPr>
+        <w:rFonts w:ascii="Courier New" w:hAnsi="Courier New" w:cs="Courier New" w:hint="default"/>
+      </w:rPr>
+    </w:lvl>
+    <w:lvl w:ilvl="5" w:tplc="04090005" w:tentative="1">
+      <w:start w:val="1"/>
+      <w:numFmt w:val="bullet"/>
+      <w:lvlText w:val=""/>
+      <w:lvlJc w:val="left"/>
+      <w:pPr>
+        <w:ind w:left="4320" w:hanging="360"/>
+      </w:pPr>
+      <w:rPr>
+        <w:rFonts w:ascii="Wingdings" w:hAnsi="Wingdings" w:hint="default"/>
+      </w:rPr>
+    </w:lvl>
+    <w:lvl w:ilvl="6" w:tplc="04090001" w:tentative="1">
+      <w:start w:val="1"/>
+      <w:numFmt w:val="bullet"/>
+      <w:lvlText w:val=""/>
+      <w:lvlJc w:val="left"/>
+      <w:pPr>
+        <w:ind w:left="5040" w:hanging="360"/>
+      </w:pPr>
+      <w:rPr>
+        <w:rFonts w:ascii="Symbol" w:hAnsi="Symbol" w:hint="default"/>
+      </w:rPr>
+    </w:lvl>
+    <w:lvl w:ilvl="7" w:tplc="04090003" w:tentative="1">
+      <w:start w:val="1"/>
+      <w:numFmt w:val="bullet"/>
+      <w:lvlText w:val="o"/>
+      <w:lvlJc w:val="left"/>
+      <w:pPr>
+        <w:ind w:left="5760" w:hanging="360"/>
+      </w:pPr>
+      <w:rPr>
+        <w:rFonts w:ascii="Courier New" w:hAnsi="Courier New" w:cs="Courier New" w:hint="default"/>
+      </w:rPr>
+    </w:lvl>
+    <w:lvl w:ilvl="8" w:tplc="04090005" w:tentative="1">
+      <w:start w:val="1"/>
+      <w:numFmt w:val="bullet"/>
+      <w:lvlText w:val=""/>
+      <w:lvlJc w:val="left"/>
+      <w:pPr>
+        <w:ind w:left="6480" w:hanging="360"/>
+      </w:pPr>
+      <w:rPr>
+        <w:rFonts w:ascii="Wingdings" w:hAnsi="Wingdings" w:hint="default"/>
+      </w:rPr>
+    </w:lvl>
+  </w:abstractNum>
+  <w:abstractNum w:abstractNumId="4" w15:restartNumberingAfterBreak="0">
     <w:nsid w:val="1A961F70"/>
     <w:multiLevelType w:val="multilevel"/>
     <w:tmpl w:val="7B4465EC"/>
@@ -1201,7 +2487,912 @@
       </w:rPr>
     </w:lvl>
   </w:abstractNum>
-  <w:abstractNum w:abstractNumId="1" w15:restartNumberingAfterBreak="0">
+  <w:abstractNum w:abstractNumId="5" w15:restartNumberingAfterBreak="0">
+    <w:nsid w:val="1D631DED"/>
+    <w:multiLevelType w:val="hybridMultilevel"/>
+    <w:tmpl w:val="BB4C0B9A"/>
+    <w:lvl w:ilvl="0" w:tplc="5BDECAD4">
+      <w:start w:val="10"/>
+      <w:numFmt w:val="bullet"/>
+      <w:lvlText w:val="-"/>
+      <w:lvlJc w:val="left"/>
+      <w:pPr>
+        <w:ind w:left="720" w:hanging="360"/>
+      </w:pPr>
+      <w:rPr>
+        <w:rFonts w:ascii="Calibri" w:eastAsiaTheme="minorHAnsi" w:hAnsi="Calibri" w:cs="Calibri" w:hint="default"/>
+      </w:rPr>
+    </w:lvl>
+    <w:lvl w:ilvl="1" w:tplc="04090003" w:tentative="1">
+      <w:start w:val="1"/>
+      <w:numFmt w:val="bullet"/>
+      <w:lvlText w:val="o"/>
+      <w:lvlJc w:val="left"/>
+      <w:pPr>
+        <w:ind w:left="1440" w:hanging="360"/>
+      </w:pPr>
+      <w:rPr>
+        <w:rFonts w:ascii="Courier New" w:hAnsi="Courier New" w:cs="Courier New" w:hint="default"/>
+      </w:rPr>
+    </w:lvl>
+    <w:lvl w:ilvl="2" w:tplc="04090005" w:tentative="1">
+      <w:start w:val="1"/>
+      <w:numFmt w:val="bullet"/>
+      <w:lvlText w:val=""/>
+      <w:lvlJc w:val="left"/>
+      <w:pPr>
+        <w:ind w:left="2160" w:hanging="360"/>
+      </w:pPr>
+      <w:rPr>
+        <w:rFonts w:ascii="Wingdings" w:hAnsi="Wingdings" w:hint="default"/>
+      </w:rPr>
+    </w:lvl>
+    <w:lvl w:ilvl="3" w:tplc="04090001" w:tentative="1">
+      <w:start w:val="1"/>
+      <w:numFmt w:val="bullet"/>
+      <w:lvlText w:val=""/>
+      <w:lvlJc w:val="left"/>
+      <w:pPr>
+        <w:ind w:left="2880" w:hanging="360"/>
+      </w:pPr>
+      <w:rPr>
+        <w:rFonts w:ascii="Symbol" w:hAnsi="Symbol" w:hint="default"/>
+      </w:rPr>
+    </w:lvl>
+    <w:lvl w:ilvl="4" w:tplc="04090003" w:tentative="1">
+      <w:start w:val="1"/>
+      <w:numFmt w:val="bullet"/>
+      <w:lvlText w:val="o"/>
+      <w:lvlJc w:val="left"/>
+      <w:pPr>
+        <w:ind w:left="3600" w:hanging="360"/>
+      </w:pPr>
+      <w:rPr>
+        <w:rFonts w:ascii="Courier New" w:hAnsi="Courier New" w:cs="Courier New" w:hint="default"/>
+      </w:rPr>
+    </w:lvl>
+    <w:lvl w:ilvl="5" w:tplc="04090005" w:tentative="1">
+      <w:start w:val="1"/>
+      <w:numFmt w:val="bullet"/>
+      <w:lvlText w:val=""/>
+      <w:lvlJc w:val="left"/>
+      <w:pPr>
+        <w:ind w:left="4320" w:hanging="360"/>
+      </w:pPr>
+      <w:rPr>
+        <w:rFonts w:ascii="Wingdings" w:hAnsi="Wingdings" w:hint="default"/>
+      </w:rPr>
+    </w:lvl>
+    <w:lvl w:ilvl="6" w:tplc="04090001" w:tentative="1">
+      <w:start w:val="1"/>
+      <w:numFmt w:val="bullet"/>
+      <w:lvlText w:val=""/>
+      <w:lvlJc w:val="left"/>
+      <w:pPr>
+        <w:ind w:left="5040" w:hanging="360"/>
+      </w:pPr>
+      <w:rPr>
+        <w:rFonts w:ascii="Symbol" w:hAnsi="Symbol" w:hint="default"/>
+      </w:rPr>
+    </w:lvl>
+    <w:lvl w:ilvl="7" w:tplc="04090003" w:tentative="1">
+      <w:start w:val="1"/>
+      <w:numFmt w:val="bullet"/>
+      <w:lvlText w:val="o"/>
+      <w:lvlJc w:val="left"/>
+      <w:pPr>
+        <w:ind w:left="5760" w:hanging="360"/>
+      </w:pPr>
+      <w:rPr>
+        <w:rFonts w:ascii="Courier New" w:hAnsi="Courier New" w:cs="Courier New" w:hint="default"/>
+      </w:rPr>
+    </w:lvl>
+    <w:lvl w:ilvl="8" w:tplc="04090005" w:tentative="1">
+      <w:start w:val="1"/>
+      <w:numFmt w:val="bullet"/>
+      <w:lvlText w:val=""/>
+      <w:lvlJc w:val="left"/>
+      <w:pPr>
+        <w:ind w:left="6480" w:hanging="360"/>
+      </w:pPr>
+      <w:rPr>
+        <w:rFonts w:ascii="Wingdings" w:hAnsi="Wingdings" w:hint="default"/>
+      </w:rPr>
+    </w:lvl>
+  </w:abstractNum>
+  <w:abstractNum w:abstractNumId="6" w15:restartNumberingAfterBreak="0">
+    <w:nsid w:val="2693156E"/>
+    <w:multiLevelType w:val="hybridMultilevel"/>
+    <w:tmpl w:val="24CE4E46"/>
+    <w:lvl w:ilvl="0" w:tplc="5BDECAD4">
+      <w:start w:val="10"/>
+      <w:numFmt w:val="bullet"/>
+      <w:lvlText w:val="-"/>
+      <w:lvlJc w:val="left"/>
+      <w:pPr>
+        <w:ind w:left="720" w:hanging="360"/>
+      </w:pPr>
+      <w:rPr>
+        <w:rFonts w:ascii="Calibri" w:eastAsiaTheme="minorHAnsi" w:hAnsi="Calibri" w:cs="Calibri" w:hint="default"/>
+      </w:rPr>
+    </w:lvl>
+    <w:lvl w:ilvl="1" w:tplc="04090003" w:tentative="1">
+      <w:start w:val="1"/>
+      <w:numFmt w:val="bullet"/>
+      <w:lvlText w:val="o"/>
+      <w:lvlJc w:val="left"/>
+      <w:pPr>
+        <w:ind w:left="1440" w:hanging="360"/>
+      </w:pPr>
+      <w:rPr>
+        <w:rFonts w:ascii="Courier New" w:hAnsi="Courier New" w:cs="Courier New" w:hint="default"/>
+      </w:rPr>
+    </w:lvl>
+    <w:lvl w:ilvl="2" w:tplc="04090005" w:tentative="1">
+      <w:start w:val="1"/>
+      <w:numFmt w:val="bullet"/>
+      <w:lvlText w:val=""/>
+      <w:lvlJc w:val="left"/>
+      <w:pPr>
+        <w:ind w:left="2160" w:hanging="360"/>
+      </w:pPr>
+      <w:rPr>
+        <w:rFonts w:ascii="Wingdings" w:hAnsi="Wingdings" w:hint="default"/>
+      </w:rPr>
+    </w:lvl>
+    <w:lvl w:ilvl="3" w:tplc="04090001" w:tentative="1">
+      <w:start w:val="1"/>
+      <w:numFmt w:val="bullet"/>
+      <w:lvlText w:val=""/>
+      <w:lvlJc w:val="left"/>
+      <w:pPr>
+        <w:ind w:left="2880" w:hanging="360"/>
+      </w:pPr>
+      <w:rPr>
+        <w:rFonts w:ascii="Symbol" w:hAnsi="Symbol" w:hint="default"/>
+      </w:rPr>
+    </w:lvl>
+    <w:lvl w:ilvl="4" w:tplc="04090003" w:tentative="1">
+      <w:start w:val="1"/>
+      <w:numFmt w:val="bullet"/>
+      <w:lvlText w:val="o"/>
+      <w:lvlJc w:val="left"/>
+      <w:pPr>
+        <w:ind w:left="3600" w:hanging="360"/>
+      </w:pPr>
+      <w:rPr>
+        <w:rFonts w:ascii="Courier New" w:hAnsi="Courier New" w:cs="Courier New" w:hint="default"/>
+      </w:rPr>
+    </w:lvl>
+    <w:lvl w:ilvl="5" w:tplc="04090005" w:tentative="1">
+      <w:start w:val="1"/>
+      <w:numFmt w:val="bullet"/>
+      <w:lvlText w:val=""/>
+      <w:lvlJc w:val="left"/>
+      <w:pPr>
+        <w:ind w:left="4320" w:hanging="360"/>
+      </w:pPr>
+      <w:rPr>
+        <w:rFonts w:ascii="Wingdings" w:hAnsi="Wingdings" w:hint="default"/>
+      </w:rPr>
+    </w:lvl>
+    <w:lvl w:ilvl="6" w:tplc="04090001" w:tentative="1">
+      <w:start w:val="1"/>
+      <w:numFmt w:val="bullet"/>
+      <w:lvlText w:val=""/>
+      <w:lvlJc w:val="left"/>
+      <w:pPr>
+        <w:ind w:left="5040" w:hanging="360"/>
+      </w:pPr>
+      <w:rPr>
+        <w:rFonts w:ascii="Symbol" w:hAnsi="Symbol" w:hint="default"/>
+      </w:rPr>
+    </w:lvl>
+    <w:lvl w:ilvl="7" w:tplc="04090003" w:tentative="1">
+      <w:start w:val="1"/>
+      <w:numFmt w:val="bullet"/>
+      <w:lvlText w:val="o"/>
+      <w:lvlJc w:val="left"/>
+      <w:pPr>
+        <w:ind w:left="5760" w:hanging="360"/>
+      </w:pPr>
+      <w:rPr>
+        <w:rFonts w:ascii="Courier New" w:hAnsi="Courier New" w:cs="Courier New" w:hint="default"/>
+      </w:rPr>
+    </w:lvl>
+    <w:lvl w:ilvl="8" w:tplc="04090005" w:tentative="1">
+      <w:start w:val="1"/>
+      <w:numFmt w:val="bullet"/>
+      <w:lvlText w:val=""/>
+      <w:lvlJc w:val="left"/>
+      <w:pPr>
+        <w:ind w:left="6480" w:hanging="360"/>
+      </w:pPr>
+      <w:rPr>
+        <w:rFonts w:ascii="Wingdings" w:hAnsi="Wingdings" w:hint="default"/>
+      </w:rPr>
+    </w:lvl>
+  </w:abstractNum>
+  <w:abstractNum w:abstractNumId="7" w15:restartNumberingAfterBreak="0">
+    <w:nsid w:val="2C2B340D"/>
+    <w:multiLevelType w:val="hybridMultilevel"/>
+    <w:tmpl w:val="886C086C"/>
+    <w:lvl w:ilvl="0" w:tplc="0409000D">
+      <w:start w:val="1"/>
+      <w:numFmt w:val="bullet"/>
+      <w:lvlText w:val=""/>
+      <w:lvlJc w:val="left"/>
+      <w:pPr>
+        <w:ind w:left="720" w:hanging="360"/>
+      </w:pPr>
+      <w:rPr>
+        <w:rFonts w:ascii="Wingdings" w:hAnsi="Wingdings" w:hint="default"/>
+      </w:rPr>
+    </w:lvl>
+    <w:lvl w:ilvl="1" w:tplc="04090003" w:tentative="1">
+      <w:start w:val="1"/>
+      <w:numFmt w:val="bullet"/>
+      <w:lvlText w:val="o"/>
+      <w:lvlJc w:val="left"/>
+      <w:pPr>
+        <w:ind w:left="1440" w:hanging="360"/>
+      </w:pPr>
+      <w:rPr>
+        <w:rFonts w:ascii="Courier New" w:hAnsi="Courier New" w:cs="Courier New" w:hint="default"/>
+      </w:rPr>
+    </w:lvl>
+    <w:lvl w:ilvl="2" w:tplc="04090005" w:tentative="1">
+      <w:start w:val="1"/>
+      <w:numFmt w:val="bullet"/>
+      <w:lvlText w:val=""/>
+      <w:lvlJc w:val="left"/>
+      <w:pPr>
+        <w:ind w:left="2160" w:hanging="360"/>
+      </w:pPr>
+      <w:rPr>
+        <w:rFonts w:ascii="Wingdings" w:hAnsi="Wingdings" w:hint="default"/>
+      </w:rPr>
+    </w:lvl>
+    <w:lvl w:ilvl="3" w:tplc="04090001" w:tentative="1">
+      <w:start w:val="1"/>
+      <w:numFmt w:val="bullet"/>
+      <w:lvlText w:val=""/>
+      <w:lvlJc w:val="left"/>
+      <w:pPr>
+        <w:ind w:left="2880" w:hanging="360"/>
+      </w:pPr>
+      <w:rPr>
+        <w:rFonts w:ascii="Symbol" w:hAnsi="Symbol" w:hint="default"/>
+      </w:rPr>
+    </w:lvl>
+    <w:lvl w:ilvl="4" w:tplc="04090003" w:tentative="1">
+      <w:start w:val="1"/>
+      <w:numFmt w:val="bullet"/>
+      <w:lvlText w:val="o"/>
+      <w:lvlJc w:val="left"/>
+      <w:pPr>
+        <w:ind w:left="3600" w:hanging="360"/>
+      </w:pPr>
+      <w:rPr>
+        <w:rFonts w:ascii="Courier New" w:hAnsi="Courier New" w:cs="Courier New" w:hint="default"/>
+      </w:rPr>
+    </w:lvl>
+    <w:lvl w:ilvl="5" w:tplc="04090005" w:tentative="1">
+      <w:start w:val="1"/>
+      <w:numFmt w:val="bullet"/>
+      <w:lvlText w:val=""/>
+      <w:lvlJc w:val="left"/>
+      <w:pPr>
+        <w:ind w:left="4320" w:hanging="360"/>
+      </w:pPr>
+      <w:rPr>
+        <w:rFonts w:ascii="Wingdings" w:hAnsi="Wingdings" w:hint="default"/>
+      </w:rPr>
+    </w:lvl>
+    <w:lvl w:ilvl="6" w:tplc="04090001" w:tentative="1">
+      <w:start w:val="1"/>
+      <w:numFmt w:val="bullet"/>
+      <w:lvlText w:val=""/>
+      <w:lvlJc w:val="left"/>
+      <w:pPr>
+        <w:ind w:left="5040" w:hanging="360"/>
+      </w:pPr>
+      <w:rPr>
+        <w:rFonts w:ascii="Symbol" w:hAnsi="Symbol" w:hint="default"/>
+      </w:rPr>
+    </w:lvl>
+    <w:lvl w:ilvl="7" w:tplc="04090003" w:tentative="1">
+      <w:start w:val="1"/>
+      <w:numFmt w:val="bullet"/>
+      <w:lvlText w:val="o"/>
+      <w:lvlJc w:val="left"/>
+      <w:pPr>
+        <w:ind w:left="5760" w:hanging="360"/>
+      </w:pPr>
+      <w:rPr>
+        <w:rFonts w:ascii="Courier New" w:hAnsi="Courier New" w:cs="Courier New" w:hint="default"/>
+      </w:rPr>
+    </w:lvl>
+    <w:lvl w:ilvl="8" w:tplc="04090005" w:tentative="1">
+      <w:start w:val="1"/>
+      <w:numFmt w:val="bullet"/>
+      <w:lvlText w:val=""/>
+      <w:lvlJc w:val="left"/>
+      <w:pPr>
+        <w:ind w:left="6480" w:hanging="360"/>
+      </w:pPr>
+      <w:rPr>
+        <w:rFonts w:ascii="Wingdings" w:hAnsi="Wingdings" w:hint="default"/>
+      </w:rPr>
+    </w:lvl>
+  </w:abstractNum>
+  <w:abstractNum w:abstractNumId="8" w15:restartNumberingAfterBreak="0">
+    <w:nsid w:val="39FB007B"/>
+    <w:multiLevelType w:val="hybridMultilevel"/>
+    <w:tmpl w:val="2DD6BBF4"/>
+    <w:lvl w:ilvl="0" w:tplc="35545E44">
+      <w:start w:val="5"/>
+      <w:numFmt w:val="bullet"/>
+      <w:lvlText w:val="-"/>
+      <w:lvlJc w:val="left"/>
+      <w:pPr>
+        <w:ind w:left="1080" w:hanging="360"/>
+      </w:pPr>
+      <w:rPr>
+        <w:rFonts w:ascii="Calibri" w:eastAsiaTheme="minorEastAsia" w:hAnsi="Calibri" w:cs="Calibri" w:hint="default"/>
+        <w:i w:val="0"/>
+      </w:rPr>
+    </w:lvl>
+    <w:lvl w:ilvl="1" w:tplc="04090003" w:tentative="1">
+      <w:start w:val="1"/>
+      <w:numFmt w:val="bullet"/>
+      <w:lvlText w:val="o"/>
+      <w:lvlJc w:val="left"/>
+      <w:pPr>
+        <w:ind w:left="1800" w:hanging="360"/>
+      </w:pPr>
+      <w:rPr>
+        <w:rFonts w:ascii="Courier New" w:hAnsi="Courier New" w:cs="Courier New" w:hint="default"/>
+      </w:rPr>
+    </w:lvl>
+    <w:lvl w:ilvl="2" w:tplc="04090005" w:tentative="1">
+      <w:start w:val="1"/>
+      <w:numFmt w:val="bullet"/>
+      <w:lvlText w:val=""/>
+      <w:lvlJc w:val="left"/>
+      <w:pPr>
+        <w:ind w:left="2520" w:hanging="360"/>
+      </w:pPr>
+      <w:rPr>
+        <w:rFonts w:ascii="Wingdings" w:hAnsi="Wingdings" w:hint="default"/>
+      </w:rPr>
+    </w:lvl>
+    <w:lvl w:ilvl="3" w:tplc="04090001" w:tentative="1">
+      <w:start w:val="1"/>
+      <w:numFmt w:val="bullet"/>
+      <w:lvlText w:val=""/>
+      <w:lvlJc w:val="left"/>
+      <w:pPr>
+        <w:ind w:left="3240" w:hanging="360"/>
+      </w:pPr>
+      <w:rPr>
+        <w:rFonts w:ascii="Symbol" w:hAnsi="Symbol" w:hint="default"/>
+      </w:rPr>
+    </w:lvl>
+    <w:lvl w:ilvl="4" w:tplc="04090003" w:tentative="1">
+      <w:start w:val="1"/>
+      <w:numFmt w:val="bullet"/>
+      <w:lvlText w:val="o"/>
+      <w:lvlJc w:val="left"/>
+      <w:pPr>
+        <w:ind w:left="3960" w:hanging="360"/>
+      </w:pPr>
+      <w:rPr>
+        <w:rFonts w:ascii="Courier New" w:hAnsi="Courier New" w:cs="Courier New" w:hint="default"/>
+      </w:rPr>
+    </w:lvl>
+    <w:lvl w:ilvl="5" w:tplc="04090005" w:tentative="1">
+      <w:start w:val="1"/>
+      <w:numFmt w:val="bullet"/>
+      <w:lvlText w:val=""/>
+      <w:lvlJc w:val="left"/>
+      <w:pPr>
+        <w:ind w:left="4680" w:hanging="360"/>
+      </w:pPr>
+      <w:rPr>
+        <w:rFonts w:ascii="Wingdings" w:hAnsi="Wingdings" w:hint="default"/>
+      </w:rPr>
+    </w:lvl>
+    <w:lvl w:ilvl="6" w:tplc="04090001" w:tentative="1">
+      <w:start w:val="1"/>
+      <w:numFmt w:val="bullet"/>
+      <w:lvlText w:val=""/>
+      <w:lvlJc w:val="left"/>
+      <w:pPr>
+        <w:ind w:left="5400" w:hanging="360"/>
+      </w:pPr>
+      <w:rPr>
+        <w:rFonts w:ascii="Symbol" w:hAnsi="Symbol" w:hint="default"/>
+      </w:rPr>
+    </w:lvl>
+    <w:lvl w:ilvl="7" w:tplc="04090003" w:tentative="1">
+      <w:start w:val="1"/>
+      <w:numFmt w:val="bullet"/>
+      <w:lvlText w:val="o"/>
+      <w:lvlJc w:val="left"/>
+      <w:pPr>
+        <w:ind w:left="6120" w:hanging="360"/>
+      </w:pPr>
+      <w:rPr>
+        <w:rFonts w:ascii="Courier New" w:hAnsi="Courier New" w:cs="Courier New" w:hint="default"/>
+      </w:rPr>
+    </w:lvl>
+    <w:lvl w:ilvl="8" w:tplc="04090005" w:tentative="1">
+      <w:start w:val="1"/>
+      <w:numFmt w:val="bullet"/>
+      <w:lvlText w:val=""/>
+      <w:lvlJc w:val="left"/>
+      <w:pPr>
+        <w:ind w:left="6840" w:hanging="360"/>
+      </w:pPr>
+      <w:rPr>
+        <w:rFonts w:ascii="Wingdings" w:hAnsi="Wingdings" w:hint="default"/>
+      </w:rPr>
+    </w:lvl>
+  </w:abstractNum>
+  <w:abstractNum w:abstractNumId="9" w15:restartNumberingAfterBreak="0">
+    <w:nsid w:val="3A3364D2"/>
+    <w:multiLevelType w:val="hybridMultilevel"/>
+    <w:tmpl w:val="E07C7658"/>
+    <w:lvl w:ilvl="0" w:tplc="C9EE6C4A">
+      <w:start w:val="10"/>
+      <w:numFmt w:val="bullet"/>
+      <w:lvlText w:val="-"/>
+      <w:lvlJc w:val="left"/>
+      <w:pPr>
+        <w:ind w:left="720" w:hanging="360"/>
+      </w:pPr>
+      <w:rPr>
+        <w:rFonts w:ascii="Calibri" w:eastAsiaTheme="minorHAnsi" w:hAnsi="Calibri" w:cs="Calibri" w:hint="default"/>
+      </w:rPr>
+    </w:lvl>
+    <w:lvl w:ilvl="1" w:tplc="04090003" w:tentative="1">
+      <w:start w:val="1"/>
+      <w:numFmt w:val="bullet"/>
+      <w:lvlText w:val="o"/>
+      <w:lvlJc w:val="left"/>
+      <w:pPr>
+        <w:ind w:left="1440" w:hanging="360"/>
+      </w:pPr>
+      <w:rPr>
+        <w:rFonts w:ascii="Courier New" w:hAnsi="Courier New" w:cs="Courier New" w:hint="default"/>
+      </w:rPr>
+    </w:lvl>
+    <w:lvl w:ilvl="2" w:tplc="04090005" w:tentative="1">
+      <w:start w:val="1"/>
+      <w:numFmt w:val="bullet"/>
+      <w:lvlText w:val=""/>
+      <w:lvlJc w:val="left"/>
+      <w:pPr>
+        <w:ind w:left="2160" w:hanging="360"/>
+      </w:pPr>
+      <w:rPr>
+        <w:rFonts w:ascii="Wingdings" w:hAnsi="Wingdings" w:hint="default"/>
+      </w:rPr>
+    </w:lvl>
+    <w:lvl w:ilvl="3" w:tplc="04090001" w:tentative="1">
+      <w:start w:val="1"/>
+      <w:numFmt w:val="bullet"/>
+      <w:lvlText w:val=""/>
+      <w:lvlJc w:val="left"/>
+      <w:pPr>
+        <w:ind w:left="2880" w:hanging="360"/>
+      </w:pPr>
+      <w:rPr>
+        <w:rFonts w:ascii="Symbol" w:hAnsi="Symbol" w:hint="default"/>
+      </w:rPr>
+    </w:lvl>
+    <w:lvl w:ilvl="4" w:tplc="04090003" w:tentative="1">
+      <w:start w:val="1"/>
+      <w:numFmt w:val="bullet"/>
+      <w:lvlText w:val="o"/>
+      <w:lvlJc w:val="left"/>
+      <w:pPr>
+        <w:ind w:left="3600" w:hanging="360"/>
+      </w:pPr>
+      <w:rPr>
+        <w:rFonts w:ascii="Courier New" w:hAnsi="Courier New" w:cs="Courier New" w:hint="default"/>
+      </w:rPr>
+    </w:lvl>
+    <w:lvl w:ilvl="5" w:tplc="04090005" w:tentative="1">
+      <w:start w:val="1"/>
+      <w:numFmt w:val="bullet"/>
+      <w:lvlText w:val=""/>
+      <w:lvlJc w:val="left"/>
+      <w:pPr>
+        <w:ind w:left="4320" w:hanging="360"/>
+      </w:pPr>
+      <w:rPr>
+        <w:rFonts w:ascii="Wingdings" w:hAnsi="Wingdings" w:hint="default"/>
+      </w:rPr>
+    </w:lvl>
+    <w:lvl w:ilvl="6" w:tplc="04090001" w:tentative="1">
+      <w:start w:val="1"/>
+      <w:numFmt w:val="bullet"/>
+      <w:lvlText w:val=""/>
+      <w:lvlJc w:val="left"/>
+      <w:pPr>
+        <w:ind w:left="5040" w:hanging="360"/>
+      </w:pPr>
+      <w:rPr>
+        <w:rFonts w:ascii="Symbol" w:hAnsi="Symbol" w:hint="default"/>
+      </w:rPr>
+    </w:lvl>
+    <w:lvl w:ilvl="7" w:tplc="04090003" w:tentative="1">
+      <w:start w:val="1"/>
+      <w:numFmt w:val="bullet"/>
+      <w:lvlText w:val="o"/>
+      <w:lvlJc w:val="left"/>
+      <w:pPr>
+        <w:ind w:left="5760" w:hanging="360"/>
+      </w:pPr>
+      <w:rPr>
+        <w:rFonts w:ascii="Courier New" w:hAnsi="Courier New" w:cs="Courier New" w:hint="default"/>
+      </w:rPr>
+    </w:lvl>
+    <w:lvl w:ilvl="8" w:tplc="04090005" w:tentative="1">
+      <w:start w:val="1"/>
+      <w:numFmt w:val="bullet"/>
+      <w:lvlText w:val=""/>
+      <w:lvlJc w:val="left"/>
+      <w:pPr>
+        <w:ind w:left="6480" w:hanging="360"/>
+      </w:pPr>
+      <w:rPr>
+        <w:rFonts w:ascii="Wingdings" w:hAnsi="Wingdings" w:hint="default"/>
+      </w:rPr>
+    </w:lvl>
+  </w:abstractNum>
+  <w:abstractNum w:abstractNumId="10" w15:restartNumberingAfterBreak="0">
+    <w:nsid w:val="3A5F0772"/>
+    <w:multiLevelType w:val="hybridMultilevel"/>
+    <w:tmpl w:val="9DC29DBA"/>
+    <w:lvl w:ilvl="0" w:tplc="5BDECAD4">
+      <w:start w:val="10"/>
+      <w:numFmt w:val="bullet"/>
+      <w:lvlText w:val="-"/>
+      <w:lvlJc w:val="left"/>
+      <w:pPr>
+        <w:ind w:left="720" w:hanging="360"/>
+      </w:pPr>
+      <w:rPr>
+        <w:rFonts w:ascii="Calibri" w:eastAsiaTheme="minorHAnsi" w:hAnsi="Calibri" w:cs="Calibri" w:hint="default"/>
+      </w:rPr>
+    </w:lvl>
+    <w:lvl w:ilvl="1" w:tplc="04090003" w:tentative="1">
+      <w:start w:val="1"/>
+      <w:numFmt w:val="bullet"/>
+      <w:lvlText w:val="o"/>
+      <w:lvlJc w:val="left"/>
+      <w:pPr>
+        <w:ind w:left="1440" w:hanging="360"/>
+      </w:pPr>
+      <w:rPr>
+        <w:rFonts w:ascii="Courier New" w:hAnsi="Courier New" w:cs="Courier New" w:hint="default"/>
+      </w:rPr>
+    </w:lvl>
+    <w:lvl w:ilvl="2" w:tplc="04090005" w:tentative="1">
+      <w:start w:val="1"/>
+      <w:numFmt w:val="bullet"/>
+      <w:lvlText w:val=""/>
+      <w:lvlJc w:val="left"/>
+      <w:pPr>
+        <w:ind w:left="2160" w:hanging="360"/>
+      </w:pPr>
+      <w:rPr>
+        <w:rFonts w:ascii="Wingdings" w:hAnsi="Wingdings" w:hint="default"/>
+      </w:rPr>
+    </w:lvl>
+    <w:lvl w:ilvl="3" w:tplc="04090001" w:tentative="1">
+      <w:start w:val="1"/>
+      <w:numFmt w:val="bullet"/>
+      <w:lvlText w:val=""/>
+      <w:lvlJc w:val="left"/>
+      <w:pPr>
+        <w:ind w:left="2880" w:hanging="360"/>
+      </w:pPr>
+      <w:rPr>
+        <w:rFonts w:ascii="Symbol" w:hAnsi="Symbol" w:hint="default"/>
+      </w:rPr>
+    </w:lvl>
+    <w:lvl w:ilvl="4" w:tplc="04090003" w:tentative="1">
+      <w:start w:val="1"/>
+      <w:numFmt w:val="bullet"/>
+      <w:lvlText w:val="o"/>
+      <w:lvlJc w:val="left"/>
+      <w:pPr>
+        <w:ind w:left="3600" w:hanging="360"/>
+      </w:pPr>
+      <w:rPr>
+        <w:rFonts w:ascii="Courier New" w:hAnsi="Courier New" w:cs="Courier New" w:hint="default"/>
+      </w:rPr>
+    </w:lvl>
+    <w:lvl w:ilvl="5" w:tplc="04090005" w:tentative="1">
+      <w:start w:val="1"/>
+      <w:numFmt w:val="bullet"/>
+      <w:lvlText w:val=""/>
+      <w:lvlJc w:val="left"/>
+      <w:pPr>
+        <w:ind w:left="4320" w:hanging="360"/>
+      </w:pPr>
+      <w:rPr>
+        <w:rFonts w:ascii="Wingdings" w:hAnsi="Wingdings" w:hint="default"/>
+      </w:rPr>
+    </w:lvl>
+    <w:lvl w:ilvl="6" w:tplc="04090001" w:tentative="1">
+      <w:start w:val="1"/>
+      <w:numFmt w:val="bullet"/>
+      <w:lvlText w:val=""/>
+      <w:lvlJc w:val="left"/>
+      <w:pPr>
+        <w:ind w:left="5040" w:hanging="360"/>
+      </w:pPr>
+      <w:rPr>
+        <w:rFonts w:ascii="Symbol" w:hAnsi="Symbol" w:hint="default"/>
+      </w:rPr>
+    </w:lvl>
+    <w:lvl w:ilvl="7" w:tplc="04090003" w:tentative="1">
+      <w:start w:val="1"/>
+      <w:numFmt w:val="bullet"/>
+      <w:lvlText w:val="o"/>
+      <w:lvlJc w:val="left"/>
+      <w:pPr>
+        <w:ind w:left="5760" w:hanging="360"/>
+      </w:pPr>
+      <w:rPr>
+        <w:rFonts w:ascii="Courier New" w:hAnsi="Courier New" w:cs="Courier New" w:hint="default"/>
+      </w:rPr>
+    </w:lvl>
+    <w:lvl w:ilvl="8" w:tplc="04090005" w:tentative="1">
+      <w:start w:val="1"/>
+      <w:numFmt w:val="bullet"/>
+      <w:lvlText w:val=""/>
+      <w:lvlJc w:val="left"/>
+      <w:pPr>
+        <w:ind w:left="6480" w:hanging="360"/>
+      </w:pPr>
+      <w:rPr>
+        <w:rFonts w:ascii="Wingdings" w:hAnsi="Wingdings" w:hint="default"/>
+      </w:rPr>
+    </w:lvl>
+  </w:abstractNum>
+  <w:abstractNum w:abstractNumId="11" w15:restartNumberingAfterBreak="0">
+    <w:nsid w:val="40A373E5"/>
+    <w:multiLevelType w:val="hybridMultilevel"/>
+    <w:tmpl w:val="CA908876"/>
+    <w:lvl w:ilvl="0" w:tplc="04090001">
+      <w:start w:val="1"/>
+      <w:numFmt w:val="bullet"/>
+      <w:lvlText w:val=""/>
+      <w:lvlJc w:val="left"/>
+      <w:pPr>
+        <w:ind w:left="720" w:hanging="360"/>
+      </w:pPr>
+      <w:rPr>
+        <w:rFonts w:ascii="Symbol" w:hAnsi="Symbol" w:hint="default"/>
+      </w:rPr>
+    </w:lvl>
+    <w:lvl w:ilvl="1" w:tplc="04090003" w:tentative="1">
+      <w:start w:val="1"/>
+      <w:numFmt w:val="bullet"/>
+      <w:lvlText w:val="o"/>
+      <w:lvlJc w:val="left"/>
+      <w:pPr>
+        <w:ind w:left="1440" w:hanging="360"/>
+      </w:pPr>
+      <w:rPr>
+        <w:rFonts w:ascii="Courier New" w:hAnsi="Courier New" w:cs="Courier New" w:hint="default"/>
+      </w:rPr>
+    </w:lvl>
+    <w:lvl w:ilvl="2" w:tplc="04090005" w:tentative="1">
+      <w:start w:val="1"/>
+      <w:numFmt w:val="bullet"/>
+      <w:lvlText w:val=""/>
+      <w:lvlJc w:val="left"/>
+      <w:pPr>
+        <w:ind w:left="2160" w:hanging="360"/>
+      </w:pPr>
+      <w:rPr>
+        <w:rFonts w:ascii="Wingdings" w:hAnsi="Wingdings" w:hint="default"/>
+      </w:rPr>
+    </w:lvl>
+    <w:lvl w:ilvl="3" w:tplc="04090001" w:tentative="1">
+      <w:start w:val="1"/>
+      <w:numFmt w:val="bullet"/>
+      <w:lvlText w:val=""/>
+      <w:lvlJc w:val="left"/>
+      <w:pPr>
+        <w:ind w:left="2880" w:hanging="360"/>
+      </w:pPr>
+      <w:rPr>
+        <w:rFonts w:ascii="Symbol" w:hAnsi="Symbol" w:hint="default"/>
+      </w:rPr>
+    </w:lvl>
+    <w:lvl w:ilvl="4" w:tplc="04090003" w:tentative="1">
+      <w:start w:val="1"/>
+      <w:numFmt w:val="bullet"/>
+      <w:lvlText w:val="o"/>
+      <w:lvlJc w:val="left"/>
+      <w:pPr>
+        <w:ind w:left="3600" w:hanging="360"/>
+      </w:pPr>
+      <w:rPr>
+        <w:rFonts w:ascii="Courier New" w:hAnsi="Courier New" w:cs="Courier New" w:hint="default"/>
+      </w:rPr>
+    </w:lvl>
+    <w:lvl w:ilvl="5" w:tplc="04090005" w:tentative="1">
+      <w:start w:val="1"/>
+      <w:numFmt w:val="bullet"/>
+      <w:lvlText w:val=""/>
+      <w:lvlJc w:val="left"/>
+      <w:pPr>
+        <w:ind w:left="4320" w:hanging="360"/>
+      </w:pPr>
+      <w:rPr>
+        <w:rFonts w:ascii="Wingdings" w:hAnsi="Wingdings" w:hint="default"/>
+      </w:rPr>
+    </w:lvl>
+    <w:lvl w:ilvl="6" w:tplc="04090001" w:tentative="1">
+      <w:start w:val="1"/>
+      <w:numFmt w:val="bullet"/>
+      <w:lvlText w:val=""/>
+      <w:lvlJc w:val="left"/>
+      <w:pPr>
+        <w:ind w:left="5040" w:hanging="360"/>
+      </w:pPr>
+      <w:rPr>
+        <w:rFonts w:ascii="Symbol" w:hAnsi="Symbol" w:hint="default"/>
+      </w:rPr>
+    </w:lvl>
+    <w:lvl w:ilvl="7" w:tplc="04090003" w:tentative="1">
+      <w:start w:val="1"/>
+      <w:numFmt w:val="bullet"/>
+      <w:lvlText w:val="o"/>
+      <w:lvlJc w:val="left"/>
+      <w:pPr>
+        <w:ind w:left="5760" w:hanging="360"/>
+      </w:pPr>
+      <w:rPr>
+        <w:rFonts w:ascii="Courier New" w:hAnsi="Courier New" w:cs="Courier New" w:hint="default"/>
+      </w:rPr>
+    </w:lvl>
+    <w:lvl w:ilvl="8" w:tplc="04090005" w:tentative="1">
+      <w:start w:val="1"/>
+      <w:numFmt w:val="bullet"/>
+      <w:lvlText w:val=""/>
+      <w:lvlJc w:val="left"/>
+      <w:pPr>
+        <w:ind w:left="6480" w:hanging="360"/>
+      </w:pPr>
+      <w:rPr>
+        <w:rFonts w:ascii="Wingdings" w:hAnsi="Wingdings" w:hint="default"/>
+      </w:rPr>
+    </w:lvl>
+  </w:abstractNum>
+  <w:abstractNum w:abstractNumId="12" w15:restartNumberingAfterBreak="0">
+    <w:nsid w:val="43B06A22"/>
+    <w:multiLevelType w:val="hybridMultilevel"/>
+    <w:tmpl w:val="AD6CB18A"/>
+    <w:lvl w:ilvl="0" w:tplc="530A3196">
+      <w:start w:val="10"/>
+      <w:numFmt w:val="bullet"/>
+      <w:lvlText w:val=""/>
+      <w:lvlJc w:val="left"/>
+      <w:pPr>
+        <w:ind w:left="720" w:hanging="360"/>
+      </w:pPr>
+      <w:rPr>
+        <w:rFonts w:ascii="Symbol" w:eastAsiaTheme="minorHAnsi" w:hAnsi="Symbol" w:cstheme="minorBidi" w:hint="default"/>
+      </w:rPr>
+    </w:lvl>
+    <w:lvl w:ilvl="1" w:tplc="04090003" w:tentative="1">
+      <w:start w:val="1"/>
+      <w:numFmt w:val="bullet"/>
+      <w:lvlText w:val="o"/>
+      <w:lvlJc w:val="left"/>
+      <w:pPr>
+        <w:ind w:left="1440" w:hanging="360"/>
+      </w:pPr>
+      <w:rPr>
+        <w:rFonts w:ascii="Courier New" w:hAnsi="Courier New" w:cs="Courier New" w:hint="default"/>
+      </w:rPr>
+    </w:lvl>
+    <w:lvl w:ilvl="2" w:tplc="04090005" w:tentative="1">
+      <w:start w:val="1"/>
+      <w:numFmt w:val="bullet"/>
+      <w:lvlText w:val=""/>
+      <w:lvlJc w:val="left"/>
+      <w:pPr>
+        <w:ind w:left="2160" w:hanging="360"/>
+      </w:pPr>
+      <w:rPr>
+        <w:rFonts w:ascii="Wingdings" w:hAnsi="Wingdings" w:hint="default"/>
+      </w:rPr>
+    </w:lvl>
+    <w:lvl w:ilvl="3" w:tplc="04090001" w:tentative="1">
+      <w:start w:val="1"/>
+      <w:numFmt w:val="bullet"/>
+      <w:lvlText w:val=""/>
+      <w:lvlJc w:val="left"/>
+      <w:pPr>
+        <w:ind w:left="2880" w:hanging="360"/>
+      </w:pPr>
+      <w:rPr>
+        <w:rFonts w:ascii="Symbol" w:hAnsi="Symbol" w:hint="default"/>
+      </w:rPr>
+    </w:lvl>
+    <w:lvl w:ilvl="4" w:tplc="04090003" w:tentative="1">
+      <w:start w:val="1"/>
+      <w:numFmt w:val="bullet"/>
+      <w:lvlText w:val="o"/>
+      <w:lvlJc w:val="left"/>
+      <w:pPr>
+        <w:ind w:left="3600" w:hanging="360"/>
+      </w:pPr>
+      <w:rPr>
+        <w:rFonts w:ascii="Courier New" w:hAnsi="Courier New" w:cs="Courier New" w:hint="default"/>
+      </w:rPr>
+    </w:lvl>
+    <w:lvl w:ilvl="5" w:tplc="04090005" w:tentative="1">
+      <w:start w:val="1"/>
+      <w:numFmt w:val="bullet"/>
+      <w:lvlText w:val=""/>
+      <w:lvlJc w:val="left"/>
+      <w:pPr>
+        <w:ind w:left="4320" w:hanging="360"/>
+      </w:pPr>
+      <w:rPr>
+        <w:rFonts w:ascii="Wingdings" w:hAnsi="Wingdings" w:hint="default"/>
+      </w:rPr>
+    </w:lvl>
+    <w:lvl w:ilvl="6" w:tplc="04090001" w:tentative="1">
+      <w:start w:val="1"/>
+      <w:numFmt w:val="bullet"/>
+      <w:lvlText w:val=""/>
+      <w:lvlJc w:val="left"/>
+      <w:pPr>
+        <w:ind w:left="5040" w:hanging="360"/>
+      </w:pPr>
+      <w:rPr>
+        <w:rFonts w:ascii="Symbol" w:hAnsi="Symbol" w:hint="default"/>
+      </w:rPr>
+    </w:lvl>
+    <w:lvl w:ilvl="7" w:tplc="04090003" w:tentative="1">
+      <w:start w:val="1"/>
+      <w:numFmt w:val="bullet"/>
+      <w:lvlText w:val="o"/>
+      <w:lvlJc w:val="left"/>
+      <w:pPr>
+        <w:ind w:left="5760" w:hanging="360"/>
+      </w:pPr>
+      <w:rPr>
+        <w:rFonts w:ascii="Courier New" w:hAnsi="Courier New" w:cs="Courier New" w:hint="default"/>
+      </w:rPr>
+    </w:lvl>
+    <w:lvl w:ilvl="8" w:tplc="04090005" w:tentative="1">
+      <w:start w:val="1"/>
+      <w:numFmt w:val="bullet"/>
+      <w:lvlText w:val=""/>
+      <w:lvlJc w:val="left"/>
+      <w:pPr>
+        <w:ind w:left="6480" w:hanging="360"/>
+      </w:pPr>
+      <w:rPr>
+        <w:rFonts w:ascii="Wingdings" w:hAnsi="Wingdings" w:hint="default"/>
+      </w:rPr>
+    </w:lvl>
+  </w:abstractNum>
+  <w:abstractNum w:abstractNumId="13" w15:restartNumberingAfterBreak="0">
     <w:nsid w:val="43B237DD"/>
     <w:multiLevelType w:val="hybridMultilevel"/>
     <w:tmpl w:val="66CCF982"/>
@@ -1314,7 +3505,7 @@
       </w:rPr>
     </w:lvl>
   </w:abstractNum>
-  <w:abstractNum w:abstractNumId="2" w15:restartNumberingAfterBreak="0">
+  <w:abstractNum w:abstractNumId="14" w15:restartNumberingAfterBreak="0">
     <w:nsid w:val="44437940"/>
     <w:multiLevelType w:val="multilevel"/>
     <w:tmpl w:val="CE88EB7A"/>
@@ -1463,7 +3654,7 @@
       </w:rPr>
     </w:lvl>
   </w:abstractNum>
-  <w:abstractNum w:abstractNumId="3" w15:restartNumberingAfterBreak="0">
+  <w:abstractNum w:abstractNumId="15" w15:restartNumberingAfterBreak="0">
     <w:nsid w:val="47D159BE"/>
     <w:multiLevelType w:val="hybridMultilevel"/>
     <w:tmpl w:val="2E48E808"/>
@@ -1575,7 +3766,7 @@
       </w:rPr>
     </w:lvl>
   </w:abstractNum>
-  <w:abstractNum w:abstractNumId="4" w15:restartNumberingAfterBreak="0">
+  <w:abstractNum w:abstractNumId="16" w15:restartNumberingAfterBreak="0">
     <w:nsid w:val="484E2466"/>
     <w:multiLevelType w:val="multilevel"/>
     <w:tmpl w:val="34D08946"/>
@@ -1724,7 +3915,573 @@
       </w:rPr>
     </w:lvl>
   </w:abstractNum>
-  <w:abstractNum w:abstractNumId="5" w15:restartNumberingAfterBreak="0">
+  <w:abstractNum w:abstractNumId="17" w15:restartNumberingAfterBreak="0">
+    <w:nsid w:val="4C466D4A"/>
+    <w:multiLevelType w:val="hybridMultilevel"/>
+    <w:tmpl w:val="33861654"/>
+    <w:lvl w:ilvl="0" w:tplc="81DC4408">
+      <w:start w:val="10"/>
+      <w:numFmt w:val="bullet"/>
+      <w:lvlText w:val=""/>
+      <w:lvlJc w:val="left"/>
+      <w:pPr>
+        <w:ind w:left="720" w:hanging="360"/>
+      </w:pPr>
+      <w:rPr>
+        <w:rFonts w:ascii="Symbol" w:eastAsiaTheme="minorHAnsi" w:hAnsi="Symbol" w:cstheme="minorHAnsi" w:hint="default"/>
+      </w:rPr>
+    </w:lvl>
+    <w:lvl w:ilvl="1" w:tplc="04090003" w:tentative="1">
+      <w:start w:val="1"/>
+      <w:numFmt w:val="bullet"/>
+      <w:lvlText w:val="o"/>
+      <w:lvlJc w:val="left"/>
+      <w:pPr>
+        <w:ind w:left="1440" w:hanging="360"/>
+      </w:pPr>
+      <w:rPr>
+        <w:rFonts w:ascii="Courier New" w:hAnsi="Courier New" w:cs="Courier New" w:hint="default"/>
+      </w:rPr>
+    </w:lvl>
+    <w:lvl w:ilvl="2" w:tplc="04090005" w:tentative="1">
+      <w:start w:val="1"/>
+      <w:numFmt w:val="bullet"/>
+      <w:lvlText w:val=""/>
+      <w:lvlJc w:val="left"/>
+      <w:pPr>
+        <w:ind w:left="2160" w:hanging="360"/>
+      </w:pPr>
+      <w:rPr>
+        <w:rFonts w:ascii="Wingdings" w:hAnsi="Wingdings" w:hint="default"/>
+      </w:rPr>
+    </w:lvl>
+    <w:lvl w:ilvl="3" w:tplc="04090001" w:tentative="1">
+      <w:start w:val="1"/>
+      <w:numFmt w:val="bullet"/>
+      <w:lvlText w:val=""/>
+      <w:lvlJc w:val="left"/>
+      <w:pPr>
+        <w:ind w:left="2880" w:hanging="360"/>
+      </w:pPr>
+      <w:rPr>
+        <w:rFonts w:ascii="Symbol" w:hAnsi="Symbol" w:hint="default"/>
+      </w:rPr>
+    </w:lvl>
+    <w:lvl w:ilvl="4" w:tplc="04090003" w:tentative="1">
+      <w:start w:val="1"/>
+      <w:numFmt w:val="bullet"/>
+      <w:lvlText w:val="o"/>
+      <w:lvlJc w:val="left"/>
+      <w:pPr>
+        <w:ind w:left="3600" w:hanging="360"/>
+      </w:pPr>
+      <w:rPr>
+        <w:rFonts w:ascii="Courier New" w:hAnsi="Courier New" w:cs="Courier New" w:hint="default"/>
+      </w:rPr>
+    </w:lvl>
+    <w:lvl w:ilvl="5" w:tplc="04090005" w:tentative="1">
+      <w:start w:val="1"/>
+      <w:numFmt w:val="bullet"/>
+      <w:lvlText w:val=""/>
+      <w:lvlJc w:val="left"/>
+      <w:pPr>
+        <w:ind w:left="4320" w:hanging="360"/>
+      </w:pPr>
+      <w:rPr>
+        <w:rFonts w:ascii="Wingdings" w:hAnsi="Wingdings" w:hint="default"/>
+      </w:rPr>
+    </w:lvl>
+    <w:lvl w:ilvl="6" w:tplc="04090001" w:tentative="1">
+      <w:start w:val="1"/>
+      <w:numFmt w:val="bullet"/>
+      <w:lvlText w:val=""/>
+      <w:lvlJc w:val="left"/>
+      <w:pPr>
+        <w:ind w:left="5040" w:hanging="360"/>
+      </w:pPr>
+      <w:rPr>
+        <w:rFonts w:ascii="Symbol" w:hAnsi="Symbol" w:hint="default"/>
+      </w:rPr>
+    </w:lvl>
+    <w:lvl w:ilvl="7" w:tplc="04090003" w:tentative="1">
+      <w:start w:val="1"/>
+      <w:numFmt w:val="bullet"/>
+      <w:lvlText w:val="o"/>
+      <w:lvlJc w:val="left"/>
+      <w:pPr>
+        <w:ind w:left="5760" w:hanging="360"/>
+      </w:pPr>
+      <w:rPr>
+        <w:rFonts w:ascii="Courier New" w:hAnsi="Courier New" w:cs="Courier New" w:hint="default"/>
+      </w:rPr>
+    </w:lvl>
+    <w:lvl w:ilvl="8" w:tplc="04090005" w:tentative="1">
+      <w:start w:val="1"/>
+      <w:numFmt w:val="bullet"/>
+      <w:lvlText w:val=""/>
+      <w:lvlJc w:val="left"/>
+      <w:pPr>
+        <w:ind w:left="6480" w:hanging="360"/>
+      </w:pPr>
+      <w:rPr>
+        <w:rFonts w:ascii="Wingdings" w:hAnsi="Wingdings" w:hint="default"/>
+      </w:rPr>
+    </w:lvl>
+  </w:abstractNum>
+  <w:abstractNum w:abstractNumId="18" w15:restartNumberingAfterBreak="0">
+    <w:nsid w:val="50AC0D34"/>
+    <w:multiLevelType w:val="hybridMultilevel"/>
+    <w:tmpl w:val="EB98AB66"/>
+    <w:lvl w:ilvl="0" w:tplc="35545E44">
+      <w:start w:val="5"/>
+      <w:numFmt w:val="bullet"/>
+      <w:lvlText w:val="-"/>
+      <w:lvlJc w:val="left"/>
+      <w:pPr>
+        <w:ind w:left="720" w:hanging="360"/>
+      </w:pPr>
+      <w:rPr>
+        <w:rFonts w:ascii="Calibri" w:eastAsiaTheme="minorEastAsia" w:hAnsi="Calibri" w:cs="Calibri" w:hint="default"/>
+        <w:i w:val="0"/>
+      </w:rPr>
+    </w:lvl>
+    <w:lvl w:ilvl="1" w:tplc="04090003" w:tentative="1">
+      <w:start w:val="1"/>
+      <w:numFmt w:val="bullet"/>
+      <w:lvlText w:val="o"/>
+      <w:lvlJc w:val="left"/>
+      <w:pPr>
+        <w:ind w:left="1440" w:hanging="360"/>
+      </w:pPr>
+      <w:rPr>
+        <w:rFonts w:ascii="Courier New" w:hAnsi="Courier New" w:cs="Courier New" w:hint="default"/>
+      </w:rPr>
+    </w:lvl>
+    <w:lvl w:ilvl="2" w:tplc="04090005" w:tentative="1">
+      <w:start w:val="1"/>
+      <w:numFmt w:val="bullet"/>
+      <w:lvlText w:val=""/>
+      <w:lvlJc w:val="left"/>
+      <w:pPr>
+        <w:ind w:left="2160" w:hanging="360"/>
+      </w:pPr>
+      <w:rPr>
+        <w:rFonts w:ascii="Wingdings" w:hAnsi="Wingdings" w:hint="default"/>
+      </w:rPr>
+    </w:lvl>
+    <w:lvl w:ilvl="3" w:tplc="04090001" w:tentative="1">
+      <w:start w:val="1"/>
+      <w:numFmt w:val="bullet"/>
+      <w:lvlText w:val=""/>
+      <w:lvlJc w:val="left"/>
+      <w:pPr>
+        <w:ind w:left="2880" w:hanging="360"/>
+      </w:pPr>
+      <w:rPr>
+        <w:rFonts w:ascii="Symbol" w:hAnsi="Symbol" w:hint="default"/>
+      </w:rPr>
+    </w:lvl>
+    <w:lvl w:ilvl="4" w:tplc="04090003" w:tentative="1">
+      <w:start w:val="1"/>
+      <w:numFmt w:val="bullet"/>
+      <w:lvlText w:val="o"/>
+      <w:lvlJc w:val="left"/>
+      <w:pPr>
+        <w:ind w:left="3600" w:hanging="360"/>
+      </w:pPr>
+      <w:rPr>
+        <w:rFonts w:ascii="Courier New" w:hAnsi="Courier New" w:cs="Courier New" w:hint="default"/>
+      </w:rPr>
+    </w:lvl>
+    <w:lvl w:ilvl="5" w:tplc="04090005" w:tentative="1">
+      <w:start w:val="1"/>
+      <w:numFmt w:val="bullet"/>
+      <w:lvlText w:val=""/>
+      <w:lvlJc w:val="left"/>
+      <w:pPr>
+        <w:ind w:left="4320" w:hanging="360"/>
+      </w:pPr>
+      <w:rPr>
+        <w:rFonts w:ascii="Wingdings" w:hAnsi="Wingdings" w:hint="default"/>
+      </w:rPr>
+    </w:lvl>
+    <w:lvl w:ilvl="6" w:tplc="04090001" w:tentative="1">
+      <w:start w:val="1"/>
+      <w:numFmt w:val="bullet"/>
+      <w:lvlText w:val=""/>
+      <w:lvlJc w:val="left"/>
+      <w:pPr>
+        <w:ind w:left="5040" w:hanging="360"/>
+      </w:pPr>
+      <w:rPr>
+        <w:rFonts w:ascii="Symbol" w:hAnsi="Symbol" w:hint="default"/>
+      </w:rPr>
+    </w:lvl>
+    <w:lvl w:ilvl="7" w:tplc="04090003" w:tentative="1">
+      <w:start w:val="1"/>
+      <w:numFmt w:val="bullet"/>
+      <w:lvlText w:val="o"/>
+      <w:lvlJc w:val="left"/>
+      <w:pPr>
+        <w:ind w:left="5760" w:hanging="360"/>
+      </w:pPr>
+      <w:rPr>
+        <w:rFonts w:ascii="Courier New" w:hAnsi="Courier New" w:cs="Courier New" w:hint="default"/>
+      </w:rPr>
+    </w:lvl>
+    <w:lvl w:ilvl="8" w:tplc="04090005" w:tentative="1">
+      <w:start w:val="1"/>
+      <w:numFmt w:val="bullet"/>
+      <w:lvlText w:val=""/>
+      <w:lvlJc w:val="left"/>
+      <w:pPr>
+        <w:ind w:left="6480" w:hanging="360"/>
+      </w:pPr>
+      <w:rPr>
+        <w:rFonts w:ascii="Wingdings" w:hAnsi="Wingdings" w:hint="default"/>
+      </w:rPr>
+    </w:lvl>
+  </w:abstractNum>
+  <w:abstractNum w:abstractNumId="19" w15:restartNumberingAfterBreak="0">
+    <w:nsid w:val="51D77702"/>
+    <w:multiLevelType w:val="hybridMultilevel"/>
+    <w:tmpl w:val="21D4029E"/>
+    <w:lvl w:ilvl="0" w:tplc="688E8224">
+      <w:numFmt w:val="bullet"/>
+      <w:lvlText w:val=""/>
+      <w:lvlJc w:val="left"/>
+      <w:pPr>
+        <w:ind w:left="720" w:hanging="360"/>
+      </w:pPr>
+      <w:rPr>
+        <w:rFonts w:ascii="Symbol" w:eastAsiaTheme="minorEastAsia" w:hAnsi="Symbol" w:cstheme="minorHAnsi" w:hint="default"/>
+        <w:i w:val="0"/>
+      </w:rPr>
+    </w:lvl>
+    <w:lvl w:ilvl="1" w:tplc="04090003" w:tentative="1">
+      <w:start w:val="1"/>
+      <w:numFmt w:val="bullet"/>
+      <w:lvlText w:val="o"/>
+      <w:lvlJc w:val="left"/>
+      <w:pPr>
+        <w:ind w:left="1440" w:hanging="360"/>
+      </w:pPr>
+      <w:rPr>
+        <w:rFonts w:ascii="Courier New" w:hAnsi="Courier New" w:cs="Courier New" w:hint="default"/>
+      </w:rPr>
+    </w:lvl>
+    <w:lvl w:ilvl="2" w:tplc="04090005" w:tentative="1">
+      <w:start w:val="1"/>
+      <w:numFmt w:val="bullet"/>
+      <w:lvlText w:val=""/>
+      <w:lvlJc w:val="left"/>
+      <w:pPr>
+        <w:ind w:left="2160" w:hanging="360"/>
+      </w:pPr>
+      <w:rPr>
+        <w:rFonts w:ascii="Wingdings" w:hAnsi="Wingdings" w:hint="default"/>
+      </w:rPr>
+    </w:lvl>
+    <w:lvl w:ilvl="3" w:tplc="04090001" w:tentative="1">
+      <w:start w:val="1"/>
+      <w:numFmt w:val="bullet"/>
+      <w:lvlText w:val=""/>
+      <w:lvlJc w:val="left"/>
+      <w:pPr>
+        <w:ind w:left="2880" w:hanging="360"/>
+      </w:pPr>
+      <w:rPr>
+        <w:rFonts w:ascii="Symbol" w:hAnsi="Symbol" w:hint="default"/>
+      </w:rPr>
+    </w:lvl>
+    <w:lvl w:ilvl="4" w:tplc="04090003" w:tentative="1">
+      <w:start w:val="1"/>
+      <w:numFmt w:val="bullet"/>
+      <w:lvlText w:val="o"/>
+      <w:lvlJc w:val="left"/>
+      <w:pPr>
+        <w:ind w:left="3600" w:hanging="360"/>
+      </w:pPr>
+      <w:rPr>
+        <w:rFonts w:ascii="Courier New" w:hAnsi="Courier New" w:cs="Courier New" w:hint="default"/>
+      </w:rPr>
+    </w:lvl>
+    <w:lvl w:ilvl="5" w:tplc="04090005" w:tentative="1">
+      <w:start w:val="1"/>
+      <w:numFmt w:val="bullet"/>
+      <w:lvlText w:val=""/>
+      <w:lvlJc w:val="left"/>
+      <w:pPr>
+        <w:ind w:left="4320" w:hanging="360"/>
+      </w:pPr>
+      <w:rPr>
+        <w:rFonts w:ascii="Wingdings" w:hAnsi="Wingdings" w:hint="default"/>
+      </w:rPr>
+    </w:lvl>
+    <w:lvl w:ilvl="6" w:tplc="04090001" w:tentative="1">
+      <w:start w:val="1"/>
+      <w:numFmt w:val="bullet"/>
+      <w:lvlText w:val=""/>
+      <w:lvlJc w:val="left"/>
+      <w:pPr>
+        <w:ind w:left="5040" w:hanging="360"/>
+      </w:pPr>
+      <w:rPr>
+        <w:rFonts w:ascii="Symbol" w:hAnsi="Symbol" w:hint="default"/>
+      </w:rPr>
+    </w:lvl>
+    <w:lvl w:ilvl="7" w:tplc="04090003" w:tentative="1">
+      <w:start w:val="1"/>
+      <w:numFmt w:val="bullet"/>
+      <w:lvlText w:val="o"/>
+      <w:lvlJc w:val="left"/>
+      <w:pPr>
+        <w:ind w:left="5760" w:hanging="360"/>
+      </w:pPr>
+      <w:rPr>
+        <w:rFonts w:ascii="Courier New" w:hAnsi="Courier New" w:cs="Courier New" w:hint="default"/>
+      </w:rPr>
+    </w:lvl>
+    <w:lvl w:ilvl="8" w:tplc="04090005" w:tentative="1">
+      <w:start w:val="1"/>
+      <w:numFmt w:val="bullet"/>
+      <w:lvlText w:val=""/>
+      <w:lvlJc w:val="left"/>
+      <w:pPr>
+        <w:ind w:left="6480" w:hanging="360"/>
+      </w:pPr>
+      <w:rPr>
+        <w:rFonts w:ascii="Wingdings" w:hAnsi="Wingdings" w:hint="default"/>
+      </w:rPr>
+    </w:lvl>
+  </w:abstractNum>
+  <w:abstractNum w:abstractNumId="20" w15:restartNumberingAfterBreak="0">
+    <w:nsid w:val="570B1570"/>
+    <w:multiLevelType w:val="hybridMultilevel"/>
+    <w:tmpl w:val="7D6E42CC"/>
+    <w:lvl w:ilvl="0" w:tplc="04090001">
+      <w:start w:val="1"/>
+      <w:numFmt w:val="bullet"/>
+      <w:lvlText w:val=""/>
+      <w:lvlJc w:val="left"/>
+      <w:pPr>
+        <w:ind w:left="720" w:hanging="360"/>
+      </w:pPr>
+      <w:rPr>
+        <w:rFonts w:ascii="Symbol" w:hAnsi="Symbol" w:hint="default"/>
+      </w:rPr>
+    </w:lvl>
+    <w:lvl w:ilvl="1" w:tplc="04090003" w:tentative="1">
+      <w:start w:val="1"/>
+      <w:numFmt w:val="bullet"/>
+      <w:lvlText w:val="o"/>
+      <w:lvlJc w:val="left"/>
+      <w:pPr>
+        <w:ind w:left="1440" w:hanging="360"/>
+      </w:pPr>
+      <w:rPr>
+        <w:rFonts w:ascii="Courier New" w:hAnsi="Courier New" w:cs="Courier New" w:hint="default"/>
+      </w:rPr>
+    </w:lvl>
+    <w:lvl w:ilvl="2" w:tplc="04090005" w:tentative="1">
+      <w:start w:val="1"/>
+      <w:numFmt w:val="bullet"/>
+      <w:lvlText w:val=""/>
+      <w:lvlJc w:val="left"/>
+      <w:pPr>
+        <w:ind w:left="2160" w:hanging="360"/>
+      </w:pPr>
+      <w:rPr>
+        <w:rFonts w:ascii="Wingdings" w:hAnsi="Wingdings" w:hint="default"/>
+      </w:rPr>
+    </w:lvl>
+    <w:lvl w:ilvl="3" w:tplc="04090001" w:tentative="1">
+      <w:start w:val="1"/>
+      <w:numFmt w:val="bullet"/>
+      <w:lvlText w:val=""/>
+      <w:lvlJc w:val="left"/>
+      <w:pPr>
+        <w:ind w:left="2880" w:hanging="360"/>
+      </w:pPr>
+      <w:rPr>
+        <w:rFonts w:ascii="Symbol" w:hAnsi="Symbol" w:hint="default"/>
+      </w:rPr>
+    </w:lvl>
+    <w:lvl w:ilvl="4" w:tplc="04090003" w:tentative="1">
+      <w:start w:val="1"/>
+      <w:numFmt w:val="bullet"/>
+      <w:lvlText w:val="o"/>
+      <w:lvlJc w:val="left"/>
+      <w:pPr>
+        <w:ind w:left="3600" w:hanging="360"/>
+      </w:pPr>
+      <w:rPr>
+        <w:rFonts w:ascii="Courier New" w:hAnsi="Courier New" w:cs="Courier New" w:hint="default"/>
+      </w:rPr>
+    </w:lvl>
+    <w:lvl w:ilvl="5" w:tplc="04090005" w:tentative="1">
+      <w:start w:val="1"/>
+      <w:numFmt w:val="bullet"/>
+      <w:lvlText w:val=""/>
+      <w:lvlJc w:val="left"/>
+      <w:pPr>
+        <w:ind w:left="4320" w:hanging="360"/>
+      </w:pPr>
+      <w:rPr>
+        <w:rFonts w:ascii="Wingdings" w:hAnsi="Wingdings" w:hint="default"/>
+      </w:rPr>
+    </w:lvl>
+    <w:lvl w:ilvl="6" w:tplc="04090001" w:tentative="1">
+      <w:start w:val="1"/>
+      <w:numFmt w:val="bullet"/>
+      <w:lvlText w:val=""/>
+      <w:lvlJc w:val="left"/>
+      <w:pPr>
+        <w:ind w:left="5040" w:hanging="360"/>
+      </w:pPr>
+      <w:rPr>
+        <w:rFonts w:ascii="Symbol" w:hAnsi="Symbol" w:hint="default"/>
+      </w:rPr>
+    </w:lvl>
+    <w:lvl w:ilvl="7" w:tplc="04090003" w:tentative="1">
+      <w:start w:val="1"/>
+      <w:numFmt w:val="bullet"/>
+      <w:lvlText w:val="o"/>
+      <w:lvlJc w:val="left"/>
+      <w:pPr>
+        <w:ind w:left="5760" w:hanging="360"/>
+      </w:pPr>
+      <w:rPr>
+        <w:rFonts w:ascii="Courier New" w:hAnsi="Courier New" w:cs="Courier New" w:hint="default"/>
+      </w:rPr>
+    </w:lvl>
+    <w:lvl w:ilvl="8" w:tplc="04090005" w:tentative="1">
+      <w:start w:val="1"/>
+      <w:numFmt w:val="bullet"/>
+      <w:lvlText w:val=""/>
+      <w:lvlJc w:val="left"/>
+      <w:pPr>
+        <w:ind w:left="6480" w:hanging="360"/>
+      </w:pPr>
+      <w:rPr>
+        <w:rFonts w:ascii="Wingdings" w:hAnsi="Wingdings" w:hint="default"/>
+      </w:rPr>
+    </w:lvl>
+  </w:abstractNum>
+  <w:abstractNum w:abstractNumId="21" w15:restartNumberingAfterBreak="0">
+    <w:nsid w:val="570D586D"/>
+    <w:multiLevelType w:val="hybridMultilevel"/>
+    <w:tmpl w:val="F0A45E02"/>
+    <w:lvl w:ilvl="0" w:tplc="AA76FC70">
+      <w:start w:val="10"/>
+      <w:numFmt w:val="bullet"/>
+      <w:lvlText w:val="-"/>
+      <w:lvlJc w:val="left"/>
+      <w:pPr>
+        <w:ind w:left="720" w:hanging="360"/>
+      </w:pPr>
+      <w:rPr>
+        <w:rFonts w:ascii="Calibri" w:eastAsiaTheme="minorHAnsi" w:hAnsi="Calibri" w:cs="Calibri" w:hint="default"/>
+      </w:rPr>
+    </w:lvl>
+    <w:lvl w:ilvl="1" w:tplc="04090003" w:tentative="1">
+      <w:start w:val="1"/>
+      <w:numFmt w:val="bullet"/>
+      <w:lvlText w:val="o"/>
+      <w:lvlJc w:val="left"/>
+      <w:pPr>
+        <w:ind w:left="1440" w:hanging="360"/>
+      </w:pPr>
+      <w:rPr>
+        <w:rFonts w:ascii="Courier New" w:hAnsi="Courier New" w:cs="Courier New" w:hint="default"/>
+      </w:rPr>
+    </w:lvl>
+    <w:lvl w:ilvl="2" w:tplc="04090005" w:tentative="1">
+      <w:start w:val="1"/>
+      <w:numFmt w:val="bullet"/>
+      <w:lvlText w:val=""/>
+      <w:lvlJc w:val="left"/>
+      <w:pPr>
+        <w:ind w:left="2160" w:hanging="360"/>
+      </w:pPr>
+      <w:rPr>
+        <w:rFonts w:ascii="Wingdings" w:hAnsi="Wingdings" w:hint="default"/>
+      </w:rPr>
+    </w:lvl>
+    <w:lvl w:ilvl="3" w:tplc="04090001" w:tentative="1">
+      <w:start w:val="1"/>
+      <w:numFmt w:val="bullet"/>
+      <w:lvlText w:val=""/>
+      <w:lvlJc w:val="left"/>
+      <w:pPr>
+        <w:ind w:left="2880" w:hanging="360"/>
+      </w:pPr>
+      <w:rPr>
+        <w:rFonts w:ascii="Symbol" w:hAnsi="Symbol" w:hint="default"/>
+      </w:rPr>
+    </w:lvl>
+    <w:lvl w:ilvl="4" w:tplc="04090003" w:tentative="1">
+      <w:start w:val="1"/>
+      <w:numFmt w:val="bullet"/>
+      <w:lvlText w:val="o"/>
+      <w:lvlJc w:val="left"/>
+      <w:pPr>
+        <w:ind w:left="3600" w:hanging="360"/>
+      </w:pPr>
+      <w:rPr>
+        <w:rFonts w:ascii="Courier New" w:hAnsi="Courier New" w:cs="Courier New" w:hint="default"/>
+      </w:rPr>
+    </w:lvl>
+    <w:lvl w:ilvl="5" w:tplc="04090005" w:tentative="1">
+      <w:start w:val="1"/>
+      <w:numFmt w:val="bullet"/>
+      <w:lvlText w:val=""/>
+      <w:lvlJc w:val="left"/>
+      <w:pPr>
+        <w:ind w:left="4320" w:hanging="360"/>
+      </w:pPr>
+      <w:rPr>
+        <w:rFonts w:ascii="Wingdings" w:hAnsi="Wingdings" w:hint="default"/>
+      </w:rPr>
+    </w:lvl>
+    <w:lvl w:ilvl="6" w:tplc="04090001" w:tentative="1">
+      <w:start w:val="1"/>
+      <w:numFmt w:val="bullet"/>
+      <w:lvlText w:val=""/>
+      <w:lvlJc w:val="left"/>
+      <w:pPr>
+        <w:ind w:left="5040" w:hanging="360"/>
+      </w:pPr>
+      <w:rPr>
+        <w:rFonts w:ascii="Symbol" w:hAnsi="Symbol" w:hint="default"/>
+      </w:rPr>
+    </w:lvl>
+    <w:lvl w:ilvl="7" w:tplc="04090003" w:tentative="1">
+      <w:start w:val="1"/>
+      <w:numFmt w:val="bullet"/>
+      <w:lvlText w:val="o"/>
+      <w:lvlJc w:val="left"/>
+      <w:pPr>
+        <w:ind w:left="5760" w:hanging="360"/>
+      </w:pPr>
+      <w:rPr>
+        <w:rFonts w:ascii="Courier New" w:hAnsi="Courier New" w:cs="Courier New" w:hint="default"/>
+      </w:rPr>
+    </w:lvl>
+    <w:lvl w:ilvl="8" w:tplc="04090005" w:tentative="1">
+      <w:start w:val="1"/>
+      <w:numFmt w:val="bullet"/>
+      <w:lvlText w:val=""/>
+      <w:lvlJc w:val="left"/>
+      <w:pPr>
+        <w:ind w:left="6480" w:hanging="360"/>
+      </w:pPr>
+      <w:rPr>
+        <w:rFonts w:ascii="Wingdings" w:hAnsi="Wingdings" w:hint="default"/>
+      </w:rPr>
+    </w:lvl>
+  </w:abstractNum>
+  <w:abstractNum w:abstractNumId="22" w15:restartNumberingAfterBreak="0">
     <w:nsid w:val="59794E23"/>
     <w:multiLevelType w:val="multilevel"/>
     <w:tmpl w:val="A90474E8"/>
@@ -1873,7 +4630,7 @@
       </w:rPr>
     </w:lvl>
   </w:abstractNum>
-  <w:abstractNum w:abstractNumId="6" w15:restartNumberingAfterBreak="0">
+  <w:abstractNum w:abstractNumId="23" w15:restartNumberingAfterBreak="0">
     <w:nsid w:val="602A7F84"/>
     <w:multiLevelType w:val="hybridMultilevel"/>
     <w:tmpl w:val="0CEE6B48"/>
@@ -1986,7 +4743,233 @@
       </w:rPr>
     </w:lvl>
   </w:abstractNum>
-  <w:abstractNum w:abstractNumId="7" w15:restartNumberingAfterBreak="0">
+  <w:abstractNum w:abstractNumId="24" w15:restartNumberingAfterBreak="0">
+    <w:nsid w:val="6698135F"/>
+    <w:multiLevelType w:val="hybridMultilevel"/>
+    <w:tmpl w:val="DC1EFBA6"/>
+    <w:lvl w:ilvl="0" w:tplc="04090001">
+      <w:start w:val="1"/>
+      <w:numFmt w:val="bullet"/>
+      <w:lvlText w:val=""/>
+      <w:lvlJc w:val="left"/>
+      <w:pPr>
+        <w:ind w:left="720" w:hanging="360"/>
+      </w:pPr>
+      <w:rPr>
+        <w:rFonts w:ascii="Symbol" w:hAnsi="Symbol" w:hint="default"/>
+      </w:rPr>
+    </w:lvl>
+    <w:lvl w:ilvl="1" w:tplc="04090003" w:tentative="1">
+      <w:start w:val="1"/>
+      <w:numFmt w:val="bullet"/>
+      <w:lvlText w:val="o"/>
+      <w:lvlJc w:val="left"/>
+      <w:pPr>
+        <w:ind w:left="1440" w:hanging="360"/>
+      </w:pPr>
+      <w:rPr>
+        <w:rFonts w:ascii="Courier New" w:hAnsi="Courier New" w:cs="Courier New" w:hint="default"/>
+      </w:rPr>
+    </w:lvl>
+    <w:lvl w:ilvl="2" w:tplc="04090005" w:tentative="1">
+      <w:start w:val="1"/>
+      <w:numFmt w:val="bullet"/>
+      <w:lvlText w:val=""/>
+      <w:lvlJc w:val="left"/>
+      <w:pPr>
+        <w:ind w:left="2160" w:hanging="360"/>
+      </w:pPr>
+      <w:rPr>
+        <w:rFonts w:ascii="Wingdings" w:hAnsi="Wingdings" w:hint="default"/>
+      </w:rPr>
+    </w:lvl>
+    <w:lvl w:ilvl="3" w:tplc="04090001" w:tentative="1">
+      <w:start w:val="1"/>
+      <w:numFmt w:val="bullet"/>
+      <w:lvlText w:val=""/>
+      <w:lvlJc w:val="left"/>
+      <w:pPr>
+        <w:ind w:left="2880" w:hanging="360"/>
+      </w:pPr>
+      <w:rPr>
+        <w:rFonts w:ascii="Symbol" w:hAnsi="Symbol" w:hint="default"/>
+      </w:rPr>
+    </w:lvl>
+    <w:lvl w:ilvl="4" w:tplc="04090003" w:tentative="1">
+      <w:start w:val="1"/>
+      <w:numFmt w:val="bullet"/>
+      <w:lvlText w:val="o"/>
+      <w:lvlJc w:val="left"/>
+      <w:pPr>
+        <w:ind w:left="3600" w:hanging="360"/>
+      </w:pPr>
+      <w:rPr>
+        <w:rFonts w:ascii="Courier New" w:hAnsi="Courier New" w:cs="Courier New" w:hint="default"/>
+      </w:rPr>
+    </w:lvl>
+    <w:lvl w:ilvl="5" w:tplc="04090005" w:tentative="1">
+      <w:start w:val="1"/>
+      <w:numFmt w:val="bullet"/>
+      <w:lvlText w:val=""/>
+      <w:lvlJc w:val="left"/>
+      <w:pPr>
+        <w:ind w:left="4320" w:hanging="360"/>
+      </w:pPr>
+      <w:rPr>
+        <w:rFonts w:ascii="Wingdings" w:hAnsi="Wingdings" w:hint="default"/>
+      </w:rPr>
+    </w:lvl>
+    <w:lvl w:ilvl="6" w:tplc="04090001" w:tentative="1">
+      <w:start w:val="1"/>
+      <w:numFmt w:val="bullet"/>
+      <w:lvlText w:val=""/>
+      <w:lvlJc w:val="left"/>
+      <w:pPr>
+        <w:ind w:left="5040" w:hanging="360"/>
+      </w:pPr>
+      <w:rPr>
+        <w:rFonts w:ascii="Symbol" w:hAnsi="Symbol" w:hint="default"/>
+      </w:rPr>
+    </w:lvl>
+    <w:lvl w:ilvl="7" w:tplc="04090003" w:tentative="1">
+      <w:start w:val="1"/>
+      <w:numFmt w:val="bullet"/>
+      <w:lvlText w:val="o"/>
+      <w:lvlJc w:val="left"/>
+      <w:pPr>
+        <w:ind w:left="5760" w:hanging="360"/>
+      </w:pPr>
+      <w:rPr>
+        <w:rFonts w:ascii="Courier New" w:hAnsi="Courier New" w:cs="Courier New" w:hint="default"/>
+      </w:rPr>
+    </w:lvl>
+    <w:lvl w:ilvl="8" w:tplc="04090005" w:tentative="1">
+      <w:start w:val="1"/>
+      <w:numFmt w:val="bullet"/>
+      <w:lvlText w:val=""/>
+      <w:lvlJc w:val="left"/>
+      <w:pPr>
+        <w:ind w:left="6480" w:hanging="360"/>
+      </w:pPr>
+      <w:rPr>
+        <w:rFonts w:ascii="Wingdings" w:hAnsi="Wingdings" w:hint="default"/>
+      </w:rPr>
+    </w:lvl>
+  </w:abstractNum>
+  <w:abstractNum w:abstractNumId="25" w15:restartNumberingAfterBreak="0">
+    <w:nsid w:val="68845B51"/>
+    <w:multiLevelType w:val="hybridMultilevel"/>
+    <w:tmpl w:val="79981706"/>
+    <w:lvl w:ilvl="0" w:tplc="5BDECAD4">
+      <w:start w:val="10"/>
+      <w:numFmt w:val="bullet"/>
+      <w:lvlText w:val="-"/>
+      <w:lvlJc w:val="left"/>
+      <w:pPr>
+        <w:ind w:left="720" w:hanging="360"/>
+      </w:pPr>
+      <w:rPr>
+        <w:rFonts w:ascii="Calibri" w:eastAsiaTheme="minorHAnsi" w:hAnsi="Calibri" w:cs="Calibri" w:hint="default"/>
+      </w:rPr>
+    </w:lvl>
+    <w:lvl w:ilvl="1" w:tplc="04090003" w:tentative="1">
+      <w:start w:val="1"/>
+      <w:numFmt w:val="bullet"/>
+      <w:lvlText w:val="o"/>
+      <w:lvlJc w:val="left"/>
+      <w:pPr>
+        <w:ind w:left="1440" w:hanging="360"/>
+      </w:pPr>
+      <w:rPr>
+        <w:rFonts w:ascii="Courier New" w:hAnsi="Courier New" w:cs="Courier New" w:hint="default"/>
+      </w:rPr>
+    </w:lvl>
+    <w:lvl w:ilvl="2" w:tplc="04090005" w:tentative="1">
+      <w:start w:val="1"/>
+      <w:numFmt w:val="bullet"/>
+      <w:lvlText w:val=""/>
+      <w:lvlJc w:val="left"/>
+      <w:pPr>
+        <w:ind w:left="2160" w:hanging="360"/>
+      </w:pPr>
+      <w:rPr>
+        <w:rFonts w:ascii="Wingdings" w:hAnsi="Wingdings" w:hint="default"/>
+      </w:rPr>
+    </w:lvl>
+    <w:lvl w:ilvl="3" w:tplc="04090001" w:tentative="1">
+      <w:start w:val="1"/>
+      <w:numFmt w:val="bullet"/>
+      <w:lvlText w:val=""/>
+      <w:lvlJc w:val="left"/>
+      <w:pPr>
+        <w:ind w:left="2880" w:hanging="360"/>
+      </w:pPr>
+      <w:rPr>
+        <w:rFonts w:ascii="Symbol" w:hAnsi="Symbol" w:hint="default"/>
+      </w:rPr>
+    </w:lvl>
+    <w:lvl w:ilvl="4" w:tplc="04090003" w:tentative="1">
+      <w:start w:val="1"/>
+      <w:numFmt w:val="bullet"/>
+      <w:lvlText w:val="o"/>
+      <w:lvlJc w:val="left"/>
+      <w:pPr>
+        <w:ind w:left="3600" w:hanging="360"/>
+      </w:pPr>
+      <w:rPr>
+        <w:rFonts w:ascii="Courier New" w:hAnsi="Courier New" w:cs="Courier New" w:hint="default"/>
+      </w:rPr>
+    </w:lvl>
+    <w:lvl w:ilvl="5" w:tplc="04090005" w:tentative="1">
+      <w:start w:val="1"/>
+      <w:numFmt w:val="bullet"/>
+      <w:lvlText w:val=""/>
+      <w:lvlJc w:val="left"/>
+      <w:pPr>
+        <w:ind w:left="4320" w:hanging="360"/>
+      </w:pPr>
+      <w:rPr>
+        <w:rFonts w:ascii="Wingdings" w:hAnsi="Wingdings" w:hint="default"/>
+      </w:rPr>
+    </w:lvl>
+    <w:lvl w:ilvl="6" w:tplc="04090001" w:tentative="1">
+      <w:start w:val="1"/>
+      <w:numFmt w:val="bullet"/>
+      <w:lvlText w:val=""/>
+      <w:lvlJc w:val="left"/>
+      <w:pPr>
+        <w:ind w:left="5040" w:hanging="360"/>
+      </w:pPr>
+      <w:rPr>
+        <w:rFonts w:ascii="Symbol" w:hAnsi="Symbol" w:hint="default"/>
+      </w:rPr>
+    </w:lvl>
+    <w:lvl w:ilvl="7" w:tplc="04090003" w:tentative="1">
+      <w:start w:val="1"/>
+      <w:numFmt w:val="bullet"/>
+      <w:lvlText w:val="o"/>
+      <w:lvlJc w:val="left"/>
+      <w:pPr>
+        <w:ind w:left="5760" w:hanging="360"/>
+      </w:pPr>
+      <w:rPr>
+        <w:rFonts w:ascii="Courier New" w:hAnsi="Courier New" w:cs="Courier New" w:hint="default"/>
+      </w:rPr>
+    </w:lvl>
+    <w:lvl w:ilvl="8" w:tplc="04090005" w:tentative="1">
+      <w:start w:val="1"/>
+      <w:numFmt w:val="bullet"/>
+      <w:lvlText w:val=""/>
+      <w:lvlJc w:val="left"/>
+      <w:pPr>
+        <w:ind w:left="6480" w:hanging="360"/>
+      </w:pPr>
+      <w:rPr>
+        <w:rFonts w:ascii="Wingdings" w:hAnsi="Wingdings" w:hint="default"/>
+      </w:rPr>
+    </w:lvl>
+  </w:abstractNum>
+  <w:abstractNum w:abstractNumId="26" w15:restartNumberingAfterBreak="0">
     <w:nsid w:val="69C630DC"/>
     <w:multiLevelType w:val="hybridMultilevel"/>
     <w:tmpl w:val="814CBD84"/>
@@ -2099,7 +5082,233 @@
       </w:rPr>
     </w:lvl>
   </w:abstractNum>
-  <w:abstractNum w:abstractNumId="8" w15:restartNumberingAfterBreak="0">
+  <w:abstractNum w:abstractNumId="27" w15:restartNumberingAfterBreak="0">
+    <w:nsid w:val="6A616965"/>
+    <w:multiLevelType w:val="hybridMultilevel"/>
+    <w:tmpl w:val="9F0E72B6"/>
+    <w:lvl w:ilvl="0" w:tplc="5BDECAD4">
+      <w:start w:val="10"/>
+      <w:numFmt w:val="bullet"/>
+      <w:lvlText w:val="-"/>
+      <w:lvlJc w:val="left"/>
+      <w:pPr>
+        <w:ind w:left="720" w:hanging="360"/>
+      </w:pPr>
+      <w:rPr>
+        <w:rFonts w:ascii="Calibri" w:eastAsiaTheme="minorHAnsi" w:hAnsi="Calibri" w:cs="Calibri" w:hint="default"/>
+      </w:rPr>
+    </w:lvl>
+    <w:lvl w:ilvl="1" w:tplc="04090003" w:tentative="1">
+      <w:start w:val="1"/>
+      <w:numFmt w:val="bullet"/>
+      <w:lvlText w:val="o"/>
+      <w:lvlJc w:val="left"/>
+      <w:pPr>
+        <w:ind w:left="1440" w:hanging="360"/>
+      </w:pPr>
+      <w:rPr>
+        <w:rFonts w:ascii="Courier New" w:hAnsi="Courier New" w:cs="Courier New" w:hint="default"/>
+      </w:rPr>
+    </w:lvl>
+    <w:lvl w:ilvl="2" w:tplc="04090005" w:tentative="1">
+      <w:start w:val="1"/>
+      <w:numFmt w:val="bullet"/>
+      <w:lvlText w:val=""/>
+      <w:lvlJc w:val="left"/>
+      <w:pPr>
+        <w:ind w:left="2160" w:hanging="360"/>
+      </w:pPr>
+      <w:rPr>
+        <w:rFonts w:ascii="Wingdings" w:hAnsi="Wingdings" w:hint="default"/>
+      </w:rPr>
+    </w:lvl>
+    <w:lvl w:ilvl="3" w:tplc="04090001" w:tentative="1">
+      <w:start w:val="1"/>
+      <w:numFmt w:val="bullet"/>
+      <w:lvlText w:val=""/>
+      <w:lvlJc w:val="left"/>
+      <w:pPr>
+        <w:ind w:left="2880" w:hanging="360"/>
+      </w:pPr>
+      <w:rPr>
+        <w:rFonts w:ascii="Symbol" w:hAnsi="Symbol" w:hint="default"/>
+      </w:rPr>
+    </w:lvl>
+    <w:lvl w:ilvl="4" w:tplc="04090003" w:tentative="1">
+      <w:start w:val="1"/>
+      <w:numFmt w:val="bullet"/>
+      <w:lvlText w:val="o"/>
+      <w:lvlJc w:val="left"/>
+      <w:pPr>
+        <w:ind w:left="3600" w:hanging="360"/>
+      </w:pPr>
+      <w:rPr>
+        <w:rFonts w:ascii="Courier New" w:hAnsi="Courier New" w:cs="Courier New" w:hint="default"/>
+      </w:rPr>
+    </w:lvl>
+    <w:lvl w:ilvl="5" w:tplc="04090005" w:tentative="1">
+      <w:start w:val="1"/>
+      <w:numFmt w:val="bullet"/>
+      <w:lvlText w:val=""/>
+      <w:lvlJc w:val="left"/>
+      <w:pPr>
+        <w:ind w:left="4320" w:hanging="360"/>
+      </w:pPr>
+      <w:rPr>
+        <w:rFonts w:ascii="Wingdings" w:hAnsi="Wingdings" w:hint="default"/>
+      </w:rPr>
+    </w:lvl>
+    <w:lvl w:ilvl="6" w:tplc="04090001" w:tentative="1">
+      <w:start w:val="1"/>
+      <w:numFmt w:val="bullet"/>
+      <w:lvlText w:val=""/>
+      <w:lvlJc w:val="left"/>
+      <w:pPr>
+        <w:ind w:left="5040" w:hanging="360"/>
+      </w:pPr>
+      <w:rPr>
+        <w:rFonts w:ascii="Symbol" w:hAnsi="Symbol" w:hint="default"/>
+      </w:rPr>
+    </w:lvl>
+    <w:lvl w:ilvl="7" w:tplc="04090003" w:tentative="1">
+      <w:start w:val="1"/>
+      <w:numFmt w:val="bullet"/>
+      <w:lvlText w:val="o"/>
+      <w:lvlJc w:val="left"/>
+      <w:pPr>
+        <w:ind w:left="5760" w:hanging="360"/>
+      </w:pPr>
+      <w:rPr>
+        <w:rFonts w:ascii="Courier New" w:hAnsi="Courier New" w:cs="Courier New" w:hint="default"/>
+      </w:rPr>
+    </w:lvl>
+    <w:lvl w:ilvl="8" w:tplc="04090005" w:tentative="1">
+      <w:start w:val="1"/>
+      <w:numFmt w:val="bullet"/>
+      <w:lvlText w:val=""/>
+      <w:lvlJc w:val="left"/>
+      <w:pPr>
+        <w:ind w:left="6480" w:hanging="360"/>
+      </w:pPr>
+      <w:rPr>
+        <w:rFonts w:ascii="Wingdings" w:hAnsi="Wingdings" w:hint="default"/>
+      </w:rPr>
+    </w:lvl>
+  </w:abstractNum>
+  <w:abstractNum w:abstractNumId="28" w15:restartNumberingAfterBreak="0">
+    <w:nsid w:val="6EDE1919"/>
+    <w:multiLevelType w:val="hybridMultilevel"/>
+    <w:tmpl w:val="93F8F8AE"/>
+    <w:lvl w:ilvl="0" w:tplc="FC2CC380">
+      <w:start w:val="10"/>
+      <w:numFmt w:val="bullet"/>
+      <w:lvlText w:val="-"/>
+      <w:lvlJc w:val="left"/>
+      <w:pPr>
+        <w:ind w:left="720" w:hanging="360"/>
+      </w:pPr>
+      <w:rPr>
+        <w:rFonts w:ascii="Calibri" w:eastAsiaTheme="minorHAnsi" w:hAnsi="Calibri" w:cs="Calibri" w:hint="default"/>
+      </w:rPr>
+    </w:lvl>
+    <w:lvl w:ilvl="1" w:tplc="04090003" w:tentative="1">
+      <w:start w:val="1"/>
+      <w:numFmt w:val="bullet"/>
+      <w:lvlText w:val="o"/>
+      <w:lvlJc w:val="left"/>
+      <w:pPr>
+        <w:ind w:left="1440" w:hanging="360"/>
+      </w:pPr>
+      <w:rPr>
+        <w:rFonts w:ascii="Courier New" w:hAnsi="Courier New" w:cs="Courier New" w:hint="default"/>
+      </w:rPr>
+    </w:lvl>
+    <w:lvl w:ilvl="2" w:tplc="04090005" w:tentative="1">
+      <w:start w:val="1"/>
+      <w:numFmt w:val="bullet"/>
+      <w:lvlText w:val=""/>
+      <w:lvlJc w:val="left"/>
+      <w:pPr>
+        <w:ind w:left="2160" w:hanging="360"/>
+      </w:pPr>
+      <w:rPr>
+        <w:rFonts w:ascii="Wingdings" w:hAnsi="Wingdings" w:hint="default"/>
+      </w:rPr>
+    </w:lvl>
+    <w:lvl w:ilvl="3" w:tplc="04090001" w:tentative="1">
+      <w:start w:val="1"/>
+      <w:numFmt w:val="bullet"/>
+      <w:lvlText w:val=""/>
+      <w:lvlJc w:val="left"/>
+      <w:pPr>
+        <w:ind w:left="2880" w:hanging="360"/>
+      </w:pPr>
+      <w:rPr>
+        <w:rFonts w:ascii="Symbol" w:hAnsi="Symbol" w:hint="default"/>
+      </w:rPr>
+    </w:lvl>
+    <w:lvl w:ilvl="4" w:tplc="04090003" w:tentative="1">
+      <w:start w:val="1"/>
+      <w:numFmt w:val="bullet"/>
+      <w:lvlText w:val="o"/>
+      <w:lvlJc w:val="left"/>
+      <w:pPr>
+        <w:ind w:left="3600" w:hanging="360"/>
+      </w:pPr>
+      <w:rPr>
+        <w:rFonts w:ascii="Courier New" w:hAnsi="Courier New" w:cs="Courier New" w:hint="default"/>
+      </w:rPr>
+    </w:lvl>
+    <w:lvl w:ilvl="5" w:tplc="04090005" w:tentative="1">
+      <w:start w:val="1"/>
+      <w:numFmt w:val="bullet"/>
+      <w:lvlText w:val=""/>
+      <w:lvlJc w:val="left"/>
+      <w:pPr>
+        <w:ind w:left="4320" w:hanging="360"/>
+      </w:pPr>
+      <w:rPr>
+        <w:rFonts w:ascii="Wingdings" w:hAnsi="Wingdings" w:hint="default"/>
+      </w:rPr>
+    </w:lvl>
+    <w:lvl w:ilvl="6" w:tplc="04090001" w:tentative="1">
+      <w:start w:val="1"/>
+      <w:numFmt w:val="bullet"/>
+      <w:lvlText w:val=""/>
+      <w:lvlJc w:val="left"/>
+      <w:pPr>
+        <w:ind w:left="5040" w:hanging="360"/>
+      </w:pPr>
+      <w:rPr>
+        <w:rFonts w:ascii="Symbol" w:hAnsi="Symbol" w:hint="default"/>
+      </w:rPr>
+    </w:lvl>
+    <w:lvl w:ilvl="7" w:tplc="04090003" w:tentative="1">
+      <w:start w:val="1"/>
+      <w:numFmt w:val="bullet"/>
+      <w:lvlText w:val="o"/>
+      <w:lvlJc w:val="left"/>
+      <w:pPr>
+        <w:ind w:left="5760" w:hanging="360"/>
+      </w:pPr>
+      <w:rPr>
+        <w:rFonts w:ascii="Courier New" w:hAnsi="Courier New" w:cs="Courier New" w:hint="default"/>
+      </w:rPr>
+    </w:lvl>
+    <w:lvl w:ilvl="8" w:tplc="04090005" w:tentative="1">
+      <w:start w:val="1"/>
+      <w:numFmt w:val="bullet"/>
+      <w:lvlText w:val=""/>
+      <w:lvlJc w:val="left"/>
+      <w:pPr>
+        <w:ind w:left="6480" w:hanging="360"/>
+      </w:pPr>
+      <w:rPr>
+        <w:rFonts w:ascii="Wingdings" w:hAnsi="Wingdings" w:hint="default"/>
+      </w:rPr>
+    </w:lvl>
+  </w:abstractNum>
+  <w:abstractNum w:abstractNumId="29" w15:restartNumberingAfterBreak="0">
     <w:nsid w:val="7C0E7481"/>
     <w:multiLevelType w:val="hybridMultilevel"/>
     <w:tmpl w:val="AC78F8F0"/>
@@ -2214,31 +5423,94 @@
     </w:lvl>
   </w:abstractNum>
   <w:num w:numId="1" w16cid:durableId="904341615">
+    <w:abstractNumId w:val="14"/>
+  </w:num>
+  <w:num w:numId="2" w16cid:durableId="707418185">
+    <w:abstractNumId w:val="22"/>
+  </w:num>
+  <w:num w:numId="3" w16cid:durableId="310445455">
+    <w:abstractNumId w:val="4"/>
+  </w:num>
+  <w:num w:numId="4" w16cid:durableId="767193221">
+    <w:abstractNumId w:val="15"/>
+  </w:num>
+  <w:num w:numId="5" w16cid:durableId="1463844333">
+    <w:abstractNumId w:val="13"/>
+  </w:num>
+  <w:num w:numId="6" w16cid:durableId="1760834976">
+    <w:abstractNumId w:val="26"/>
+  </w:num>
+  <w:num w:numId="7" w16cid:durableId="1246067463">
+    <w:abstractNumId w:val="23"/>
+  </w:num>
+  <w:num w:numId="8" w16cid:durableId="1736319614">
+    <w:abstractNumId w:val="16"/>
+  </w:num>
+  <w:num w:numId="9" w16cid:durableId="2066443523">
+    <w:abstractNumId w:val="29"/>
+  </w:num>
+  <w:num w:numId="10" w16cid:durableId="1628391675">
+    <w:abstractNumId w:val="18"/>
+  </w:num>
+  <w:num w:numId="11" w16cid:durableId="808788464">
+    <w:abstractNumId w:val="8"/>
+  </w:num>
+  <w:num w:numId="12" w16cid:durableId="2074740207">
+    <w:abstractNumId w:val="20"/>
+  </w:num>
+  <w:num w:numId="13" w16cid:durableId="1109349957">
+    <w:abstractNumId w:val="11"/>
+  </w:num>
+  <w:num w:numId="14" w16cid:durableId="2047757244">
+    <w:abstractNumId w:val="0"/>
+  </w:num>
+  <w:num w:numId="15" w16cid:durableId="1419326527">
     <w:abstractNumId w:val="2"/>
   </w:num>
-  <w:num w:numId="2" w16cid:durableId="707418185">
+  <w:num w:numId="16" w16cid:durableId="1740520286">
+    <w:abstractNumId w:val="21"/>
+  </w:num>
+  <w:num w:numId="17" w16cid:durableId="1197039274">
+    <w:abstractNumId w:val="9"/>
+  </w:num>
+  <w:num w:numId="18" w16cid:durableId="1596745894">
+    <w:abstractNumId w:val="28"/>
+  </w:num>
+  <w:num w:numId="19" w16cid:durableId="512182084">
+    <w:abstractNumId w:val="10"/>
+  </w:num>
+  <w:num w:numId="20" w16cid:durableId="643581956">
+    <w:abstractNumId w:val="1"/>
+  </w:num>
+  <w:num w:numId="21" w16cid:durableId="791822070">
+    <w:abstractNumId w:val="3"/>
+  </w:num>
+  <w:num w:numId="22" w16cid:durableId="105735486">
+    <w:abstractNumId w:val="27"/>
+  </w:num>
+  <w:num w:numId="23" w16cid:durableId="1620062073">
+    <w:abstractNumId w:val="24"/>
+  </w:num>
+  <w:num w:numId="24" w16cid:durableId="483402034">
+    <w:abstractNumId w:val="7"/>
+  </w:num>
+  <w:num w:numId="25" w16cid:durableId="1998920584">
     <w:abstractNumId w:val="5"/>
   </w:num>
-  <w:num w:numId="3" w16cid:durableId="310445455">
-    <w:abstractNumId w:val="0"/>
+  <w:num w:numId="26" w16cid:durableId="45833720">
+    <w:abstractNumId w:val="25"/>
   </w:num>
-  <w:num w:numId="4" w16cid:durableId="767193221">
-    <w:abstractNumId w:val="3"/>
-  </w:num>
-  <w:num w:numId="5" w16cid:durableId="1463844333">
-    <w:abstractNumId w:val="1"/>
-  </w:num>
-  <w:num w:numId="6" w16cid:durableId="1760834976">
-    <w:abstractNumId w:val="7"/>
-  </w:num>
-  <w:num w:numId="7" w16cid:durableId="1246067463">
+  <w:num w:numId="27" w16cid:durableId="1820609264">
     <w:abstractNumId w:val="6"/>
   </w:num>
-  <w:num w:numId="8" w16cid:durableId="1736319614">
-    <w:abstractNumId w:val="4"/>
+  <w:num w:numId="28" w16cid:durableId="349448905">
+    <w:abstractNumId w:val="12"/>
   </w:num>
-  <w:num w:numId="9" w16cid:durableId="2066443523">
-    <w:abstractNumId w:val="8"/>
+  <w:num w:numId="29" w16cid:durableId="1346252464">
+    <w:abstractNumId w:val="17"/>
+  </w:num>
+  <w:num w:numId="30" w16cid:durableId="726495077">
+    <w:abstractNumId w:val="19"/>
   </w:num>
 </w:numbering>
 </file>
@@ -2850,6 +6122,7 @@
   <w:style w:type="character" w:default="1" w:styleId="DefaultParagraphFont">
     <w:name w:val="Default Paragraph Font"/>
     <w:uiPriority w:val="1"/>
+    <w:semiHidden/>
     <w:unhideWhenUsed/>
   </w:style>
   <w:style w:type="table" w:default="1" w:styleId="TableNormal">
@@ -3108,11 +6381,16 @@
     <w:basedOn w:val="Normal"/>
     <w:uiPriority w:val="34"/>
     <w:qFormat/>
-    <w:rsid w:val="00A53F97"/>
+    <w:rsid w:val="007C0F4B"/>
     <w:pPr>
-      <w:ind w:left="720"/>
+      <w:numPr>
+        <w:numId w:val="15"/>
+      </w:numPr>
       <w:contextualSpacing/>
     </w:pPr>
+    <w:rPr>
+      <w:lang w:val="en-US"/>
+    </w:rPr>
   </w:style>
   <w:style w:type="character" w:styleId="IntenseEmphasis">
     <w:name w:val="Intense Emphasis"/>
